--- a/All_Books/03 SUNSET AND SUNRISE OF SCIENCE/Word version/SUNSET_AND_SUNRISE_OF_SCIENCE_en.docx
+++ b/All_Books/03 SUNSET AND SUNRISE OF SCIENCE/Word version/SUNSET_AND_SUNRISE_OF_SCIENCE_en.docx
@@ -1,6 +1,6 @@
 
 <file path=word/document.xml><?xml version="1.0" encoding="utf-8"?>
-<w:document xmlns:wpc="http://schemas.microsoft.com/office/word/2010/wordprocessingCanvas" xmlns:cx="http://schemas.microsoft.com/office/drawing/2014/chartex" xmlns:cx1="http://schemas.microsoft.com/office/drawing/2015/9/8/chartex" xmlns:cx2="http://schemas.microsoft.com/office/drawing/2015/10/21/chartex" xmlns:cx3="http://schemas.microsoft.com/office/drawing/2016/5/9/chartex" xmlns:cx4="http://schemas.microsoft.com/office/drawing/2016/5/10/chartex" xmlns:cx5="http://schemas.microsoft.com/office/drawing/2016/5/11/chartex" xmlns:cx6="http://schemas.microsoft.com/office/drawing/2016/5/12/chartex" xmlns:cx7="http://schemas.microsoft.com/office/drawing/2016/5/13/chartex" xmlns:cx8="http://schemas.microsoft.com/office/drawing/2016/5/14/chartex" xmlns:mc="http://schemas.openxmlformats.org/markup-compatibility/2006" xmlns:aink="http://schemas.microsoft.com/office/drawing/2016/ink" xmlns:am3d="http://schemas.microsoft.com/office/drawing/2017/model3d" xmlns:o="urn:schemas-microsoft-com:office:office" xmlns:r="http://schemas.openxmlformats.org/officeDocument/2006/relationships" xmlns:m="http://schemas.openxmlformats.org/officeDocument/2006/math" xmlns:v="urn:schemas-microsoft-com:vml" xmlns:wp14="http://schemas.microsoft.com/office/word/2010/wordprocessingDrawing" xmlns:wp="http://schemas.openxmlformats.org/drawingml/2006/wordprocessingDrawing" xmlns:w10="urn:schemas-microsoft-com:office:word" xmlns:w="http://schemas.openxmlformats.org/wordprocessingml/2006/main" xmlns:w14="http://schemas.microsoft.com/office/word/2010/wordml" xmlns:w15="http://schemas.microsoft.com/office/word/2012/wordml" xmlns:w16cex="http://schemas.microsoft.com/office/word/2018/wordml/cex" xmlns:w16cid="http://schemas.microsoft.com/office/word/2016/wordml/cid" xmlns:w16="http://schemas.microsoft.com/office/word/2018/wordml" xmlns:w16sdtdh="http://schemas.microsoft.com/office/word/2020/wordml/sdtdatahash" xmlns:w16se="http://schemas.microsoft.com/office/word/2015/wordml/symex" xmlns:wpg="http://schemas.microsoft.com/office/word/2010/wordprocessingGroup" xmlns:wpi="http://schemas.microsoft.com/office/word/2010/wordprocessingInk" xmlns:wne="http://schemas.microsoft.com/office/word/2006/wordml" xmlns:wps="http://schemas.microsoft.com/office/word/2010/wordprocessingShape" mc:Ignorable="w14 w15 w16se w16cid w16 w16cex w16sdtdh wp14">
+<w:document xmlns:wpc="http://schemas.microsoft.com/office/word/2010/wordprocessingCanvas" xmlns:cx="http://schemas.microsoft.com/office/drawing/2014/chartex" xmlns:mc="http://schemas.openxmlformats.org/markup-compatibility/2006" xmlns:o="urn:schemas-microsoft-com:office:office" xmlns:r="http://schemas.openxmlformats.org/officeDocument/2006/relationships" xmlns:m="http://schemas.openxmlformats.org/officeDocument/2006/math" xmlns:v="urn:schemas-microsoft-com:vml" xmlns:wp14="http://schemas.microsoft.com/office/word/2010/wordprocessingDrawing" xmlns:wp="http://schemas.openxmlformats.org/drawingml/2006/wordprocessingDrawing" xmlns:w10="urn:schemas-microsoft-com:office:word" xmlns:w="http://schemas.openxmlformats.org/wordprocessingml/2006/main" xmlns:w14="http://schemas.microsoft.com/office/word/2010/wordml" xmlns:w15="http://schemas.microsoft.com/office/word/2012/wordml" xmlns:w16se="http://schemas.microsoft.com/office/word/2015/wordml/symex" xmlns:wpg="http://schemas.microsoft.com/office/word/2010/wordprocessingGroup" xmlns:wpi="http://schemas.microsoft.com/office/word/2010/wordprocessingInk" xmlns:wne="http://schemas.microsoft.com/office/word/2006/wordml" xmlns:wps="http://schemas.microsoft.com/office/word/2010/wordprocessingShape" mc:Ignorable="w14 w15 w16se wp14">
   <w:body>
     <w:p>
       <w:pPr>
@@ -18,6 +18,7 @@
           <w:noProof/>
           <w:sz w:val="24"/>
           <w:szCs w:val="24"/>
+          <w:lang w:eastAsia="en-US"/>
         </w:rPr>
         <w:drawing>
           <wp:anchor distT="0" distB="0" distL="114300" distR="114300" simplePos="0" relativeHeight="251659264" behindDoc="0" locked="0" layoutInCell="1" allowOverlap="1" wp14:anchorId="102ACDB4" wp14:editId="5522309E">
@@ -572,6 +573,7 @@
         <w:rPr>
           <w:rFonts w:ascii="Microsoft YaHei UI Light" w:eastAsia="Microsoft YaHei UI Light" w:hAnsi="Microsoft YaHei UI Light" w:cs="Microsoft YaHei UI Light" w:hint="eastAsia"/>
           <w:noProof/>
+          <w:lang w:eastAsia="en-US"/>
         </w:rPr>
         <w:drawing>
           <wp:inline distT="0" distB="0" distL="114300" distR="114300" wp14:anchorId="1BB004C4" wp14:editId="4AB38973">
@@ -18105,20 +18107,16 @@
           <w:color w:val="1A1C1E"/>
           <w:shd w:val="clear" w:color="auto" w:fill="FFFFFF"/>
         </w:rPr>
-        <w:t xml:space="preserve">arwin's theory of evolution posits that organic molecules form single-celled organisms, then multi-celled ones, which then evolve into microorganisms, then into aquatic life, then develop into amphibians, then advance to apes, and finally, from apes evolve into humans... </w:t>
-      </w:r>
-    </w:p>
-    <w:p>
-      <w:pPr>
-        <w:pStyle w:val="NormalWeb"/>
-        <w:shd w:val="clear" w:color="auto" w:fill="FFFFFF"/>
-        <w:spacing w:beforeAutospacing="1" w:after="216" w:line="240" w:lineRule="atLeast"/>
-        <w:jc w:val="both"/>
-        <w:rPr>
-          <w:rFonts w:ascii="Palatino Linotype" w:eastAsia="sans-serif" w:hAnsi="Palatino Linotype" w:cs="Palatino Linotype"/>
-          <w:color w:val="1A1C1E"/>
-        </w:rPr>
-      </w:pPr>
+        <w:t>D</w:t>
+      </w:r>
+      <w:r>
+        <w:rPr>
+          <w:rFonts w:ascii="Palatino Linotype" w:eastAsia="sans-serif" w:hAnsi="Palatino Linotype" w:cs="Palatino Linotype"/>
+          <w:color w:val="1A1C1E"/>
+          <w:shd w:val="clear" w:color="auto" w:fill="FFFFFF"/>
+        </w:rPr>
+        <w:t xml:space="preserve">arwin's theory of evolution posits that organic molecules form single-celled organisms, then multi-celled ones, which then evolve into microorganisms, then into aquatic life, then develop into amphibians, then </w:t>
+      </w:r>
       <w:r>
         <w:rPr>
           <w:rFonts w:ascii="Palatino Linotype" w:eastAsia="sans-serif" w:hAnsi="Palatino Linotype" w:cs="Palatino Linotype"/>
@@ -18126,6 +18124,26 @@
           <w:shd w:val="clear" w:color="auto" w:fill="FFFFFF"/>
         </w:rPr>
         <w:lastRenderedPageBreak/>
+        <w:t xml:space="preserve">advance to apes, and finally, from apes evolve into humans... </w:t>
+      </w:r>
+    </w:p>
+    <w:p>
+      <w:pPr>
+        <w:pStyle w:val="NormalWeb"/>
+        <w:shd w:val="clear" w:color="auto" w:fill="FFFFFF"/>
+        <w:spacing w:beforeAutospacing="1" w:after="216" w:line="240" w:lineRule="atLeast"/>
+        <w:jc w:val="both"/>
+        <w:rPr>
+          <w:rFonts w:ascii="Palatino Linotype" w:eastAsia="sans-serif" w:hAnsi="Palatino Linotype" w:cs="Palatino Linotype"/>
+          <w:color w:val="1A1C1E"/>
+        </w:rPr>
+      </w:pPr>
+      <w:r>
+        <w:rPr>
+          <w:rFonts w:ascii="Palatino Linotype" w:eastAsia="sans-serif" w:hAnsi="Palatino Linotype" w:cs="Palatino Linotype"/>
+          <w:color w:val="1A1C1E"/>
+          <w:shd w:val="clear" w:color="auto" w:fill="FFFFFF"/>
+        </w:rPr>
         <w:t>But from what I've read in the Principles of various religions, they do not say the same... What is your perspective on this?</w:t>
       </w:r>
     </w:p>
@@ -18296,6 +18314,14 @@
           <w:shd w:val="clear" w:color="auto" w:fill="FFFFFF"/>
         </w:rPr>
         <w:br/>
+      </w:r>
+      <w:r>
+        <w:rPr>
+          <w:rFonts w:ascii="Palatino Linotype" w:eastAsia="sans-serif" w:hAnsi="Palatino Linotype" w:cs="Palatino Linotype"/>
+          <w:color w:val="1A1C1E"/>
+          <w:shd w:val="clear" w:color="auto" w:fill="FFFFFF"/>
+        </w:rPr>
+        <w:lastRenderedPageBreak/>
         <w:t>– the changes in morphology over time,</w:t>
       </w:r>
       <w:r>
@@ -18334,187 +18360,187 @@
           <w:color w:val="1A1C1E"/>
           <w:shd w:val="clear" w:color="auto" w:fill="FFFFFF"/>
         </w:rPr>
+        <w:t>But I have come to realize one thing very clearly:</w:t>
+      </w:r>
+    </w:p>
+    <w:p>
+      <w:pPr>
+        <w:pStyle w:val="NormalWeb"/>
+        <w:shd w:val="clear" w:color="auto" w:fill="FFFFFF"/>
+        <w:spacing w:beforeAutospacing="1" w:after="216" w:line="240" w:lineRule="atLeast"/>
+        <w:jc w:val="both"/>
+        <w:rPr>
+          <w:rFonts w:ascii="Palatino Linotype" w:eastAsia="sans-serif" w:hAnsi="Palatino Linotype" w:cs="Palatino Linotype"/>
+          <w:color w:val="1A1C1E"/>
+        </w:rPr>
+      </w:pPr>
+      <w:r>
+        <w:rPr>
+          <w:rFonts w:ascii="Palatino Linotype" w:eastAsia="sans-serif" w:hAnsi="Palatino Linotype" w:cs="Palatino Linotype"/>
+          <w:color w:val="1A1C1E"/>
+          <w:shd w:val="clear" w:color="auto" w:fill="FFFFFF"/>
+        </w:rPr>
+        <w:t>All of those observations only prove variation and adaptation—they are not a sufficient basis to affirm the origin of humanity.</w:t>
+      </w:r>
+    </w:p>
+    <w:p>
+      <w:pPr>
+        <w:pStyle w:val="NormalWeb"/>
+        <w:shd w:val="clear" w:color="auto" w:fill="FFFFFF"/>
+        <w:spacing w:beforeAutospacing="1" w:after="216" w:line="240" w:lineRule="atLeast"/>
+        <w:jc w:val="both"/>
+        <w:rPr>
+          <w:rFonts w:ascii="Palatino Linotype" w:eastAsia="sans-serif" w:hAnsi="Palatino Linotype" w:cs="Palatino Linotype"/>
+          <w:color w:val="1A1C1E"/>
+        </w:rPr>
+      </w:pPr>
+      <w:r>
+        <w:rPr>
+          <w:rFonts w:ascii="Palatino Linotype" w:eastAsia="sans-serif" w:hAnsi="Palatino Linotype" w:cs="Palatino Linotype"/>
+          <w:color w:val="1A1C1E"/>
+          <w:shd w:val="clear" w:color="auto" w:fill="FFFFFF"/>
+        </w:rPr>
+        <w:t>The core of the issue lies here:</w:t>
+      </w:r>
+    </w:p>
+    <w:p>
+      <w:pPr>
+        <w:pStyle w:val="NormalWeb"/>
+        <w:shd w:val="clear" w:color="auto" w:fill="FFFFFF"/>
+        <w:spacing w:beforeAutospacing="1" w:after="216" w:line="240" w:lineRule="atLeast"/>
+        <w:jc w:val="both"/>
+        <w:rPr>
+          <w:rFonts w:ascii="Palatino Linotype" w:eastAsia="sans-serif" w:hAnsi="Palatino Linotype" w:cs="Palatino Linotype"/>
+          <w:color w:val="1A1C1E"/>
+        </w:rPr>
+      </w:pPr>
+      <w:r>
+        <w:rPr>
+          <w:rFonts w:ascii="Palatino Linotype" w:eastAsia="sans-serif" w:hAnsi="Palatino Linotype" w:cs="Palatino Linotype"/>
+          <w:color w:val="1A1C1E"/>
+          <w:shd w:val="clear" w:color="auto" w:fill="FFFFFF"/>
+        </w:rPr>
+        <w:t>Materialist science tries to trace the source of life from the bottom up—from chemistry to biology, from matter to consciousness.</w:t>
+      </w:r>
+    </w:p>
+    <w:p>
+      <w:pPr>
+        <w:pStyle w:val="NormalWeb"/>
+        <w:shd w:val="clear" w:color="auto" w:fill="FFFFFF"/>
+        <w:spacing w:beforeAutospacing="1" w:after="216" w:line="240" w:lineRule="atLeast"/>
+        <w:jc w:val="both"/>
+        <w:rPr>
+          <w:rFonts w:ascii="Palatino Linotype" w:eastAsia="sans-serif" w:hAnsi="Palatino Linotype" w:cs="Palatino Linotype"/>
+          <w:color w:val="1A1C1E"/>
+        </w:rPr>
+      </w:pPr>
+      <w:r>
+        <w:rPr>
+          <w:rFonts w:ascii="Palatino Linotype" w:eastAsia="sans-serif" w:hAnsi="Palatino Linotype" w:cs="Palatino Linotype"/>
+          <w:color w:val="1A1C1E"/>
+          <w:shd w:val="clear" w:color="auto" w:fill="FFFFFF"/>
+        </w:rPr>
+        <w:t>But… I have seen the opposite:</w:t>
+      </w:r>
+    </w:p>
+    <w:p>
+      <w:pPr>
+        <w:pStyle w:val="NormalWeb"/>
+        <w:shd w:val="clear" w:color="auto" w:fill="FFFFFF"/>
+        <w:spacing w:beforeAutospacing="1" w:after="216" w:line="240" w:lineRule="atLeast"/>
+        <w:jc w:val="both"/>
+        <w:rPr>
+          <w:rFonts w:ascii="Palatino Linotype" w:eastAsia="sans-serif" w:hAnsi="Palatino Linotype" w:cs="Palatino Linotype"/>
+          <w:color w:val="1A1C1E"/>
+        </w:rPr>
+      </w:pPr>
+      <w:r>
+        <w:rPr>
+          <w:rFonts w:ascii="Palatino Linotype" w:eastAsia="sans-serif" w:hAnsi="Palatino Linotype" w:cs="Palatino Linotype"/>
+          <w:color w:val="1A1C1E"/>
+          <w:shd w:val="clear" w:color="auto" w:fill="FFFFFF"/>
+        </w:rPr>
+        <w:t>Life is a pre-existing plane of thought. And the physical body is merely the corresponding manifestation of that plane of thought—within a specific dimension.</w:t>
+      </w:r>
+    </w:p>
+    <w:p>
+      <w:pPr>
+        <w:pStyle w:val="NormalWeb"/>
+        <w:shd w:val="clear" w:color="auto" w:fill="FFFFFF"/>
+        <w:spacing w:beforeAutospacing="1" w:after="216" w:line="240" w:lineRule="atLeast"/>
+        <w:jc w:val="both"/>
+        <w:rPr>
+          <w:rFonts w:ascii="Palatino Linotype" w:eastAsia="sans-serif" w:hAnsi="Palatino Linotype" w:cs="Palatino Linotype"/>
+          <w:color w:val="1A1C1E"/>
+        </w:rPr>
+      </w:pPr>
+      <w:r>
+        <w:rPr>
+          <w:rFonts w:ascii="Palatino Linotype" w:eastAsia="sans-serif" w:hAnsi="Palatino Linotype" w:cs="Palatino Linotype"/>
+          <w:color w:val="1A1C1E"/>
+          <w:shd w:val="clear" w:color="auto" w:fill="FFFFFF"/>
+        </w:rPr>
+        <w:t>To put it simply:</w:t>
+      </w:r>
+    </w:p>
+    <w:p>
+      <w:pPr>
+        <w:pStyle w:val="NormalWeb"/>
+        <w:shd w:val="clear" w:color="auto" w:fill="FFFFFF"/>
+        <w:spacing w:beforeAutospacing="1" w:after="216" w:line="240" w:lineRule="atLeast"/>
+        <w:jc w:val="both"/>
+        <w:rPr>
+          <w:rFonts w:ascii="Palatino Linotype" w:eastAsia="sans-serif" w:hAnsi="Palatino Linotype" w:cs="Palatino Linotype"/>
+          <w:color w:val="1A1C1E"/>
+        </w:rPr>
+      </w:pPr>
+      <w:r>
+        <w:rPr>
+          <w:rFonts w:ascii="Palatino Linotype" w:eastAsia="sans-serif" w:hAnsi="Palatino Linotype" w:cs="Palatino Linotype"/>
+          <w:color w:val="1A1C1E"/>
+          <w:shd w:val="clear" w:color="auto" w:fill="FFFFFF"/>
+        </w:rPr>
+        <w:t>Humans did not evolve from apes.</w:t>
+      </w:r>
+    </w:p>
+    <w:p>
+      <w:pPr>
+        <w:pStyle w:val="NormalWeb"/>
+        <w:shd w:val="clear" w:color="auto" w:fill="FFFFFF"/>
+        <w:spacing w:beforeAutospacing="1" w:after="216" w:line="240" w:lineRule="atLeast"/>
+        <w:jc w:val="both"/>
+        <w:rPr>
+          <w:rFonts w:ascii="Palatino Linotype" w:eastAsia="sans-serif" w:hAnsi="Palatino Linotype" w:cs="Palatino Linotype"/>
+          <w:color w:val="1A1C1E"/>
+        </w:rPr>
+      </w:pPr>
+      <w:r>
+        <w:rPr>
+          <w:rFonts w:ascii="Palatino Linotype" w:eastAsia="sans-serif" w:hAnsi="Palatino Linotype" w:cs="Palatino Linotype"/>
+          <w:color w:val="1A1C1E"/>
+          <w:shd w:val="clear" w:color="auto" w:fill="FFFFFF"/>
+        </w:rPr>
+        <w:t>Rather, human beings—with a higher level of consciousness—were once created in a different way.</w:t>
+      </w:r>
+    </w:p>
+    <w:p>
+      <w:pPr>
+        <w:pStyle w:val="NormalWeb"/>
+        <w:shd w:val="clear" w:color="auto" w:fill="FFFFFF"/>
+        <w:spacing w:beforeAutospacing="1" w:after="216" w:line="240" w:lineRule="atLeast"/>
+        <w:jc w:val="both"/>
+        <w:rPr>
+          <w:rFonts w:ascii="Palatino Linotype" w:eastAsia="sans-serif" w:hAnsi="Palatino Linotype" w:cs="Palatino Linotype"/>
+          <w:color w:val="1A1C1E"/>
+        </w:rPr>
+      </w:pPr>
+      <w:r>
+        <w:rPr>
+          <w:rFonts w:ascii="Palatino Linotype" w:eastAsia="sans-serif" w:hAnsi="Palatino Linotype" w:cs="Palatino Linotype"/>
+          <w:color w:val="1A1C1E"/>
+          <w:shd w:val="clear" w:color="auto" w:fill="FFFFFF"/>
+        </w:rPr>
         <w:lastRenderedPageBreak/>
-        <w:t>But I have come to realize one thing very clearly:</w:t>
-      </w:r>
-    </w:p>
-    <w:p>
-      <w:pPr>
-        <w:pStyle w:val="NormalWeb"/>
-        <w:shd w:val="clear" w:color="auto" w:fill="FFFFFF"/>
-        <w:spacing w:beforeAutospacing="1" w:after="216" w:line="240" w:lineRule="atLeast"/>
-        <w:jc w:val="both"/>
-        <w:rPr>
-          <w:rFonts w:ascii="Palatino Linotype" w:eastAsia="sans-serif" w:hAnsi="Palatino Linotype" w:cs="Palatino Linotype"/>
-          <w:color w:val="1A1C1E"/>
-        </w:rPr>
-      </w:pPr>
-      <w:r>
-        <w:rPr>
-          <w:rFonts w:ascii="Palatino Linotype" w:eastAsia="sans-serif" w:hAnsi="Palatino Linotype" w:cs="Palatino Linotype"/>
-          <w:color w:val="1A1C1E"/>
-          <w:shd w:val="clear" w:color="auto" w:fill="FFFFFF"/>
-        </w:rPr>
-        <w:t>All of those observations only prove variation and adaptation—they are not a sufficient basis to affirm the origin of humanity.</w:t>
-      </w:r>
-    </w:p>
-    <w:p>
-      <w:pPr>
-        <w:pStyle w:val="NormalWeb"/>
-        <w:shd w:val="clear" w:color="auto" w:fill="FFFFFF"/>
-        <w:spacing w:beforeAutospacing="1" w:after="216" w:line="240" w:lineRule="atLeast"/>
-        <w:jc w:val="both"/>
-        <w:rPr>
-          <w:rFonts w:ascii="Palatino Linotype" w:eastAsia="sans-serif" w:hAnsi="Palatino Linotype" w:cs="Palatino Linotype"/>
-          <w:color w:val="1A1C1E"/>
-        </w:rPr>
-      </w:pPr>
-      <w:r>
-        <w:rPr>
-          <w:rFonts w:ascii="Palatino Linotype" w:eastAsia="sans-serif" w:hAnsi="Palatino Linotype" w:cs="Palatino Linotype"/>
-          <w:color w:val="1A1C1E"/>
-          <w:shd w:val="clear" w:color="auto" w:fill="FFFFFF"/>
-        </w:rPr>
-        <w:t>The core of the issue lies here:</w:t>
-      </w:r>
-    </w:p>
-    <w:p>
-      <w:pPr>
-        <w:pStyle w:val="NormalWeb"/>
-        <w:shd w:val="clear" w:color="auto" w:fill="FFFFFF"/>
-        <w:spacing w:beforeAutospacing="1" w:after="216" w:line="240" w:lineRule="atLeast"/>
-        <w:jc w:val="both"/>
-        <w:rPr>
-          <w:rFonts w:ascii="Palatino Linotype" w:eastAsia="sans-serif" w:hAnsi="Palatino Linotype" w:cs="Palatino Linotype"/>
-          <w:color w:val="1A1C1E"/>
-        </w:rPr>
-      </w:pPr>
-      <w:r>
-        <w:rPr>
-          <w:rFonts w:ascii="Palatino Linotype" w:eastAsia="sans-serif" w:hAnsi="Palatino Linotype" w:cs="Palatino Linotype"/>
-          <w:color w:val="1A1C1E"/>
-          <w:shd w:val="clear" w:color="auto" w:fill="FFFFFF"/>
-        </w:rPr>
-        <w:t>Materialist science tries to trace the source of life from the bottom up—from chemistry to biology, from matter to consciousness.</w:t>
-      </w:r>
-    </w:p>
-    <w:p>
-      <w:pPr>
-        <w:pStyle w:val="NormalWeb"/>
-        <w:shd w:val="clear" w:color="auto" w:fill="FFFFFF"/>
-        <w:spacing w:beforeAutospacing="1" w:after="216" w:line="240" w:lineRule="atLeast"/>
-        <w:jc w:val="both"/>
-        <w:rPr>
-          <w:rFonts w:ascii="Palatino Linotype" w:eastAsia="sans-serif" w:hAnsi="Palatino Linotype" w:cs="Palatino Linotype"/>
-          <w:color w:val="1A1C1E"/>
-        </w:rPr>
-      </w:pPr>
-      <w:r>
-        <w:rPr>
-          <w:rFonts w:ascii="Palatino Linotype" w:eastAsia="sans-serif" w:hAnsi="Palatino Linotype" w:cs="Palatino Linotype"/>
-          <w:color w:val="1A1C1E"/>
-          <w:shd w:val="clear" w:color="auto" w:fill="FFFFFF"/>
-        </w:rPr>
-        <w:t>But… I have seen the opposite:</w:t>
-      </w:r>
-    </w:p>
-    <w:p>
-      <w:pPr>
-        <w:pStyle w:val="NormalWeb"/>
-        <w:shd w:val="clear" w:color="auto" w:fill="FFFFFF"/>
-        <w:spacing w:beforeAutospacing="1" w:after="216" w:line="240" w:lineRule="atLeast"/>
-        <w:jc w:val="both"/>
-        <w:rPr>
-          <w:rFonts w:ascii="Palatino Linotype" w:eastAsia="sans-serif" w:hAnsi="Palatino Linotype" w:cs="Palatino Linotype"/>
-          <w:color w:val="1A1C1E"/>
-        </w:rPr>
-      </w:pPr>
-      <w:r>
-        <w:rPr>
-          <w:rFonts w:ascii="Palatino Linotype" w:eastAsia="sans-serif" w:hAnsi="Palatino Linotype" w:cs="Palatino Linotype"/>
-          <w:color w:val="1A1C1E"/>
-          <w:shd w:val="clear" w:color="auto" w:fill="FFFFFF"/>
-        </w:rPr>
-        <w:t>Life is a pre-existing plane of thought. And the physical body is merely the corresponding manifestation of that plane of thought—within a specific dimension.</w:t>
-      </w:r>
-    </w:p>
-    <w:p>
-      <w:pPr>
-        <w:pStyle w:val="NormalWeb"/>
-        <w:shd w:val="clear" w:color="auto" w:fill="FFFFFF"/>
-        <w:spacing w:beforeAutospacing="1" w:after="216" w:line="240" w:lineRule="atLeast"/>
-        <w:jc w:val="both"/>
-        <w:rPr>
-          <w:rFonts w:ascii="Palatino Linotype" w:eastAsia="sans-serif" w:hAnsi="Palatino Linotype" w:cs="Palatino Linotype"/>
-          <w:color w:val="1A1C1E"/>
-        </w:rPr>
-      </w:pPr>
-      <w:r>
-        <w:rPr>
-          <w:rFonts w:ascii="Palatino Linotype" w:eastAsia="sans-serif" w:hAnsi="Palatino Linotype" w:cs="Palatino Linotype"/>
-          <w:color w:val="1A1C1E"/>
-          <w:shd w:val="clear" w:color="auto" w:fill="FFFFFF"/>
-        </w:rPr>
-        <w:t>To put it simply:</w:t>
-      </w:r>
-    </w:p>
-    <w:p>
-      <w:pPr>
-        <w:pStyle w:val="NormalWeb"/>
-        <w:shd w:val="clear" w:color="auto" w:fill="FFFFFF"/>
-        <w:spacing w:beforeAutospacing="1" w:after="216" w:line="240" w:lineRule="atLeast"/>
-        <w:jc w:val="both"/>
-        <w:rPr>
-          <w:rFonts w:ascii="Palatino Linotype" w:eastAsia="sans-serif" w:hAnsi="Palatino Linotype" w:cs="Palatino Linotype"/>
-          <w:color w:val="1A1C1E"/>
-        </w:rPr>
-      </w:pPr>
-      <w:r>
-        <w:rPr>
-          <w:rFonts w:ascii="Palatino Linotype" w:eastAsia="sans-serif" w:hAnsi="Palatino Linotype" w:cs="Palatino Linotype"/>
-          <w:color w:val="1A1C1E"/>
-          <w:shd w:val="clear" w:color="auto" w:fill="FFFFFF"/>
-        </w:rPr>
-        <w:t>Humans did not evolve from apes.</w:t>
-      </w:r>
-    </w:p>
-    <w:p>
-      <w:pPr>
-        <w:pStyle w:val="NormalWeb"/>
-        <w:shd w:val="clear" w:color="auto" w:fill="FFFFFF"/>
-        <w:spacing w:beforeAutospacing="1" w:after="216" w:line="240" w:lineRule="atLeast"/>
-        <w:jc w:val="both"/>
-        <w:rPr>
-          <w:rFonts w:ascii="Palatino Linotype" w:eastAsia="sans-serif" w:hAnsi="Palatino Linotype" w:cs="Palatino Linotype"/>
-          <w:color w:val="1A1C1E"/>
-        </w:rPr>
-      </w:pPr>
-      <w:r>
-        <w:rPr>
-          <w:rFonts w:ascii="Palatino Linotype" w:eastAsia="sans-serif" w:hAnsi="Palatino Linotype" w:cs="Palatino Linotype"/>
-          <w:color w:val="1A1C1E"/>
-          <w:shd w:val="clear" w:color="auto" w:fill="FFFFFF"/>
-        </w:rPr>
-        <w:t>Rather, human beings—with a higher level of consciousness—were once created in a different way.</w:t>
-      </w:r>
-    </w:p>
-    <w:p>
-      <w:pPr>
-        <w:pStyle w:val="NormalWeb"/>
-        <w:shd w:val="clear" w:color="auto" w:fill="FFFFFF"/>
-        <w:spacing w:beforeAutospacing="1" w:after="216" w:line="240" w:lineRule="atLeast"/>
-        <w:jc w:val="both"/>
-        <w:rPr>
-          <w:rFonts w:ascii="Palatino Linotype" w:eastAsia="sans-serif" w:hAnsi="Palatino Linotype" w:cs="Palatino Linotype"/>
-          <w:color w:val="1A1C1E"/>
-        </w:rPr>
-      </w:pPr>
-      <w:r>
-        <w:rPr>
-          <w:rFonts w:ascii="Palatino Linotype" w:eastAsia="sans-serif" w:hAnsi="Palatino Linotype" w:cs="Palatino Linotype"/>
-          <w:color w:val="1A1C1E"/>
-          <w:shd w:val="clear" w:color="auto" w:fill="FFFFFF"/>
-        </w:rPr>
         <w:t>In some ancient religious or Law-Principle systems that I have read—or heard directly from cultivated beings with a high level of sensory perception—they say:</w:t>
       </w:r>
     </w:p>
@@ -18555,7 +18581,6 @@
           <w:color w:val="1A1C1E"/>
           <w:shd w:val="clear" w:color="auto" w:fill="FFFFFF"/>
         </w:rPr>
-        <w:lastRenderedPageBreak/>
         <w:t>Creation here is not the “molding from clay” of fairy tales.</w:t>
       </w:r>
     </w:p>
@@ -18698,6 +18723,7 @@
           <w:color w:val="1A1C1E"/>
           <w:shd w:val="clear" w:color="auto" w:fill="FFFFFF"/>
         </w:rPr>
+        <w:lastRenderedPageBreak/>
         <w:t>But if they insist on saying:</w:t>
       </w:r>
     </w:p>
@@ -18758,7 +18784,6 @@
           <w:color w:val="1A1C1E"/>
           <w:shd w:val="clear" w:color="auto" w:fill="FFFFFF"/>
         </w:rPr>
-        <w:lastRenderedPageBreak/>
         <w:t>Not because I am a religious person.</w:t>
       </w:r>
     </w:p>
@@ -18893,6 +18918,7 @@
           <w:color w:val="1A1C1E"/>
           <w:shd w:val="clear" w:color="auto" w:fill="FFFFFF"/>
         </w:rPr>
+        <w:lastRenderedPageBreak/>
         <w:t>Speaking of mud and soil, I am reminded of the words of a Great Master who once taught that the concept of "mud and soil" in the frame of reference of a God is not the mud and soil as humans understand it on this material plane. That is, the "mud and soil" that a God speaks of may be a form of impure matter from a God's perspective, but to humanity, it could be a substance purer and more precious than gold...</w:t>
       </w:r>
     </w:p>
@@ -18915,7 +18941,6 @@
           <w:color w:val="1A1C1E"/>
           <w:shd w:val="clear" w:color="auto" w:fill="FFFFFF"/>
         </w:rPr>
-        <w:lastRenderedPageBreak/>
         <w:t>Professor Adam:</w:t>
       </w:r>
       <w:r>
@@ -19053,6 +19078,7 @@
           <w:color w:val="1A1C1E"/>
           <w:shd w:val="clear" w:color="auto" w:fill="FFFFFF"/>
         </w:rPr>
+        <w:lastRenderedPageBreak/>
         <w:t>What we consider "pure" may still be full of worldly dust in another realm.</w:t>
       </w:r>
     </w:p>
@@ -19102,7 +19128,6 @@
           <w:color w:val="1A1C1E"/>
           <w:shd w:val="clear" w:color="auto" w:fill="FFFFFF"/>
         </w:rPr>
-        <w:lastRenderedPageBreak/>
         <w:t>it should not be understood in the three-dimensional physical sense of the human plane.</w:t>
       </w:r>
     </w:p>
@@ -19225,6 +19250,7 @@
           <w:color w:val="1A1C1E"/>
           <w:shd w:val="clear" w:color="auto" w:fill="FFFFFF"/>
         </w:rPr>
+        <w:lastRenderedPageBreak/>
         <w:t>When they study life, they search for bacteria on meteorites.</w:t>
       </w:r>
     </w:p>
@@ -19285,7 +19311,6 @@
           <w:color w:val="1A1C1E"/>
           <w:shd w:val="clear" w:color="auto" w:fill="FFFFFF"/>
         </w:rPr>
-        <w:lastRenderedPageBreak/>
         <w:t>“Who placed that meteorite in the right place so it could fall on the right planet?”</w:t>
       </w:r>
     </w:p>
@@ -19453,6 +19478,7 @@
           <w:color w:val="1A1C1E"/>
           <w:shd w:val="clear" w:color="auto" w:fill="FFFFFF"/>
         </w:rPr>
+        <w:lastRenderedPageBreak/>
         <w:t>After hearing that… I did not argue.</w:t>
       </w:r>
     </w:p>
@@ -19513,7 +19539,6 @@
           <w:color w:val="1A1C1E"/>
           <w:shd w:val="clear" w:color="auto" w:fill="FFFFFF"/>
         </w:rPr>
-        <w:lastRenderedPageBreak/>
         <w:t>Those were not just words—but the crystallization of what he had seen.</w:t>
       </w:r>
     </w:p>
@@ -19689,20 +19714,8 @@
           <w:color w:val="1A1C1E"/>
           <w:shd w:val="clear" w:color="auto" w:fill="FFFFFF"/>
         </w:rPr>
-        <w:t xml:space="preserve">Yes, personally, although I am not a religious believer, I lean more toward the perspective of religion than that of science. For example, as I just mentioned, scientists hypothesize that the origin of life came from meteorites... but as we all know, when a meteorite enters the Earth's atmosphere at high speed, the friction with the air causes it to melt and explode. </w:t>
-      </w:r>
-    </w:p>
-    <w:p>
-      <w:pPr>
-        <w:pStyle w:val="NormalWeb"/>
-        <w:shd w:val="clear" w:color="auto" w:fill="FFFFFF"/>
-        <w:spacing w:beforeAutospacing="1" w:after="216" w:line="240" w:lineRule="atLeast"/>
-        <w:jc w:val="both"/>
-        <w:rPr>
-          <w:rFonts w:ascii="Palatino Linotype" w:eastAsia="sans-serif" w:hAnsi="Palatino Linotype" w:cs="Palatino Linotype"/>
-          <w:color w:val="1A1C1E"/>
-        </w:rPr>
-      </w:pPr>
+        <w:t xml:space="preserve">Yes, personally, although I am not a religious believer, I lean more toward the perspective of religion than that of science. For example, as I just mentioned, scientists </w:t>
+      </w:r>
       <w:r>
         <w:rPr>
           <w:rFonts w:ascii="Palatino Linotype" w:eastAsia="sans-serif" w:hAnsi="Palatino Linotype" w:cs="Palatino Linotype"/>
@@ -19710,6 +19723,26 @@
           <w:shd w:val="clear" w:color="auto" w:fill="FFFFFF"/>
         </w:rPr>
         <w:lastRenderedPageBreak/>
+        <w:t xml:space="preserve">hypothesize that the origin of life came from meteorites... but as we all know, when a meteorite enters the Earth's atmosphere at high speed, the friction with the air causes it to melt and explode. </w:t>
+      </w:r>
+    </w:p>
+    <w:p>
+      <w:pPr>
+        <w:pStyle w:val="NormalWeb"/>
+        <w:shd w:val="clear" w:color="auto" w:fill="FFFFFF"/>
+        <w:spacing w:beforeAutospacing="1" w:after="216" w:line="240" w:lineRule="atLeast"/>
+        <w:jc w:val="both"/>
+        <w:rPr>
+          <w:rFonts w:ascii="Palatino Linotype" w:eastAsia="sans-serif" w:hAnsi="Palatino Linotype" w:cs="Palatino Linotype"/>
+          <w:color w:val="1A1C1E"/>
+        </w:rPr>
+      </w:pPr>
+      <w:r>
+        <w:rPr>
+          <w:rFonts w:ascii="Palatino Linotype" w:eastAsia="sans-serif" w:hAnsi="Palatino Linotype" w:cs="Palatino Linotype"/>
+          <w:color w:val="1A1C1E"/>
+          <w:shd w:val="clear" w:color="auto" w:fill="FFFFFF"/>
+        </w:rPr>
         <w:t>So, what form of life could survive such high temperatures?</w:t>
       </w:r>
     </w:p>
@@ -19849,6 +19882,7 @@
           <w:color w:val="1A1C1E"/>
           <w:shd w:val="clear" w:color="auto" w:fill="FFFFFF"/>
         </w:rPr>
+        <w:lastRenderedPageBreak/>
         <w:t>Then how would it escape and reactivate in the atmospheric and geobiological conditions of the early Earth—which was still full of toxic gases and extreme temperature fluctuations?</w:t>
       </w:r>
     </w:p>
@@ -19871,187 +19905,187 @@
           <w:color w:val="1A1C1E"/>
           <w:shd w:val="clear" w:color="auto" w:fill="FFFFFF"/>
         </w:rPr>
+        <w:t>(The Professor gazes into the distance—as if retracing the chain of logic he himself once believed in.)</w:t>
+      </w:r>
+    </w:p>
+    <w:p>
+      <w:pPr>
+        <w:pStyle w:val="NormalWeb"/>
+        <w:shd w:val="clear" w:color="auto" w:fill="FFFFFF"/>
+        <w:spacing w:beforeAutospacing="1" w:after="216" w:line="240" w:lineRule="atLeast"/>
+        <w:jc w:val="both"/>
+        <w:rPr>
+          <w:rFonts w:ascii="Palatino Linotype" w:eastAsia="sans-serif" w:hAnsi="Palatino Linotype" w:cs="Palatino Linotype"/>
+          <w:color w:val="1A1C1E"/>
+        </w:rPr>
+      </w:pPr>
+      <w:r>
+        <w:rPr>
+          <w:rFonts w:ascii="Palatino Linotype" w:eastAsia="sans-serif" w:hAnsi="Palatino Linotype" w:cs="Palatino Linotype"/>
+          <w:color w:val="1A1C1E"/>
+          <w:shd w:val="clear" w:color="auto" w:fill="FFFFFF"/>
+        </w:rPr>
+        <w:t>The deeper we go, the more we see:</w:t>
+      </w:r>
+    </w:p>
+    <w:p>
+      <w:pPr>
+        <w:pStyle w:val="NormalWeb"/>
+        <w:shd w:val="clear" w:color="auto" w:fill="FFFFFF"/>
+        <w:spacing w:beforeAutospacing="1" w:after="216" w:line="240" w:lineRule="atLeast"/>
+        <w:jc w:val="both"/>
+        <w:rPr>
+          <w:rFonts w:ascii="Palatino Linotype" w:eastAsia="sans-serif" w:hAnsi="Palatino Linotype" w:cs="Palatino Linotype"/>
+          <w:color w:val="1A1C1E"/>
+        </w:rPr>
+      </w:pPr>
+      <w:r>
+        <w:rPr>
+          <w:rFonts w:ascii="Palatino Linotype" w:eastAsia="sans-serif" w:hAnsi="Palatino Linotype" w:cs="Palatino Linotype"/>
+          <w:color w:val="1A1C1E"/>
+          <w:shd w:val="clear" w:color="auto" w:fill="FFFFFF"/>
+        </w:rPr>
+        <w:t>That hypothesis does not explain the “origin of life,” it only pushes the question further away:</w:t>
+      </w:r>
+    </w:p>
+    <w:p>
+      <w:pPr>
+        <w:pStyle w:val="NormalWeb"/>
+        <w:shd w:val="clear" w:color="auto" w:fill="FFFFFF"/>
+        <w:spacing w:beforeAutospacing="1" w:after="216" w:line="240" w:lineRule="atLeast"/>
+        <w:jc w:val="both"/>
+        <w:rPr>
+          <w:rFonts w:ascii="Palatino Linotype" w:eastAsia="sans-serif" w:hAnsi="Palatino Linotype" w:cs="Palatino Linotype"/>
+          <w:color w:val="1A1C1E"/>
+        </w:rPr>
+      </w:pPr>
+      <w:r>
+        <w:rPr>
+          <w:rFonts w:ascii="Palatino Linotype" w:eastAsia="sans-serif" w:hAnsi="Palatino Linotype" w:cs="Palatino Linotype"/>
+          <w:color w:val="1A1C1E"/>
+          <w:shd w:val="clear" w:color="auto" w:fill="FFFFFF"/>
+        </w:rPr>
+        <w:t>“So where did life begin… before it got on the meteorite?”</w:t>
+      </w:r>
+    </w:p>
+    <w:p>
+      <w:pPr>
+        <w:pStyle w:val="NormalWeb"/>
+        <w:shd w:val="clear" w:color="auto" w:fill="FFFFFF"/>
+        <w:spacing w:beforeAutospacing="1" w:after="216" w:line="240" w:lineRule="atLeast"/>
+        <w:jc w:val="both"/>
+        <w:rPr>
+          <w:rFonts w:ascii="Palatino Linotype" w:eastAsia="sans-serif" w:hAnsi="Palatino Linotype" w:cs="Palatino Linotype"/>
+          <w:color w:val="1A1C1E"/>
+        </w:rPr>
+      </w:pPr>
+      <w:r>
+        <w:rPr>
+          <w:rFonts w:ascii="Palatino Linotype" w:eastAsia="sans-serif" w:hAnsi="Palatino Linotype" w:cs="Palatino Linotype"/>
+          <w:color w:val="1A1C1E"/>
+          <w:shd w:val="clear" w:color="auto" w:fill="FFFFFF"/>
+        </w:rPr>
+        <w:t>If life could not form on its own on Earth, and could not form on a meteorite…</w:t>
+      </w:r>
+    </w:p>
+    <w:p>
+      <w:pPr>
+        <w:pStyle w:val="NormalWeb"/>
+        <w:shd w:val="clear" w:color="auto" w:fill="FFFFFF"/>
+        <w:spacing w:beforeAutospacing="1" w:after="216" w:line="240" w:lineRule="atLeast"/>
+        <w:jc w:val="both"/>
+        <w:rPr>
+          <w:rFonts w:ascii="Palatino Linotype" w:eastAsia="sans-serif" w:hAnsi="Palatino Linotype" w:cs="Palatino Linotype"/>
+          <w:color w:val="1A1C1E"/>
+        </w:rPr>
+      </w:pPr>
+      <w:r>
+        <w:rPr>
+          <w:rFonts w:ascii="Palatino Linotype" w:eastAsia="sans-serif" w:hAnsi="Palatino Linotype" w:cs="Palatino Linotype"/>
+          <w:color w:val="1A1C1E"/>
+          <w:shd w:val="clear" w:color="auto" w:fill="FFFFFF"/>
+        </w:rPr>
+        <w:t>then the only logical conclusion is: it was bestowed—or structured from another spatial plane.</w:t>
+      </w:r>
+    </w:p>
+    <w:p>
+      <w:pPr>
+        <w:pStyle w:val="NormalWeb"/>
+        <w:shd w:val="clear" w:color="auto" w:fill="FFFFFF"/>
+        <w:spacing w:beforeAutospacing="1" w:after="216" w:line="240" w:lineRule="atLeast"/>
+        <w:jc w:val="both"/>
+        <w:rPr>
+          <w:rFonts w:ascii="Palatino Linotype" w:eastAsia="sans-serif" w:hAnsi="Palatino Linotype" w:cs="Palatino Linotype"/>
+          <w:color w:val="1A1C1E"/>
+        </w:rPr>
+      </w:pPr>
+      <w:r>
+        <w:rPr>
+          <w:rFonts w:ascii="Palatino Linotype" w:eastAsia="sans-serif" w:hAnsi="Palatino Linotype" w:cs="Palatino Linotype"/>
+          <w:color w:val="1A1C1E"/>
+          <w:shd w:val="clear" w:color="auto" w:fill="FFFFFF"/>
+        </w:rPr>
+        <w:t>And this is where the Principles of religion begin to seem… logical—when science falls silent.</w:t>
+      </w:r>
+    </w:p>
+    <w:p>
+      <w:pPr>
+        <w:pStyle w:val="NormalWeb"/>
+        <w:shd w:val="clear" w:color="auto" w:fill="FFFFFF"/>
+        <w:spacing w:beforeAutospacing="1" w:after="216" w:line="240" w:lineRule="atLeast"/>
+        <w:jc w:val="both"/>
+        <w:rPr>
+          <w:rFonts w:ascii="Palatino Linotype" w:eastAsia="sans-serif" w:hAnsi="Palatino Linotype" w:cs="Palatino Linotype"/>
+          <w:color w:val="1A1C1E"/>
+        </w:rPr>
+      </w:pPr>
+      <w:r>
+        <w:rPr>
+          <w:rFonts w:ascii="Palatino Linotype" w:eastAsia="sans-serif" w:hAnsi="Palatino Linotype" w:cs="Palatino Linotype"/>
+          <w:color w:val="1A1C1E"/>
+          <w:shd w:val="clear" w:color="auto" w:fill="FFFFFF"/>
+        </w:rPr>
+        <w:t>In many religious systems—from Buddhism to ancient Judaism, from Hinduism to Tibetan Esotericism—</w:t>
+      </w:r>
+    </w:p>
+    <w:p>
+      <w:pPr>
+        <w:pStyle w:val="NormalWeb"/>
+        <w:shd w:val="clear" w:color="auto" w:fill="FFFFFF"/>
+        <w:spacing w:beforeAutospacing="1" w:after="216" w:line="240" w:lineRule="atLeast"/>
+        <w:jc w:val="both"/>
+        <w:rPr>
+          <w:rFonts w:ascii="Palatino Linotype" w:eastAsia="sans-serif" w:hAnsi="Palatino Linotype" w:cs="Palatino Linotype"/>
+          <w:color w:val="1A1C1E"/>
+        </w:rPr>
+      </w:pPr>
+      <w:r>
+        <w:rPr>
+          <w:rFonts w:ascii="Palatino Linotype" w:eastAsia="sans-serif" w:hAnsi="Palatino Linotype" w:cs="Palatino Linotype"/>
+          <w:color w:val="1A1C1E"/>
+          <w:shd w:val="clear" w:color="auto" w:fill="FFFFFF"/>
+        </w:rPr>
+        <w:t>life has always been seen as a kind of sacred structure, one that was “imparted,” not one that “arose” randomly.</w:t>
+      </w:r>
+    </w:p>
+    <w:p>
+      <w:pPr>
+        <w:pStyle w:val="NormalWeb"/>
+        <w:shd w:val="clear" w:color="auto" w:fill="FFFFFF"/>
+        <w:spacing w:beforeAutospacing="1" w:after="216" w:line="240" w:lineRule="atLeast"/>
+        <w:jc w:val="both"/>
+        <w:rPr>
+          <w:rFonts w:ascii="Palatino Linotype" w:eastAsia="sans-serif" w:hAnsi="Palatino Linotype" w:cs="Palatino Linotype"/>
+          <w:color w:val="1A1C1E"/>
+        </w:rPr>
+      </w:pPr>
+      <w:r>
+        <w:rPr>
+          <w:rFonts w:ascii="Palatino Linotype" w:eastAsia="sans-serif" w:hAnsi="Palatino Linotype" w:cs="Palatino Linotype"/>
+          <w:color w:val="1A1C1E"/>
+          <w:shd w:val="clear" w:color="auto" w:fill="FFFFFF"/>
+        </w:rPr>
         <w:lastRenderedPageBreak/>
-        <w:t>(The Professor gazes into the distance—as if retracing the chain of logic he himself once believed in.)</w:t>
-      </w:r>
-    </w:p>
-    <w:p>
-      <w:pPr>
-        <w:pStyle w:val="NormalWeb"/>
-        <w:shd w:val="clear" w:color="auto" w:fill="FFFFFF"/>
-        <w:spacing w:beforeAutospacing="1" w:after="216" w:line="240" w:lineRule="atLeast"/>
-        <w:jc w:val="both"/>
-        <w:rPr>
-          <w:rFonts w:ascii="Palatino Linotype" w:eastAsia="sans-serif" w:hAnsi="Palatino Linotype" w:cs="Palatino Linotype"/>
-          <w:color w:val="1A1C1E"/>
-        </w:rPr>
-      </w:pPr>
-      <w:r>
-        <w:rPr>
-          <w:rFonts w:ascii="Palatino Linotype" w:eastAsia="sans-serif" w:hAnsi="Palatino Linotype" w:cs="Palatino Linotype"/>
-          <w:color w:val="1A1C1E"/>
-          <w:shd w:val="clear" w:color="auto" w:fill="FFFFFF"/>
-        </w:rPr>
-        <w:t>The deeper we go, the more we see:</w:t>
-      </w:r>
-    </w:p>
-    <w:p>
-      <w:pPr>
-        <w:pStyle w:val="NormalWeb"/>
-        <w:shd w:val="clear" w:color="auto" w:fill="FFFFFF"/>
-        <w:spacing w:beforeAutospacing="1" w:after="216" w:line="240" w:lineRule="atLeast"/>
-        <w:jc w:val="both"/>
-        <w:rPr>
-          <w:rFonts w:ascii="Palatino Linotype" w:eastAsia="sans-serif" w:hAnsi="Palatino Linotype" w:cs="Palatino Linotype"/>
-          <w:color w:val="1A1C1E"/>
-        </w:rPr>
-      </w:pPr>
-      <w:r>
-        <w:rPr>
-          <w:rFonts w:ascii="Palatino Linotype" w:eastAsia="sans-serif" w:hAnsi="Palatino Linotype" w:cs="Palatino Linotype"/>
-          <w:color w:val="1A1C1E"/>
-          <w:shd w:val="clear" w:color="auto" w:fill="FFFFFF"/>
-        </w:rPr>
-        <w:t>That hypothesis does not explain the “origin of life,” it only pushes the question further away:</w:t>
-      </w:r>
-    </w:p>
-    <w:p>
-      <w:pPr>
-        <w:pStyle w:val="NormalWeb"/>
-        <w:shd w:val="clear" w:color="auto" w:fill="FFFFFF"/>
-        <w:spacing w:beforeAutospacing="1" w:after="216" w:line="240" w:lineRule="atLeast"/>
-        <w:jc w:val="both"/>
-        <w:rPr>
-          <w:rFonts w:ascii="Palatino Linotype" w:eastAsia="sans-serif" w:hAnsi="Palatino Linotype" w:cs="Palatino Linotype"/>
-          <w:color w:val="1A1C1E"/>
-        </w:rPr>
-      </w:pPr>
-      <w:r>
-        <w:rPr>
-          <w:rFonts w:ascii="Palatino Linotype" w:eastAsia="sans-serif" w:hAnsi="Palatino Linotype" w:cs="Palatino Linotype"/>
-          <w:color w:val="1A1C1E"/>
-          <w:shd w:val="clear" w:color="auto" w:fill="FFFFFF"/>
-        </w:rPr>
-        <w:t>“So where did life begin… before it got on the meteorite?”</w:t>
-      </w:r>
-    </w:p>
-    <w:p>
-      <w:pPr>
-        <w:pStyle w:val="NormalWeb"/>
-        <w:shd w:val="clear" w:color="auto" w:fill="FFFFFF"/>
-        <w:spacing w:beforeAutospacing="1" w:after="216" w:line="240" w:lineRule="atLeast"/>
-        <w:jc w:val="both"/>
-        <w:rPr>
-          <w:rFonts w:ascii="Palatino Linotype" w:eastAsia="sans-serif" w:hAnsi="Palatino Linotype" w:cs="Palatino Linotype"/>
-          <w:color w:val="1A1C1E"/>
-        </w:rPr>
-      </w:pPr>
-      <w:r>
-        <w:rPr>
-          <w:rFonts w:ascii="Palatino Linotype" w:eastAsia="sans-serif" w:hAnsi="Palatino Linotype" w:cs="Palatino Linotype"/>
-          <w:color w:val="1A1C1E"/>
-          <w:shd w:val="clear" w:color="auto" w:fill="FFFFFF"/>
-        </w:rPr>
-        <w:t>If life could not form on its own on Earth, and could not form on a meteorite…</w:t>
-      </w:r>
-    </w:p>
-    <w:p>
-      <w:pPr>
-        <w:pStyle w:val="NormalWeb"/>
-        <w:shd w:val="clear" w:color="auto" w:fill="FFFFFF"/>
-        <w:spacing w:beforeAutospacing="1" w:after="216" w:line="240" w:lineRule="atLeast"/>
-        <w:jc w:val="both"/>
-        <w:rPr>
-          <w:rFonts w:ascii="Palatino Linotype" w:eastAsia="sans-serif" w:hAnsi="Palatino Linotype" w:cs="Palatino Linotype"/>
-          <w:color w:val="1A1C1E"/>
-        </w:rPr>
-      </w:pPr>
-      <w:r>
-        <w:rPr>
-          <w:rFonts w:ascii="Palatino Linotype" w:eastAsia="sans-serif" w:hAnsi="Palatino Linotype" w:cs="Palatino Linotype"/>
-          <w:color w:val="1A1C1E"/>
-          <w:shd w:val="clear" w:color="auto" w:fill="FFFFFF"/>
-        </w:rPr>
-        <w:t>then the only logical conclusion is: it was bestowed—or structured from another spatial plane.</w:t>
-      </w:r>
-    </w:p>
-    <w:p>
-      <w:pPr>
-        <w:pStyle w:val="NormalWeb"/>
-        <w:shd w:val="clear" w:color="auto" w:fill="FFFFFF"/>
-        <w:spacing w:beforeAutospacing="1" w:after="216" w:line="240" w:lineRule="atLeast"/>
-        <w:jc w:val="both"/>
-        <w:rPr>
-          <w:rFonts w:ascii="Palatino Linotype" w:eastAsia="sans-serif" w:hAnsi="Palatino Linotype" w:cs="Palatino Linotype"/>
-          <w:color w:val="1A1C1E"/>
-        </w:rPr>
-      </w:pPr>
-      <w:r>
-        <w:rPr>
-          <w:rFonts w:ascii="Palatino Linotype" w:eastAsia="sans-serif" w:hAnsi="Palatino Linotype" w:cs="Palatino Linotype"/>
-          <w:color w:val="1A1C1E"/>
-          <w:shd w:val="clear" w:color="auto" w:fill="FFFFFF"/>
-        </w:rPr>
-        <w:t>And this is where the Principles of religion begin to seem… logical—when science falls silent.</w:t>
-      </w:r>
-    </w:p>
-    <w:p>
-      <w:pPr>
-        <w:pStyle w:val="NormalWeb"/>
-        <w:shd w:val="clear" w:color="auto" w:fill="FFFFFF"/>
-        <w:spacing w:beforeAutospacing="1" w:after="216" w:line="240" w:lineRule="atLeast"/>
-        <w:jc w:val="both"/>
-        <w:rPr>
-          <w:rFonts w:ascii="Palatino Linotype" w:eastAsia="sans-serif" w:hAnsi="Palatino Linotype" w:cs="Palatino Linotype"/>
-          <w:color w:val="1A1C1E"/>
-        </w:rPr>
-      </w:pPr>
-      <w:r>
-        <w:rPr>
-          <w:rFonts w:ascii="Palatino Linotype" w:eastAsia="sans-serif" w:hAnsi="Palatino Linotype" w:cs="Palatino Linotype"/>
-          <w:color w:val="1A1C1E"/>
-          <w:shd w:val="clear" w:color="auto" w:fill="FFFFFF"/>
-        </w:rPr>
-        <w:t>In many religious systems—from Buddhism to ancient Judaism, from Hinduism to Tibetan Esotericism—</w:t>
-      </w:r>
-    </w:p>
-    <w:p>
-      <w:pPr>
-        <w:pStyle w:val="NormalWeb"/>
-        <w:shd w:val="clear" w:color="auto" w:fill="FFFFFF"/>
-        <w:spacing w:beforeAutospacing="1" w:after="216" w:line="240" w:lineRule="atLeast"/>
-        <w:jc w:val="both"/>
-        <w:rPr>
-          <w:rFonts w:ascii="Palatino Linotype" w:eastAsia="sans-serif" w:hAnsi="Palatino Linotype" w:cs="Palatino Linotype"/>
-          <w:color w:val="1A1C1E"/>
-        </w:rPr>
-      </w:pPr>
-      <w:r>
-        <w:rPr>
-          <w:rFonts w:ascii="Palatino Linotype" w:eastAsia="sans-serif" w:hAnsi="Palatino Linotype" w:cs="Palatino Linotype"/>
-          <w:color w:val="1A1C1E"/>
-          <w:shd w:val="clear" w:color="auto" w:fill="FFFFFF"/>
-        </w:rPr>
-        <w:t>life has always been seen as a kind of sacred structure, one that was “imparted,” not one that “arose” randomly.</w:t>
-      </w:r>
-    </w:p>
-    <w:p>
-      <w:pPr>
-        <w:pStyle w:val="NormalWeb"/>
-        <w:shd w:val="clear" w:color="auto" w:fill="FFFFFF"/>
-        <w:spacing w:beforeAutospacing="1" w:after="216" w:line="240" w:lineRule="atLeast"/>
-        <w:jc w:val="both"/>
-        <w:rPr>
-          <w:rFonts w:ascii="Palatino Linotype" w:eastAsia="sans-serif" w:hAnsi="Palatino Linotype" w:cs="Palatino Linotype"/>
-          <w:color w:val="1A1C1E"/>
-        </w:rPr>
-      </w:pPr>
-      <w:r>
-        <w:rPr>
-          <w:rFonts w:ascii="Palatino Linotype" w:eastAsia="sans-serif" w:hAnsi="Palatino Linotype" w:cs="Palatino Linotype"/>
-          <w:color w:val="1A1C1E"/>
-          <w:shd w:val="clear" w:color="auto" w:fill="FFFFFF"/>
-        </w:rPr>
         <w:t>They speak of “</w:t>
       </w:r>
       <w:r>
@@ -20110,7 +20144,6 @@
           <w:color w:val="1A1C1E"/>
           <w:shd w:val="clear" w:color="auto" w:fill="FFFFFF"/>
         </w:rPr>
-        <w:lastRenderedPageBreak/>
         <w:t>If science continues to search for life as it searches for molecules,</w:t>
       </w:r>
     </w:p>
@@ -20283,6 +20316,7 @@
           <w:color w:val="1A1C1E"/>
           <w:shd w:val="clear" w:color="auto" w:fill="FFFFFF"/>
         </w:rPr>
+        <w:lastRenderedPageBreak/>
         <w:t>But there is another hypothesis. In our previous session, you spoke of extraterrestrials and other dimensions... so could there also be a hypothesis that life on Earth was brought here by extraterrestrials?</w:t>
       </w:r>
     </w:p>
@@ -20305,6 +20339,1453 @@
           <w:color w:val="1A1C1E"/>
           <w:shd w:val="clear" w:color="auto" w:fill="FFFFFF"/>
         </w:rPr>
+        <w:t>Professor Adam:</w:t>
+      </w:r>
+      <w:r>
+        <w:rPr>
+          <w:rFonts w:ascii="Palatino Linotype" w:eastAsia="sans-serif" w:hAnsi="Palatino Linotype" w:cs="Palatino Linotype"/>
+          <w:color w:val="1A1C1E"/>
+          <w:shd w:val="clear" w:color="auto" w:fill="FFFFFF"/>
+        </w:rPr>
+        <w:t> (nods slightly, a faint smile on his face, as if hearing the right “frequency” in the question)</w:t>
+      </w:r>
+      <w:r>
+        <w:rPr>
+          <w:rFonts w:ascii="Palatino Linotype" w:eastAsia="sans-serif" w:hAnsi="Palatino Linotype" w:cs="Palatino Linotype"/>
+          <w:color w:val="1A1C1E"/>
+          <w:shd w:val="clear" w:color="auto" w:fill="FFFFFF"/>
+        </w:rPr>
+        <w:br/>
+        <w:t>Yes…</w:t>
+      </w:r>
+    </w:p>
+    <w:p>
+      <w:pPr>
+        <w:pStyle w:val="NormalWeb"/>
+        <w:shd w:val="clear" w:color="auto" w:fill="FFFFFF"/>
+        <w:spacing w:beforeAutospacing="1" w:after="216" w:line="240" w:lineRule="atLeast"/>
+        <w:jc w:val="both"/>
+        <w:rPr>
+          <w:rFonts w:ascii="Palatino Linotype" w:eastAsia="sans-serif" w:hAnsi="Palatino Linotype" w:cs="Palatino Linotype"/>
+          <w:color w:val="1A1C1E"/>
+        </w:rPr>
+      </w:pPr>
+      <w:r>
+        <w:rPr>
+          <w:rFonts w:ascii="Palatino Linotype" w:eastAsia="sans-serif" w:hAnsi="Palatino Linotype" w:cs="Palatino Linotype"/>
+          <w:color w:val="1A1C1E"/>
+          <w:shd w:val="clear" w:color="auto" w:fill="FFFFFF"/>
+        </w:rPr>
+        <w:t>You understand correctly.</w:t>
+      </w:r>
+    </w:p>
+    <w:p>
+      <w:pPr>
+        <w:pStyle w:val="NormalWeb"/>
+        <w:shd w:val="clear" w:color="auto" w:fill="FFFFFF"/>
+        <w:spacing w:beforeAutospacing="1" w:after="216" w:line="240" w:lineRule="atLeast"/>
+        <w:jc w:val="both"/>
+        <w:rPr>
+          <w:rFonts w:ascii="Palatino Linotype" w:eastAsia="sans-serif" w:hAnsi="Palatino Linotype" w:cs="Palatino Linotype"/>
+          <w:color w:val="1A1C1E"/>
+        </w:rPr>
+      </w:pPr>
+      <w:r>
+        <w:rPr>
+          <w:rFonts w:ascii="Palatino Linotype" w:eastAsia="sans-serif" w:hAnsi="Palatino Linotype" w:cs="Palatino Linotype"/>
+          <w:color w:val="1A1C1E"/>
+          <w:shd w:val="clear" w:color="auto" w:fill="FFFFFF"/>
+        </w:rPr>
+        <w:t>When I say, “Life is something higher than matter,” I am not speaking of a more intelligent molecule.</w:t>
+      </w:r>
+    </w:p>
+    <w:p>
+      <w:pPr>
+        <w:pStyle w:val="NormalWeb"/>
+        <w:shd w:val="clear" w:color="auto" w:fill="FFFFFF"/>
+        <w:spacing w:beforeAutospacing="1" w:after="216" w:line="240" w:lineRule="atLeast"/>
+        <w:jc w:val="both"/>
+        <w:rPr>
+          <w:rFonts w:ascii="Palatino Linotype" w:eastAsia="sans-serif" w:hAnsi="Palatino Linotype" w:cs="Palatino Linotype"/>
+          <w:color w:val="1A1C1E"/>
+        </w:rPr>
+      </w:pPr>
+      <w:r>
+        <w:rPr>
+          <w:rFonts w:ascii="Palatino Linotype" w:eastAsia="sans-serif" w:hAnsi="Palatino Linotype" w:cs="Palatino Linotype"/>
+          <w:color w:val="1A1C1E"/>
+          <w:shd w:val="clear" w:color="auto" w:fill="FFFFFF"/>
+        </w:rPr>
+        <w:t>I mean to imply that:</w:t>
+      </w:r>
+    </w:p>
+    <w:p>
+      <w:pPr>
+        <w:pStyle w:val="NormalWeb"/>
+        <w:shd w:val="clear" w:color="auto" w:fill="FFFFFF"/>
+        <w:spacing w:beforeAutospacing="1" w:after="216" w:line="240" w:lineRule="atLeast"/>
+        <w:jc w:val="both"/>
+        <w:rPr>
+          <w:rFonts w:ascii="Palatino Linotype" w:eastAsia="sans-serif" w:hAnsi="Palatino Linotype" w:cs="Palatino Linotype"/>
+          <w:color w:val="1A1C1E"/>
+        </w:rPr>
+      </w:pPr>
+      <w:r>
+        <w:rPr>
+          <w:rFonts w:ascii="Palatino Linotype" w:eastAsia="sans-serif" w:hAnsi="Palatino Linotype" w:cs="Palatino Linotype"/>
+          <w:color w:val="1A1C1E"/>
+          <w:shd w:val="clear" w:color="auto" w:fill="FFFFFF"/>
+        </w:rPr>
+        <w:t>Behind all objects, all living cells, all biological phenomena… there always exists a field of thought—a form of “spirituality”—that in common parlance is called the “soul,” and in a higher-level scientific system might be called “primordial consciousness.”</w:t>
+      </w:r>
+    </w:p>
+    <w:p>
+      <w:pPr>
+        <w:pStyle w:val="NormalWeb"/>
+        <w:shd w:val="clear" w:color="auto" w:fill="FFFFFF"/>
+        <w:spacing w:beforeAutospacing="1" w:after="216" w:line="240" w:lineRule="atLeast"/>
+        <w:jc w:val="both"/>
+        <w:rPr>
+          <w:rFonts w:ascii="Palatino Linotype" w:eastAsia="sans-serif" w:hAnsi="Palatino Linotype" w:cs="Palatino Linotype"/>
+          <w:color w:val="1A1C1E"/>
+        </w:rPr>
+      </w:pPr>
+      <w:r>
+        <w:rPr>
+          <w:rFonts w:ascii="Palatino Linotype" w:eastAsia="sans-serif" w:hAnsi="Palatino Linotype" w:cs="Palatino Linotype"/>
+          <w:color w:val="1A1C1E"/>
+          <w:shd w:val="clear" w:color="auto" w:fill="FFFFFF"/>
+        </w:rPr>
+        <w:t>The problem is:</w:t>
+      </w:r>
+    </w:p>
+    <w:p>
+      <w:pPr>
+        <w:pStyle w:val="NormalWeb"/>
+        <w:shd w:val="clear" w:color="auto" w:fill="FFFFFF"/>
+        <w:spacing w:beforeAutospacing="1" w:after="216" w:line="240" w:lineRule="atLeast"/>
+        <w:jc w:val="both"/>
+        <w:rPr>
+          <w:rFonts w:ascii="Palatino Linotype" w:eastAsia="sans-serif" w:hAnsi="Palatino Linotype" w:cs="Palatino Linotype"/>
+          <w:color w:val="1A1C1E"/>
+        </w:rPr>
+      </w:pPr>
+      <w:r>
+        <w:rPr>
+          <w:rFonts w:ascii="Palatino Linotype" w:eastAsia="sans-serif" w:hAnsi="Palatino Linotype" w:cs="Palatino Linotype"/>
+          <w:color w:val="1A1C1E"/>
+          <w:shd w:val="clear" w:color="auto" w:fill="FFFFFF"/>
+        </w:rPr>
+        <w:t>Modern science can measure matter.</w:t>
+      </w:r>
+    </w:p>
+    <w:p>
+      <w:pPr>
+        <w:pStyle w:val="NormalWeb"/>
+        <w:shd w:val="clear" w:color="auto" w:fill="FFFFFF"/>
+        <w:spacing w:beforeAutospacing="1" w:after="216" w:line="240" w:lineRule="atLeast"/>
+        <w:jc w:val="both"/>
+        <w:rPr>
+          <w:rFonts w:ascii="Palatino Linotype" w:eastAsia="sans-serif" w:hAnsi="Palatino Linotype" w:cs="Palatino Linotype"/>
+          <w:color w:val="1A1C1E"/>
+        </w:rPr>
+      </w:pPr>
+      <w:r>
+        <w:rPr>
+          <w:rFonts w:ascii="Palatino Linotype" w:eastAsia="sans-serif" w:hAnsi="Palatino Linotype" w:cs="Palatino Linotype"/>
+          <w:color w:val="1A1C1E"/>
+          <w:shd w:val="clear" w:color="auto" w:fill="FFFFFF"/>
+        </w:rPr>
+        <w:t>But it is powerless before something it cannot grasp—which is life that has a “self.”</w:t>
+      </w:r>
+    </w:p>
+    <w:p>
+      <w:pPr>
+        <w:pStyle w:val="NormalWeb"/>
+        <w:shd w:val="clear" w:color="auto" w:fill="FFFFFF"/>
+        <w:spacing w:beforeAutospacing="1" w:after="216" w:line="240" w:lineRule="atLeast"/>
+        <w:jc w:val="both"/>
+        <w:rPr>
+          <w:rFonts w:ascii="Palatino Linotype" w:eastAsia="sans-serif" w:hAnsi="Palatino Linotype" w:cs="Palatino Linotype"/>
+          <w:color w:val="1A1C1E"/>
+        </w:rPr>
+      </w:pPr>
+      <w:r>
+        <w:rPr>
+          <w:rFonts w:ascii="Palatino Linotype" w:eastAsia="sans-serif" w:hAnsi="Palatino Linotype" w:cs="Palatino Linotype"/>
+          <w:color w:val="1A1C1E"/>
+          <w:shd w:val="clear" w:color="auto" w:fill="FFFFFF"/>
+        </w:rPr>
+        <w:lastRenderedPageBreak/>
+        <w:t>A simple example:</w:t>
+      </w:r>
+      <w:r>
+        <w:rPr>
+          <w:rFonts w:ascii="Palatino Linotype" w:eastAsia="sans-serif" w:hAnsi="Palatino Linotype" w:cs="Palatino Linotype"/>
+          <w:color w:val="1A1C1E"/>
+          <w:shd w:val="clear" w:color="auto" w:fill="FFFFFF"/>
+        </w:rPr>
+        <w:br/>
+        <w:t>– You can dissect a person's brain.</w:t>
+      </w:r>
+      <w:r>
+        <w:rPr>
+          <w:rFonts w:ascii="Palatino Linotype" w:eastAsia="sans-serif" w:hAnsi="Palatino Linotype" w:cs="Palatino Linotype"/>
+          <w:color w:val="1A1C1E"/>
+          <w:shd w:val="clear" w:color="auto" w:fill="FFFFFF"/>
+        </w:rPr>
+        <w:br/>
+        <w:t>– You can measure brainwaves, reflexes, neurotransmitters.</w:t>
+      </w:r>
+    </w:p>
+    <w:p>
+      <w:pPr>
+        <w:pStyle w:val="NormalWeb"/>
+        <w:shd w:val="clear" w:color="auto" w:fill="FFFFFF"/>
+        <w:spacing w:beforeAutospacing="1" w:after="216" w:line="240" w:lineRule="atLeast"/>
+        <w:jc w:val="both"/>
+        <w:rPr>
+          <w:rFonts w:ascii="Palatino Linotype" w:eastAsia="sans-serif" w:hAnsi="Palatino Linotype" w:cs="Palatino Linotype"/>
+          <w:color w:val="1A1C1E"/>
+        </w:rPr>
+      </w:pPr>
+      <w:r>
+        <w:rPr>
+          <w:rFonts w:ascii="Palatino Linotype" w:eastAsia="sans-serif" w:hAnsi="Palatino Linotype" w:cs="Palatino Linotype"/>
+          <w:color w:val="1A1C1E"/>
+          <w:shd w:val="clear" w:color="auto" w:fill="FFFFFF"/>
+        </w:rPr>
+        <w:t>But…</w:t>
+      </w:r>
+    </w:p>
+    <w:p>
+      <w:pPr>
+        <w:pStyle w:val="NormalWeb"/>
+        <w:shd w:val="clear" w:color="auto" w:fill="FFFFFF"/>
+        <w:spacing w:beforeAutospacing="1" w:after="216" w:line="240" w:lineRule="atLeast"/>
+        <w:jc w:val="both"/>
+        <w:rPr>
+          <w:rFonts w:ascii="Palatino Linotype" w:eastAsia="sans-serif" w:hAnsi="Palatino Linotype" w:cs="Palatino Linotype"/>
+          <w:color w:val="1A1C1E"/>
+        </w:rPr>
+      </w:pPr>
+      <w:r>
+        <w:rPr>
+          <w:rFonts w:ascii="Palatino Linotype" w:eastAsia="sans-serif" w:hAnsi="Palatino Linotype" w:cs="Palatino Linotype"/>
+          <w:color w:val="1A1C1E"/>
+          <w:shd w:val="clear" w:color="auto" w:fill="FFFFFF"/>
+        </w:rPr>
+        <w:t>You cannot point to where the “thought of wanting to forgive” is located in the brain.</w:t>
+      </w:r>
+    </w:p>
+    <w:p>
+      <w:pPr>
+        <w:pStyle w:val="NormalWeb"/>
+        <w:shd w:val="clear" w:color="auto" w:fill="FFFFFF"/>
+        <w:spacing w:beforeAutospacing="1" w:after="216" w:line="240" w:lineRule="atLeast"/>
+        <w:jc w:val="both"/>
+        <w:rPr>
+          <w:rFonts w:ascii="Palatino Linotype" w:eastAsia="sans-serif" w:hAnsi="Palatino Linotype" w:cs="Palatino Linotype"/>
+          <w:color w:val="1A1C1E"/>
+        </w:rPr>
+      </w:pPr>
+      <w:r>
+        <w:rPr>
+          <w:rFonts w:ascii="Palatino Linotype" w:eastAsia="sans-serif" w:hAnsi="Palatino Linotype" w:cs="Palatino Linotype"/>
+          <w:color w:val="1A1C1E"/>
+          <w:shd w:val="clear" w:color="auto" w:fill="FFFFFF"/>
+        </w:rPr>
+        <w:t>That is to say, what makes one “human” is not in the physical structure.</w:t>
+      </w:r>
+    </w:p>
+    <w:p>
+      <w:pPr>
+        <w:pStyle w:val="NormalWeb"/>
+        <w:shd w:val="clear" w:color="auto" w:fill="FFFFFF"/>
+        <w:spacing w:beforeAutospacing="1" w:after="216" w:line="240" w:lineRule="atLeast"/>
+        <w:jc w:val="both"/>
+        <w:rPr>
+          <w:rFonts w:ascii="Palatino Linotype" w:eastAsia="sans-serif" w:hAnsi="Palatino Linotype" w:cs="Palatino Linotype"/>
+          <w:color w:val="1A1C1E"/>
+        </w:rPr>
+      </w:pPr>
+      <w:r>
+        <w:rPr>
+          <w:rFonts w:ascii="Palatino Linotype" w:eastAsia="sans-serif" w:hAnsi="Palatino Linotype" w:cs="Palatino Linotype"/>
+          <w:color w:val="1A1C1E"/>
+          <w:shd w:val="clear" w:color="auto" w:fill="FFFFFF"/>
+        </w:rPr>
+        <w:t>As for the hypothesis: “Life came from extraterrestrials”—</w:t>
+      </w:r>
+    </w:p>
+    <w:p>
+      <w:pPr>
+        <w:pStyle w:val="NormalWeb"/>
+        <w:shd w:val="clear" w:color="auto" w:fill="FFFFFF"/>
+        <w:spacing w:beforeAutospacing="1" w:after="216" w:line="240" w:lineRule="atLeast"/>
+        <w:jc w:val="both"/>
+        <w:rPr>
+          <w:rFonts w:ascii="Palatino Linotype" w:eastAsia="sans-serif" w:hAnsi="Palatino Linotype" w:cs="Palatino Linotype"/>
+          <w:color w:val="1A1C1E"/>
+        </w:rPr>
+      </w:pPr>
+      <w:r>
+        <w:rPr>
+          <w:rFonts w:ascii="Palatino Linotype" w:eastAsia="sans-serif" w:hAnsi="Palatino Linotype" w:cs="Palatino Linotype"/>
+          <w:color w:val="1A1C1E"/>
+          <w:shd w:val="clear" w:color="auto" w:fill="FFFFFF"/>
+        </w:rPr>
+        <w:t>In truth, that hypothesis still lies within the frame of reference of matter.</w:t>
+      </w:r>
+    </w:p>
+    <w:p>
+      <w:pPr>
+        <w:pStyle w:val="NormalWeb"/>
+        <w:shd w:val="clear" w:color="auto" w:fill="FFFFFF"/>
+        <w:spacing w:beforeAutospacing="1" w:after="216" w:line="240" w:lineRule="atLeast"/>
+        <w:jc w:val="both"/>
+        <w:rPr>
+          <w:rFonts w:ascii="Palatino Linotype" w:eastAsia="sans-serif" w:hAnsi="Palatino Linotype" w:cs="Palatino Linotype"/>
+          <w:color w:val="1A1C1E"/>
+        </w:rPr>
+      </w:pPr>
+      <w:r>
+        <w:rPr>
+          <w:rFonts w:ascii="Palatino Linotype" w:eastAsia="sans-serif" w:hAnsi="Palatino Linotype" w:cs="Palatino Linotype"/>
+          <w:color w:val="1A1C1E"/>
+          <w:shd w:val="clear" w:color="auto" w:fill="FFFFFF"/>
+        </w:rPr>
+        <w:t>It only shifts the origin of life from Earth → Planet X.</w:t>
+      </w:r>
+    </w:p>
+    <w:p>
+      <w:pPr>
+        <w:pStyle w:val="NormalWeb"/>
+        <w:shd w:val="clear" w:color="auto" w:fill="FFFFFF"/>
+        <w:spacing w:beforeAutospacing="1" w:after="216" w:line="240" w:lineRule="atLeast"/>
+        <w:jc w:val="both"/>
+        <w:rPr>
+          <w:rFonts w:ascii="Palatino Linotype" w:eastAsia="sans-serif" w:hAnsi="Palatino Linotype" w:cs="Palatino Linotype"/>
+          <w:color w:val="1A1C1E"/>
+        </w:rPr>
+      </w:pPr>
+      <w:r>
+        <w:rPr>
+          <w:rFonts w:ascii="Palatino Linotype" w:eastAsia="sans-serif" w:hAnsi="Palatino Linotype" w:cs="Palatino Linotype"/>
+          <w:color w:val="1A1C1E"/>
+          <w:shd w:val="clear" w:color="auto" w:fill="FFFFFF"/>
+        </w:rPr>
+        <w:t>But it does not explain the essence of life.</w:t>
+      </w:r>
+    </w:p>
+    <w:p>
+      <w:pPr>
+        <w:pStyle w:val="NormalWeb"/>
+        <w:shd w:val="clear" w:color="auto" w:fill="FFFFFF"/>
+        <w:spacing w:beforeAutospacing="1" w:after="216" w:line="240" w:lineRule="atLeast"/>
+        <w:jc w:val="both"/>
+        <w:rPr>
+          <w:rFonts w:ascii="Palatino Linotype" w:eastAsia="sans-serif" w:hAnsi="Palatino Linotype" w:cs="Palatino Linotype"/>
+          <w:color w:val="1A1C1E"/>
+        </w:rPr>
+      </w:pPr>
+      <w:r>
+        <w:rPr>
+          <w:rFonts w:ascii="Palatino Linotype" w:eastAsia="sans-serif" w:hAnsi="Palatino Linotype" w:cs="Palatino Linotype"/>
+          <w:color w:val="1A1C1E"/>
+          <w:shd w:val="clear" w:color="auto" w:fill="FFFFFF"/>
+        </w:rPr>
+        <w:t>It only re-asks the question:</w:t>
+      </w:r>
+    </w:p>
+    <w:p>
+      <w:pPr>
+        <w:pStyle w:val="NormalWeb"/>
+        <w:shd w:val="clear" w:color="auto" w:fill="FFFFFF"/>
+        <w:spacing w:beforeAutospacing="1" w:after="216" w:line="240" w:lineRule="atLeast"/>
+        <w:jc w:val="both"/>
+        <w:rPr>
+          <w:rFonts w:ascii="Palatino Linotype" w:eastAsia="sans-serif" w:hAnsi="Palatino Linotype" w:cs="Palatino Linotype"/>
+          <w:color w:val="1A1C1E"/>
+        </w:rPr>
+      </w:pPr>
+      <w:r>
+        <w:rPr>
+          <w:rFonts w:ascii="Palatino Linotype" w:eastAsia="sans-serif" w:hAnsi="Palatino Linotype" w:cs="Palatino Linotype"/>
+          <w:color w:val="1A1C1E"/>
+          <w:shd w:val="clear" w:color="auto" w:fill="FFFFFF"/>
+        </w:rPr>
+        <w:t>“So who created life on Planet X?</w:t>
+      </w:r>
+      <w:r>
+        <w:rPr>
+          <w:rFonts w:ascii="Palatino Linotype" w:eastAsia="sans-serif" w:hAnsi="Palatino Linotype" w:cs="Palatino Linotype"/>
+          <w:color w:val="1A1C1E"/>
+          <w:shd w:val="clear" w:color="auto" w:fill="FFFFFF"/>
+        </w:rPr>
+        <w:br/>
+        <w:t>And where did they get life from?”</w:t>
+      </w:r>
+    </w:p>
+    <w:p>
+      <w:pPr>
+        <w:pStyle w:val="NormalWeb"/>
+        <w:shd w:val="clear" w:color="auto" w:fill="FFFFFF"/>
+        <w:spacing w:beforeAutospacing="1" w:after="216" w:line="240" w:lineRule="atLeast"/>
+        <w:jc w:val="both"/>
+        <w:rPr>
+          <w:rFonts w:ascii="Palatino Linotype" w:eastAsia="sans-serif" w:hAnsi="Palatino Linotype" w:cs="Palatino Linotype"/>
+          <w:color w:val="1A1C1E"/>
+        </w:rPr>
+      </w:pPr>
+      <w:r>
+        <w:rPr>
+          <w:rFonts w:ascii="Palatino Linotype" w:eastAsia="sans-serif" w:hAnsi="Palatino Linotype" w:cs="Palatino Linotype"/>
+          <w:color w:val="1A1C1E"/>
+          <w:shd w:val="clear" w:color="auto" w:fill="FFFFFF"/>
+        </w:rPr>
+        <w:t>It is a causal loop pushed farther away, but unresolved.</w:t>
+      </w:r>
+    </w:p>
+    <w:p>
+      <w:pPr>
+        <w:pStyle w:val="NormalWeb"/>
+        <w:shd w:val="clear" w:color="auto" w:fill="FFFFFF"/>
+        <w:spacing w:beforeAutospacing="1" w:after="216" w:line="240" w:lineRule="atLeast"/>
+        <w:jc w:val="both"/>
+        <w:rPr>
+          <w:rFonts w:ascii="Palatino Linotype" w:eastAsia="sans-serif" w:hAnsi="Palatino Linotype" w:cs="Palatino Linotype"/>
+          <w:color w:val="1A1C1E"/>
+        </w:rPr>
+      </w:pPr>
+      <w:r>
+        <w:rPr>
+          <w:rFonts w:ascii="Palatino Linotype" w:eastAsia="sans-serif" w:hAnsi="Palatino Linotype" w:cs="Palatino Linotype"/>
+          <w:i/>
+          <w:iCs/>
+          <w:color w:val="1A1C1E"/>
+          <w:shd w:val="clear" w:color="auto" w:fill="FFFFFF"/>
+        </w:rPr>
+        <w:lastRenderedPageBreak/>
+        <w:t>(The Professor raises an eyebrow slightly, his gaze seeming to pierce through the air to touch a deeper layer of meaning in the question.)</w:t>
+      </w:r>
+    </w:p>
+    <w:p>
+      <w:pPr>
+        <w:pStyle w:val="NormalWeb"/>
+        <w:shd w:val="clear" w:color="auto" w:fill="FFFFFF"/>
+        <w:spacing w:beforeAutospacing="1" w:after="216" w:line="240" w:lineRule="atLeast"/>
+        <w:jc w:val="both"/>
+        <w:rPr>
+          <w:rFonts w:ascii="Palatino Linotype" w:eastAsia="sans-serif" w:hAnsi="Palatino Linotype" w:cs="Palatino Linotype"/>
+          <w:color w:val="1A1C1E"/>
+        </w:rPr>
+      </w:pPr>
+      <w:r>
+        <w:rPr>
+          <w:rFonts w:ascii="Palatino Linotype" w:eastAsia="sans-serif" w:hAnsi="Palatino Linotype" w:cs="Palatino Linotype"/>
+          <w:color w:val="1A1C1E"/>
+          <w:shd w:val="clear" w:color="auto" w:fill="FFFFFF"/>
+        </w:rPr>
+        <w:t>However…</w:t>
+      </w:r>
+    </w:p>
+    <w:p>
+      <w:pPr>
+        <w:pStyle w:val="NormalWeb"/>
+        <w:shd w:val="clear" w:color="auto" w:fill="FFFFFF"/>
+        <w:spacing w:beforeAutospacing="1" w:after="216" w:line="240" w:lineRule="atLeast"/>
+        <w:jc w:val="both"/>
+        <w:rPr>
+          <w:rFonts w:ascii="Palatino Linotype" w:eastAsia="sans-serif" w:hAnsi="Palatino Linotype" w:cs="Palatino Linotype"/>
+          <w:color w:val="1A1C1E"/>
+        </w:rPr>
+      </w:pPr>
+      <w:r>
+        <w:rPr>
+          <w:rFonts w:ascii="Palatino Linotype" w:eastAsia="sans-serif" w:hAnsi="Palatino Linotype" w:cs="Palatino Linotype"/>
+          <w:color w:val="1A1C1E"/>
+          <w:shd w:val="clear" w:color="auto" w:fill="FFFFFF"/>
+        </w:rPr>
+        <w:t>I do not deny that some extraterrestrial beings have interfered in the biological processes on Earth.</w:t>
+      </w:r>
+    </w:p>
+    <w:p>
+      <w:pPr>
+        <w:pStyle w:val="NormalWeb"/>
+        <w:shd w:val="clear" w:color="auto" w:fill="FFFFFF"/>
+        <w:spacing w:beforeAutospacing="1" w:after="216" w:line="240" w:lineRule="atLeast"/>
+        <w:jc w:val="both"/>
+        <w:rPr>
+          <w:rFonts w:ascii="Palatino Linotype" w:eastAsia="sans-serif" w:hAnsi="Palatino Linotype" w:cs="Palatino Linotype"/>
+          <w:color w:val="1A1C1E"/>
+        </w:rPr>
+      </w:pPr>
+      <w:r>
+        <w:rPr>
+          <w:rFonts w:ascii="Palatino Linotype" w:eastAsia="sans-serif" w:hAnsi="Palatino Linotype" w:cs="Palatino Linotype"/>
+          <w:color w:val="1A1C1E"/>
+          <w:shd w:val="clear" w:color="auto" w:fill="FFFFFF"/>
+        </w:rPr>
+        <w:t>Certain archaeological, genetic, and even ancient cultural traces all contain vague—but consistent—signs of a presence and impact that was “not native to humanity” from tens of thousands of years ago.</w:t>
+      </w:r>
+    </w:p>
+    <w:p>
+      <w:pPr>
+        <w:pStyle w:val="NormalWeb"/>
+        <w:shd w:val="clear" w:color="auto" w:fill="FFFFFF"/>
+        <w:spacing w:beforeAutospacing="1" w:after="216" w:line="240" w:lineRule="atLeast"/>
+        <w:jc w:val="both"/>
+        <w:rPr>
+          <w:rFonts w:ascii="Palatino Linotype" w:eastAsia="sans-serif" w:hAnsi="Palatino Linotype" w:cs="Palatino Linotype"/>
+          <w:color w:val="1A1C1E"/>
+        </w:rPr>
+      </w:pPr>
+      <w:r>
+        <w:rPr>
+          <w:rFonts w:ascii="Palatino Linotype" w:eastAsia="sans-serif" w:hAnsi="Palatino Linotype" w:cs="Palatino Linotype"/>
+          <w:color w:val="1A1C1E"/>
+          <w:shd w:val="clear" w:color="auto" w:fill="FFFFFF"/>
+        </w:rPr>
+        <w:t>Perhaps they “added to” or “rearranged” a part of the matter—</w:t>
+      </w:r>
+    </w:p>
+    <w:p>
+      <w:pPr>
+        <w:pStyle w:val="NormalWeb"/>
+        <w:shd w:val="clear" w:color="auto" w:fill="FFFFFF"/>
+        <w:spacing w:beforeAutospacing="1" w:after="216" w:line="240" w:lineRule="atLeast"/>
+        <w:jc w:val="both"/>
+        <w:rPr>
+          <w:rFonts w:ascii="Palatino Linotype" w:eastAsia="sans-serif" w:hAnsi="Palatino Linotype" w:cs="Palatino Linotype"/>
+          <w:color w:val="1A1C1E"/>
+        </w:rPr>
+      </w:pPr>
+      <w:r>
+        <w:rPr>
+          <w:rFonts w:ascii="Palatino Linotype" w:eastAsia="sans-serif" w:hAnsi="Palatino Linotype" w:cs="Palatino Linotype"/>
+          <w:color w:val="1A1C1E"/>
+          <w:shd w:val="clear" w:color="auto" w:fill="FFFFFF"/>
+        </w:rPr>
+        <w:t>But I am certain of this:</w:t>
+      </w:r>
+    </w:p>
+    <w:p>
+      <w:pPr>
+        <w:pStyle w:val="NormalWeb"/>
+        <w:shd w:val="clear" w:color="auto" w:fill="FFFFFF"/>
+        <w:spacing w:beforeAutospacing="1" w:after="216" w:line="240" w:lineRule="atLeast"/>
+        <w:jc w:val="both"/>
+        <w:rPr>
+          <w:rFonts w:ascii="Palatino Linotype" w:eastAsia="sans-serif" w:hAnsi="Palatino Linotype" w:cs="Palatino Linotype"/>
+          <w:color w:val="1A1C1E"/>
+        </w:rPr>
+      </w:pPr>
+      <w:r>
+        <w:rPr>
+          <w:rFonts w:ascii="Palatino Linotype" w:eastAsia="sans-serif" w:hAnsi="Palatino Linotype" w:cs="Palatino Linotype"/>
+          <w:color w:val="1A1C1E"/>
+          <w:shd w:val="clear" w:color="auto" w:fill="FFFFFF"/>
+        </w:rPr>
+        <w:t>They could not create the soul.</w:t>
+      </w:r>
+    </w:p>
+    <w:p>
+      <w:pPr>
+        <w:pStyle w:val="NormalWeb"/>
+        <w:shd w:val="clear" w:color="auto" w:fill="FFFFFF"/>
+        <w:spacing w:beforeAutospacing="1" w:after="216" w:line="240" w:lineRule="atLeast"/>
+        <w:jc w:val="both"/>
+        <w:rPr>
+          <w:rFonts w:ascii="Palatino Linotype" w:eastAsia="sans-serif" w:hAnsi="Palatino Linotype" w:cs="Palatino Linotype"/>
+          <w:color w:val="1A1C1E"/>
+        </w:rPr>
+      </w:pPr>
+      <w:r>
+        <w:rPr>
+          <w:rFonts w:ascii="Palatino Linotype" w:eastAsia="sans-serif" w:hAnsi="Palatino Linotype" w:cs="Palatino Linotype"/>
+          <w:color w:val="1A1C1E"/>
+          <w:shd w:val="clear" w:color="auto" w:fill="FFFFFF"/>
+        </w:rPr>
+        <w:t>Because the soul—or the primordial spirit—cannot be manufactured.</w:t>
+      </w:r>
+    </w:p>
+    <w:p>
+      <w:pPr>
+        <w:pStyle w:val="NormalWeb"/>
+        <w:shd w:val="clear" w:color="auto" w:fill="FFFFFF"/>
+        <w:spacing w:beforeAutospacing="1" w:after="216" w:line="240" w:lineRule="atLeast"/>
+        <w:jc w:val="both"/>
+        <w:rPr>
+          <w:rFonts w:ascii="Palatino Linotype" w:eastAsia="sans-serif" w:hAnsi="Palatino Linotype" w:cs="Palatino Linotype"/>
+          <w:color w:val="1A1C1E"/>
+          <w:shd w:val="clear" w:color="auto" w:fill="FFFFFF"/>
+        </w:rPr>
+      </w:pPr>
+      <w:r>
+        <w:rPr>
+          <w:rFonts w:ascii="Palatino Linotype" w:eastAsia="sans-serif" w:hAnsi="Palatino Linotype" w:cs="Palatino Linotype"/>
+          <w:color w:val="1A1C1E"/>
+          <w:shd w:val="clear" w:color="auto" w:fill="FFFFFF"/>
+        </w:rPr>
+        <w:t>It must be bestowed from a higher plane.</w:t>
+      </w:r>
+    </w:p>
+    <w:p>
+      <w:pPr>
+        <w:pStyle w:val="NormalWeb"/>
+        <w:shd w:val="clear" w:color="auto" w:fill="FFFFFF"/>
+        <w:spacing w:beforeAutospacing="1" w:after="216" w:line="240" w:lineRule="atLeast"/>
+        <w:jc w:val="both"/>
+        <w:rPr>
+          <w:rFonts w:ascii="Palatino Linotype" w:eastAsia="sans-serif" w:hAnsi="Palatino Linotype" w:cs="Palatino Linotype"/>
+          <w:color w:val="1A1C1E"/>
+          <w:shd w:val="clear" w:color="auto" w:fill="FFFFFF"/>
+        </w:rPr>
+      </w:pPr>
+    </w:p>
+    <w:p>
+      <w:pPr>
+        <w:pStyle w:val="NormalWeb"/>
+        <w:shd w:val="clear" w:color="auto" w:fill="FFFFFF"/>
+        <w:spacing w:beforeAutospacing="1" w:after="216" w:line="240" w:lineRule="atLeast"/>
+        <w:jc w:val="both"/>
+        <w:rPr>
+          <w:rFonts w:ascii="Palatino Linotype" w:eastAsia="sans-serif" w:hAnsi="Palatino Linotype" w:cs="Palatino Linotype"/>
+          <w:color w:val="1A1C1E"/>
+          <w:shd w:val="clear" w:color="auto" w:fill="FFFFFF"/>
+        </w:rPr>
+      </w:pPr>
+      <w:r>
+        <w:rPr>
+          <w:rFonts w:ascii="Palatino Linotype" w:eastAsia="sans-serif" w:hAnsi="Palatino Linotype" w:cs="Palatino Linotype"/>
+          <w:b/>
+          <w:bCs/>
+          <w:color w:val="1A1C1E"/>
+          <w:shd w:val="clear" w:color="auto" w:fill="FFFFFF"/>
+        </w:rPr>
+        <w:t>Henry Lowell:</w:t>
+      </w:r>
+      <w:r>
+        <w:rPr>
+          <w:rFonts w:ascii="Palatino Linotype" w:eastAsia="sans-serif" w:hAnsi="Palatino Linotype" w:cs="Palatino Linotype"/>
+          <w:b/>
+          <w:bCs/>
+          <w:color w:val="1A1C1E"/>
+          <w:shd w:val="clear" w:color="auto" w:fill="FFFFFF"/>
+        </w:rPr>
+        <w:br/>
+      </w:r>
+      <w:r>
+        <w:rPr>
+          <w:rFonts w:ascii="Palatino Linotype" w:eastAsia="sans-serif" w:hAnsi="Palatino Linotype" w:cs="Palatino Linotype"/>
+          <w:color w:val="1A1C1E"/>
+          <w:shd w:val="clear" w:color="auto" w:fill="FFFFFF"/>
+        </w:rPr>
+        <w:t xml:space="preserve">Yes, as you've said, whether extraterrestrials exist or not, </w:t>
+      </w:r>
+      <w:r>
+        <w:rPr>
+          <w:rFonts w:ascii="Palatino Linotype" w:eastAsia="sans-serif" w:hAnsi="Palatino Linotype" w:cs="Palatino Linotype"/>
+          <w:color w:val="1A1C1E"/>
+          <w:shd w:val="clear" w:color="auto" w:fill="FFFFFF"/>
+        </w:rPr>
+        <w:lastRenderedPageBreak/>
+        <w:t xml:space="preserve">there is still one thing left unexplained—the nature of the soul or consciousness. </w:t>
+      </w:r>
+    </w:p>
+    <w:p>
+      <w:pPr>
+        <w:pStyle w:val="NormalWeb"/>
+        <w:shd w:val="clear" w:color="auto" w:fill="FFFFFF"/>
+        <w:spacing w:beforeAutospacing="1" w:after="216" w:line="240" w:lineRule="atLeast"/>
+        <w:jc w:val="both"/>
+        <w:rPr>
+          <w:rFonts w:ascii="Palatino Linotype" w:eastAsia="sans-serif" w:hAnsi="Palatino Linotype" w:cs="Palatino Linotype"/>
+          <w:color w:val="1A1C1E"/>
+        </w:rPr>
+      </w:pPr>
+      <w:r>
+        <w:rPr>
+          <w:rFonts w:ascii="Palatino Linotype" w:eastAsia="sans-serif" w:hAnsi="Palatino Linotype" w:cs="Palatino Linotype"/>
+          <w:color w:val="1A1C1E"/>
+          <w:shd w:val="clear" w:color="auto" w:fill="FFFFFF"/>
+        </w:rPr>
+        <w:t>So, in your opinion, is modern humanity—with all its remarkable advancements in science and technology—losing something? Or to put it another way: is it possible that humanity's own intelligence is limiting its ability to perceive something greater?</w:t>
+      </w:r>
+    </w:p>
+    <w:p>
+      <w:pPr>
+        <w:pStyle w:val="NormalWeb"/>
+        <w:shd w:val="clear" w:color="auto" w:fill="FFFFFF"/>
+        <w:spacing w:beforeAutospacing="1" w:after="216" w:line="240" w:lineRule="atLeast"/>
+        <w:jc w:val="both"/>
+        <w:rPr>
+          <w:rFonts w:ascii="Palatino Linotype" w:eastAsia="sans-serif" w:hAnsi="Palatino Linotype" w:cs="Palatino Linotype"/>
+          <w:color w:val="1A1C1E"/>
+        </w:rPr>
+      </w:pPr>
+      <w:r>
+        <w:rPr>
+          <w:rFonts w:ascii="Palatino Linotype" w:eastAsia="sans-serif" w:hAnsi="Palatino Linotype" w:cs="Palatino Linotype"/>
+          <w:b/>
+          <w:bCs/>
+          <w:color w:val="1A1C1E"/>
+          <w:shd w:val="clear" w:color="auto" w:fill="FFFFFF"/>
+        </w:rPr>
+        <w:t>Professor Adam:</w:t>
+      </w:r>
+      <w:r>
+        <w:rPr>
+          <w:rFonts w:ascii="Palatino Linotype" w:eastAsia="sans-serif" w:hAnsi="Palatino Linotype" w:cs="Palatino Linotype"/>
+          <w:color w:val="1A1C1E"/>
+          <w:shd w:val="clear" w:color="auto" w:fill="FFFFFF"/>
+        </w:rPr>
+        <w:t> (does not answer immediately, but just looks at Henry for a moment—his gaze not heavy, but carrying a thin mist of quiet regret)</w:t>
+      </w:r>
+      <w:r>
+        <w:rPr>
+          <w:rFonts w:ascii="Palatino Linotype" w:eastAsia="sans-serif" w:hAnsi="Palatino Linotype" w:cs="Palatino Linotype"/>
+          <w:color w:val="1A1C1E"/>
+          <w:shd w:val="clear" w:color="auto" w:fill="FFFFFF"/>
+        </w:rPr>
+        <w:br/>
+        <w:t>Henry…</w:t>
+      </w:r>
+    </w:p>
+    <w:p>
+      <w:pPr>
+        <w:pStyle w:val="NormalWeb"/>
+        <w:shd w:val="clear" w:color="auto" w:fill="FFFFFF"/>
+        <w:spacing w:beforeAutospacing="1" w:after="216" w:line="240" w:lineRule="atLeast"/>
+        <w:jc w:val="both"/>
+        <w:rPr>
+          <w:rFonts w:ascii="Palatino Linotype" w:eastAsia="sans-serif" w:hAnsi="Palatino Linotype" w:cs="Palatino Linotype"/>
+          <w:color w:val="1A1C1E"/>
+        </w:rPr>
+      </w:pPr>
+      <w:r>
+        <w:rPr>
+          <w:rFonts w:ascii="Palatino Linotype" w:eastAsia="sans-serif" w:hAnsi="Palatino Linotype" w:cs="Palatino Linotype"/>
+          <w:color w:val="1A1C1E"/>
+          <w:shd w:val="clear" w:color="auto" w:fill="FFFFFF"/>
+        </w:rPr>
+        <w:t>I think that question should be written on the blackboard of every technical university in the world.</w:t>
+      </w:r>
+    </w:p>
+    <w:p>
+      <w:pPr>
+        <w:pStyle w:val="NormalWeb"/>
+        <w:shd w:val="clear" w:color="auto" w:fill="FFFFFF"/>
+        <w:spacing w:beforeAutospacing="1" w:after="216" w:line="240" w:lineRule="atLeast"/>
+        <w:jc w:val="both"/>
+        <w:rPr>
+          <w:rFonts w:ascii="Palatino Linotype" w:eastAsia="sans-serif" w:hAnsi="Palatino Linotype" w:cs="Palatino Linotype"/>
+          <w:color w:val="1A1C1E"/>
+        </w:rPr>
+      </w:pPr>
+      <w:r>
+        <w:rPr>
+          <w:rFonts w:ascii="Palatino Linotype" w:eastAsia="sans-serif" w:hAnsi="Palatino Linotype" w:cs="Palatino Linotype"/>
+          <w:color w:val="1A1C1E"/>
+          <w:shd w:val="clear" w:color="auto" w:fill="FFFFFF"/>
+        </w:rPr>
+        <w:t>And there is no need to answer it quickly.</w:t>
+      </w:r>
+    </w:p>
+    <w:p>
+      <w:pPr>
+        <w:pStyle w:val="NormalWeb"/>
+        <w:shd w:val="clear" w:color="auto" w:fill="FFFFFF"/>
+        <w:spacing w:beforeAutospacing="1" w:after="216" w:line="240" w:lineRule="atLeast"/>
+        <w:jc w:val="both"/>
+        <w:rPr>
+          <w:rFonts w:ascii="Palatino Linotype" w:eastAsia="sans-serif" w:hAnsi="Palatino Linotype" w:cs="Palatino Linotype"/>
+          <w:color w:val="1A1C1E"/>
+        </w:rPr>
+      </w:pPr>
+      <w:r>
+        <w:rPr>
+          <w:rFonts w:ascii="Palatino Linotype" w:eastAsia="sans-serif" w:hAnsi="Palatino Linotype" w:cs="Palatino Linotype"/>
+          <w:color w:val="1A1C1E"/>
+          <w:shd w:val="clear" w:color="auto" w:fill="FFFFFF"/>
+        </w:rPr>
+        <w:t>It is enough for every student to see it each day, in silence.</w:t>
+      </w:r>
+    </w:p>
+    <w:p>
+      <w:pPr>
+        <w:pStyle w:val="NormalWeb"/>
+        <w:shd w:val="clear" w:color="auto" w:fill="FFFFFF"/>
+        <w:spacing w:beforeAutospacing="1" w:after="216" w:line="240" w:lineRule="atLeast"/>
+        <w:jc w:val="both"/>
+        <w:rPr>
+          <w:rFonts w:ascii="Palatino Linotype" w:eastAsia="sans-serif" w:hAnsi="Palatino Linotype" w:cs="Palatino Linotype"/>
+          <w:color w:val="1A1C1E"/>
+        </w:rPr>
+      </w:pPr>
+      <w:r>
+        <w:rPr>
+          <w:rFonts w:ascii="Palatino Linotype" w:eastAsia="sans-serif" w:hAnsi="Palatino Linotype" w:cs="Palatino Linotype"/>
+          <w:color w:val="1A1C1E"/>
+          <w:shd w:val="clear" w:color="auto" w:fill="FFFFFF"/>
+        </w:rPr>
+        <w:t>Yes—I believe that modern humanity is losing something very important.</w:t>
+      </w:r>
+    </w:p>
+    <w:p>
+      <w:pPr>
+        <w:pStyle w:val="NormalWeb"/>
+        <w:shd w:val="clear" w:color="auto" w:fill="FFFFFF"/>
+        <w:spacing w:beforeAutospacing="1" w:after="216" w:line="240" w:lineRule="atLeast"/>
+        <w:jc w:val="both"/>
+        <w:rPr>
+          <w:rFonts w:ascii="Palatino Linotype" w:eastAsia="sans-serif" w:hAnsi="Palatino Linotype" w:cs="Palatino Linotype"/>
+          <w:color w:val="1A1C1E"/>
+        </w:rPr>
+      </w:pPr>
+      <w:r>
+        <w:rPr>
+          <w:rFonts w:ascii="Palatino Linotype" w:eastAsia="sans-serif" w:hAnsi="Palatino Linotype" w:cs="Palatino Linotype"/>
+          <w:color w:val="1A1C1E"/>
+          <w:shd w:val="clear" w:color="auto" w:fill="FFFFFF"/>
+        </w:rPr>
+        <w:t>Not morality (though it is true there has been some decline).</w:t>
+      </w:r>
+    </w:p>
+    <w:p>
+      <w:pPr>
+        <w:pStyle w:val="NormalWeb"/>
+        <w:shd w:val="clear" w:color="auto" w:fill="FFFFFF"/>
+        <w:spacing w:beforeAutospacing="1" w:after="216" w:line="240" w:lineRule="atLeast"/>
+        <w:jc w:val="both"/>
+        <w:rPr>
+          <w:rFonts w:ascii="Palatino Linotype" w:eastAsia="sans-serif" w:hAnsi="Palatino Linotype" w:cs="Palatino Linotype"/>
+          <w:color w:val="1A1C1E"/>
+        </w:rPr>
+      </w:pPr>
+      <w:r>
+        <w:rPr>
+          <w:rFonts w:ascii="Palatino Linotype" w:eastAsia="sans-serif" w:hAnsi="Palatino Linotype" w:cs="Palatino Linotype"/>
+          <w:color w:val="1A1C1E"/>
+          <w:shd w:val="clear" w:color="auto" w:fill="FFFFFF"/>
+        </w:rPr>
+        <w:lastRenderedPageBreak/>
+        <w:t>Not simplicity (though the world is growing more complex).</w:t>
+      </w:r>
+    </w:p>
+    <w:p>
+      <w:pPr>
+        <w:pStyle w:val="NormalWeb"/>
+        <w:shd w:val="clear" w:color="auto" w:fill="FFFFFF"/>
+        <w:spacing w:beforeAutospacing="1" w:after="216" w:line="240" w:lineRule="atLeast"/>
+        <w:jc w:val="both"/>
+        <w:rPr>
+          <w:rFonts w:ascii="Palatino Linotype" w:eastAsia="sans-serif" w:hAnsi="Palatino Linotype" w:cs="Palatino Linotype"/>
+          <w:color w:val="1A1C1E"/>
+        </w:rPr>
+      </w:pPr>
+      <w:r>
+        <w:rPr>
+          <w:rFonts w:ascii="Palatino Linotype" w:eastAsia="sans-serif" w:hAnsi="Palatino Linotype" w:cs="Palatino Linotype"/>
+          <w:color w:val="1A1C1E"/>
+          <w:shd w:val="clear" w:color="auto" w:fill="FFFFFF"/>
+        </w:rPr>
+        <w:t>But… the ability to feel what is beyond the limits of one's own perception.</w:t>
+      </w:r>
+    </w:p>
+    <w:p>
+      <w:pPr>
+        <w:pStyle w:val="NormalWeb"/>
+        <w:shd w:val="clear" w:color="auto" w:fill="FFFFFF"/>
+        <w:spacing w:beforeAutospacing="1" w:after="216" w:line="240" w:lineRule="atLeast"/>
+        <w:jc w:val="both"/>
+        <w:rPr>
+          <w:rFonts w:ascii="Palatino Linotype" w:eastAsia="sans-serif" w:hAnsi="Palatino Linotype" w:cs="Palatino Linotype"/>
+          <w:color w:val="1A1C1E"/>
+        </w:rPr>
+      </w:pPr>
+      <w:r>
+        <w:rPr>
+          <w:rFonts w:ascii="Palatino Linotype" w:eastAsia="sans-serif" w:hAnsi="Palatino Linotype" w:cs="Palatino Linotype"/>
+          <w:color w:val="1A1C1E"/>
+          <w:shd w:val="clear" w:color="auto" w:fill="FFFFFF"/>
+        </w:rPr>
+        <w:t>People today know many things.</w:t>
+      </w:r>
+      <w:r>
+        <w:rPr>
+          <w:rFonts w:ascii="Palatino Linotype" w:eastAsia="sans-serif" w:hAnsi="Palatino Linotype" w:cs="Palatino Linotype"/>
+          <w:color w:val="1A1C1E"/>
+          <w:shd w:val="clear" w:color="auto" w:fill="FFFFFF"/>
+        </w:rPr>
+        <w:br/>
+        <w:t>– They know how to split genes.</w:t>
+      </w:r>
+      <w:r>
+        <w:rPr>
+          <w:rFonts w:ascii="Palatino Linotype" w:eastAsia="sans-serif" w:hAnsi="Palatino Linotype" w:cs="Palatino Linotype"/>
+          <w:color w:val="1A1C1E"/>
+          <w:shd w:val="clear" w:color="auto" w:fill="FFFFFF"/>
+        </w:rPr>
+        <w:br/>
+        <w:t>– How to send robots to Mars.</w:t>
+      </w:r>
+      <w:r>
+        <w:rPr>
+          <w:rFonts w:ascii="Palatino Linotype" w:eastAsia="sans-serif" w:hAnsi="Palatino Linotype" w:cs="Palatino Linotype"/>
+          <w:color w:val="1A1C1E"/>
+          <w:shd w:val="clear" w:color="auto" w:fill="FFFFFF"/>
+        </w:rPr>
+        <w:br/>
+        <w:t>– How to simulate the universe with algorithms.</w:t>
+      </w:r>
+    </w:p>
+    <w:p>
+      <w:pPr>
+        <w:pStyle w:val="NormalWeb"/>
+        <w:shd w:val="clear" w:color="auto" w:fill="FFFFFF"/>
+        <w:spacing w:beforeAutospacing="1" w:after="216" w:line="240" w:lineRule="atLeast"/>
+        <w:jc w:val="both"/>
+        <w:rPr>
+          <w:rFonts w:ascii="Palatino Linotype" w:eastAsia="sans-serif" w:hAnsi="Palatino Linotype" w:cs="Palatino Linotype"/>
+          <w:color w:val="1A1C1E"/>
+        </w:rPr>
+      </w:pPr>
+      <w:r>
+        <w:rPr>
+          <w:rFonts w:ascii="Palatino Linotype" w:eastAsia="sans-serif" w:hAnsi="Palatino Linotype" w:cs="Palatino Linotype"/>
+          <w:color w:val="1A1C1E"/>
+          <w:shd w:val="clear" w:color="auto" w:fill="FFFFFF"/>
+        </w:rPr>
+        <w:t>But at the same time…</w:t>
+      </w:r>
+    </w:p>
+    <w:p>
+      <w:pPr>
+        <w:pStyle w:val="NormalWeb"/>
+        <w:shd w:val="clear" w:color="auto" w:fill="FFFFFF"/>
+        <w:spacing w:beforeAutospacing="1" w:after="216" w:line="240" w:lineRule="atLeast"/>
+        <w:jc w:val="both"/>
+        <w:rPr>
+          <w:rFonts w:ascii="Palatino Linotype" w:eastAsia="sans-serif" w:hAnsi="Palatino Linotype" w:cs="Palatino Linotype"/>
+          <w:color w:val="1A1C1E"/>
+        </w:rPr>
+      </w:pPr>
+      <w:r>
+        <w:rPr>
+          <w:rFonts w:ascii="Palatino Linotype" w:eastAsia="sans-serif" w:hAnsi="Palatino Linotype" w:cs="Palatino Linotype"/>
+          <w:color w:val="1A1C1E"/>
+          <w:shd w:val="clear" w:color="auto" w:fill="FFFFFF"/>
+        </w:rPr>
+        <w:t>they have begun to shy away from admitting what they do not know.</w:t>
+      </w:r>
+    </w:p>
+    <w:p>
+      <w:pPr>
+        <w:pStyle w:val="NormalWeb"/>
+        <w:shd w:val="clear" w:color="auto" w:fill="FFFFFF"/>
+        <w:spacing w:beforeAutospacing="1" w:after="216" w:line="240" w:lineRule="atLeast"/>
+        <w:jc w:val="both"/>
+        <w:rPr>
+          <w:rFonts w:ascii="Palatino Linotype" w:eastAsia="sans-serif" w:hAnsi="Palatino Linotype" w:cs="Palatino Linotype"/>
+          <w:color w:val="1A1C1E"/>
+        </w:rPr>
+      </w:pPr>
+      <w:r>
+        <w:rPr>
+          <w:rFonts w:ascii="Palatino Linotype" w:eastAsia="sans-serif" w:hAnsi="Palatino Linotype" w:cs="Palatino Linotype"/>
+          <w:color w:val="1A1C1E"/>
+          <w:shd w:val="clear" w:color="auto" w:fill="FFFFFF"/>
+        </w:rPr>
+        <w:t>And it is right there that knowledge turns into arrogance.</w:t>
+      </w:r>
+    </w:p>
+    <w:p>
+      <w:pPr>
+        <w:pStyle w:val="NormalWeb"/>
+        <w:shd w:val="clear" w:color="auto" w:fill="FFFFFF"/>
+        <w:spacing w:beforeAutospacing="1" w:after="216" w:line="240" w:lineRule="atLeast"/>
+        <w:jc w:val="both"/>
+        <w:rPr>
+          <w:rFonts w:ascii="Palatino Linotype" w:eastAsia="sans-serif" w:hAnsi="Palatino Linotype" w:cs="Palatino Linotype"/>
+          <w:color w:val="1A1C1E"/>
+        </w:rPr>
+      </w:pPr>
+      <w:r>
+        <w:rPr>
+          <w:rFonts w:ascii="Palatino Linotype" w:eastAsia="sans-serif" w:hAnsi="Palatino Linotype" w:cs="Palatino Linotype"/>
+          <w:i/>
+          <w:iCs/>
+          <w:color w:val="1A1C1E"/>
+          <w:shd w:val="clear" w:color="auto" w:fill="FFFFFF"/>
+        </w:rPr>
+        <w:t>(The Professor takes a soft breath, as if to keep his emotions from overwhelming the calm he always maintains.)</w:t>
+      </w:r>
+    </w:p>
+    <w:p>
+      <w:pPr>
+        <w:pStyle w:val="NormalWeb"/>
+        <w:shd w:val="clear" w:color="auto" w:fill="FFFFFF"/>
+        <w:spacing w:beforeAutospacing="1" w:after="216" w:line="240" w:lineRule="atLeast"/>
+        <w:jc w:val="both"/>
+        <w:rPr>
+          <w:rFonts w:ascii="Palatino Linotype" w:eastAsia="sans-serif" w:hAnsi="Palatino Linotype" w:cs="Palatino Linotype"/>
+          <w:color w:val="1A1C1E"/>
+        </w:rPr>
+      </w:pPr>
+      <w:r>
+        <w:rPr>
+          <w:rFonts w:ascii="Palatino Linotype" w:eastAsia="sans-serif" w:hAnsi="Palatino Linotype" w:cs="Palatino Linotype"/>
+          <w:color w:val="1A1C1E"/>
+          <w:shd w:val="clear" w:color="auto" w:fill="FFFFFF"/>
+        </w:rPr>
+        <w:t>I am not saying that intelligence is bad.</w:t>
+      </w:r>
+    </w:p>
+    <w:p>
+      <w:pPr>
+        <w:pStyle w:val="NormalWeb"/>
+        <w:shd w:val="clear" w:color="auto" w:fill="FFFFFF"/>
+        <w:spacing w:beforeAutospacing="1" w:after="216" w:line="240" w:lineRule="atLeast"/>
+        <w:jc w:val="both"/>
+        <w:rPr>
+          <w:rFonts w:ascii="Palatino Linotype" w:eastAsia="sans-serif" w:hAnsi="Palatino Linotype" w:cs="Palatino Linotype"/>
+          <w:color w:val="1A1C1E"/>
+        </w:rPr>
+      </w:pPr>
+      <w:r>
+        <w:rPr>
+          <w:rFonts w:ascii="Palatino Linotype" w:eastAsia="sans-serif" w:hAnsi="Palatino Linotype" w:cs="Palatino Linotype"/>
+          <w:color w:val="1A1C1E"/>
+          <w:shd w:val="clear" w:color="auto" w:fill="FFFFFF"/>
+        </w:rPr>
+        <w:t>But intelligence without humility can easily become a barrier—preventing one from feeling the subtle signals from a greater reality.</w:t>
+      </w:r>
+    </w:p>
+    <w:p>
+      <w:pPr>
+        <w:pStyle w:val="NormalWeb"/>
+        <w:shd w:val="clear" w:color="auto" w:fill="FFFFFF"/>
+        <w:spacing w:beforeAutospacing="1" w:after="216" w:line="240" w:lineRule="atLeast"/>
+        <w:jc w:val="both"/>
+        <w:rPr>
+          <w:rFonts w:ascii="Palatino Linotype" w:eastAsia="sans-serif" w:hAnsi="Palatino Linotype" w:cs="Palatino Linotype"/>
+          <w:color w:val="1A1C1E"/>
+        </w:rPr>
+      </w:pPr>
+      <w:r>
+        <w:rPr>
+          <w:rFonts w:ascii="Palatino Linotype" w:eastAsia="sans-serif" w:hAnsi="Palatino Linotype" w:cs="Palatino Linotype"/>
+          <w:color w:val="1A1C1E"/>
+          <w:shd w:val="clear" w:color="auto" w:fill="FFFFFF"/>
+        </w:rPr>
+        <w:t>When people believe that “if it cannot be measured, it does not exist,”</w:t>
+      </w:r>
+    </w:p>
+    <w:p>
+      <w:pPr>
+        <w:pStyle w:val="NormalWeb"/>
+        <w:shd w:val="clear" w:color="auto" w:fill="FFFFFF"/>
+        <w:spacing w:beforeAutospacing="1" w:after="216" w:line="240" w:lineRule="atLeast"/>
+        <w:jc w:val="both"/>
+        <w:rPr>
+          <w:rFonts w:ascii="Palatino Linotype" w:eastAsia="sans-serif" w:hAnsi="Palatino Linotype" w:cs="Palatino Linotype"/>
+          <w:color w:val="1A1C1E"/>
+        </w:rPr>
+      </w:pPr>
+      <w:r>
+        <w:rPr>
+          <w:rFonts w:ascii="Palatino Linotype" w:eastAsia="sans-serif" w:hAnsi="Palatino Linotype" w:cs="Palatino Linotype"/>
+          <w:color w:val="1A1C1E"/>
+          <w:shd w:val="clear" w:color="auto" w:fill="FFFFFF"/>
+        </w:rPr>
+        <w:lastRenderedPageBreak/>
+        <w:t>they are also locking themselves in a very beautiful—and very tight—cage.</w:t>
+      </w:r>
+    </w:p>
+    <w:p>
+      <w:pPr>
+        <w:pStyle w:val="NormalWeb"/>
+        <w:shd w:val="clear" w:color="auto" w:fill="FFFFFF"/>
+        <w:spacing w:beforeAutospacing="1" w:after="216" w:line="240" w:lineRule="atLeast"/>
+        <w:jc w:val="both"/>
+        <w:rPr>
+          <w:rFonts w:ascii="Palatino Linotype" w:eastAsia="sans-serif" w:hAnsi="Palatino Linotype" w:cs="Palatino Linotype"/>
+          <w:color w:val="1A1C1E"/>
+        </w:rPr>
+      </w:pPr>
+      <w:r>
+        <w:rPr>
+          <w:rFonts w:ascii="Palatino Linotype" w:eastAsia="sans-serif" w:hAnsi="Palatino Linotype" w:cs="Palatino Linotype"/>
+          <w:color w:val="1A1C1E"/>
+          <w:shd w:val="clear" w:color="auto" w:fill="FFFFFF"/>
+        </w:rPr>
+        <w:t>And then, they stick the label “science” on that iron frame,</w:t>
+      </w:r>
+    </w:p>
+    <w:p>
+      <w:pPr>
+        <w:pStyle w:val="NormalWeb"/>
+        <w:shd w:val="clear" w:color="auto" w:fill="FFFFFF"/>
+        <w:spacing w:beforeAutospacing="1" w:after="216" w:line="240" w:lineRule="atLeast"/>
+        <w:jc w:val="both"/>
+        <w:rPr>
+          <w:rFonts w:ascii="Palatino Linotype" w:eastAsia="sans-serif" w:hAnsi="Palatino Linotype" w:cs="Palatino Linotype"/>
+          <w:color w:val="1A1C1E"/>
+        </w:rPr>
+      </w:pPr>
+      <w:r>
+        <w:rPr>
+          <w:rFonts w:ascii="Palatino Linotype" w:eastAsia="sans-serif" w:hAnsi="Palatino Linotype" w:cs="Palatino Linotype"/>
+          <w:color w:val="1A1C1E"/>
+          <w:shd w:val="clear" w:color="auto" w:fill="FFFFFF"/>
+        </w:rPr>
+        <w:t>without knowing that… on the outside, the wind still blows.</w:t>
+      </w:r>
+    </w:p>
+    <w:p>
+      <w:pPr>
+        <w:pStyle w:val="NormalWeb"/>
+        <w:shd w:val="clear" w:color="auto" w:fill="FFFFFF"/>
+        <w:spacing w:beforeAutospacing="1" w:after="216" w:line="240" w:lineRule="atLeast"/>
+        <w:jc w:val="both"/>
+        <w:rPr>
+          <w:rFonts w:ascii="Palatino Linotype" w:eastAsia="sans-serif" w:hAnsi="Palatino Linotype" w:cs="Palatino Linotype"/>
+          <w:color w:val="1A1C1E"/>
+        </w:rPr>
+      </w:pPr>
+      <w:r>
+        <w:rPr>
+          <w:rFonts w:ascii="Palatino Linotype" w:eastAsia="sans-serif" w:hAnsi="Palatino Linotype" w:cs="Palatino Linotype"/>
+          <w:color w:val="1A1C1E"/>
+          <w:shd w:val="clear" w:color="auto" w:fill="FFFFFF"/>
+        </w:rPr>
+        <w:t>Perhaps it is easier to understand this way:</w:t>
+      </w:r>
+    </w:p>
+    <w:p>
+      <w:pPr>
+        <w:pStyle w:val="NormalWeb"/>
+        <w:shd w:val="clear" w:color="auto" w:fill="FFFFFF"/>
+        <w:spacing w:beforeAutospacing="1" w:after="216" w:line="240" w:lineRule="atLeast"/>
+        <w:jc w:val="both"/>
+        <w:rPr>
+          <w:rFonts w:ascii="Palatino Linotype" w:eastAsia="sans-serif" w:hAnsi="Palatino Linotype" w:cs="Palatino Linotype"/>
+          <w:color w:val="1A1C1E"/>
+        </w:rPr>
+      </w:pPr>
+      <w:r>
+        <w:rPr>
+          <w:rFonts w:ascii="Palatino Linotype" w:eastAsia="sans-serif" w:hAnsi="Palatino Linotype" w:cs="Palatino Linotype"/>
+          <w:color w:val="1A1C1E"/>
+          <w:shd w:val="clear" w:color="auto" w:fill="FFFFFF"/>
+        </w:rPr>
+        <w:t>A 7-year-old child sees the rain and might feel sad—without knowing why.</w:t>
+      </w:r>
+    </w:p>
+    <w:p>
+      <w:pPr>
+        <w:pStyle w:val="NormalWeb"/>
+        <w:shd w:val="clear" w:color="auto" w:fill="FFFFFF"/>
+        <w:spacing w:beforeAutospacing="1" w:after="216" w:line="240" w:lineRule="atLeast"/>
+        <w:jc w:val="both"/>
+        <w:rPr>
+          <w:rFonts w:ascii="Palatino Linotype" w:eastAsia="sans-serif" w:hAnsi="Palatino Linotype" w:cs="Palatino Linotype"/>
+          <w:color w:val="1A1C1E"/>
+        </w:rPr>
+      </w:pPr>
+      <w:r>
+        <w:rPr>
+          <w:rFonts w:ascii="Palatino Linotype" w:eastAsia="sans-serif" w:hAnsi="Palatino Linotype" w:cs="Palatino Linotype"/>
+          <w:color w:val="1A1C1E"/>
+          <w:shd w:val="clear" w:color="auto" w:fill="FFFFFF"/>
+        </w:rPr>
+        <w:t>While an adult engineer can calculate the exact amount of rainfall per minute—but feels nothing.</w:t>
+      </w:r>
+    </w:p>
+    <w:p>
+      <w:pPr>
+        <w:pStyle w:val="NormalWeb"/>
+        <w:shd w:val="clear" w:color="auto" w:fill="FFFFFF"/>
+        <w:spacing w:beforeAutospacing="1" w:after="216" w:line="240" w:lineRule="atLeast"/>
+        <w:jc w:val="both"/>
+        <w:rPr>
+          <w:rFonts w:ascii="Palatino Linotype" w:eastAsia="sans-serif" w:hAnsi="Palatino Linotype" w:cs="Palatino Linotype"/>
+          <w:color w:val="1A1C1E"/>
+        </w:rPr>
+      </w:pPr>
+      <w:r>
+        <w:rPr>
+          <w:rFonts w:ascii="Palatino Linotype" w:eastAsia="sans-serif" w:hAnsi="Palatino Linotype" w:cs="Palatino Linotype"/>
+          <w:color w:val="1A1C1E"/>
+          <w:shd w:val="clear" w:color="auto" w:fill="FFFFFF"/>
+        </w:rPr>
+        <w:t>So who lives closer to reality?</w:t>
+      </w:r>
+    </w:p>
+    <w:p>
+      <w:pPr>
+        <w:pStyle w:val="NormalWeb"/>
+        <w:shd w:val="clear" w:color="auto" w:fill="FFFFFF"/>
+        <w:spacing w:beforeAutospacing="1" w:after="216" w:line="240" w:lineRule="atLeast"/>
+        <w:jc w:val="both"/>
+        <w:rPr>
+          <w:rFonts w:ascii="Palatino Linotype" w:eastAsia="sans-serif" w:hAnsi="Palatino Linotype" w:cs="Palatino Linotype"/>
+          <w:color w:val="1A1C1E"/>
+        </w:rPr>
+      </w:pPr>
+      <w:r>
+        <w:rPr>
+          <w:rFonts w:ascii="Palatino Linotype" w:eastAsia="sans-serif" w:hAnsi="Palatino Linotype" w:cs="Palatino Linotype"/>
+          <w:color w:val="1A1C1E"/>
+          <w:shd w:val="clear" w:color="auto" w:fill="FFFFFF"/>
+        </w:rPr>
+        <w:t>Sometimes… it is precisely this “excessive intelligence” that prevents modern humans from seeing what is very real.</w:t>
+      </w:r>
+    </w:p>
+    <w:p>
+      <w:pPr>
+        <w:pStyle w:val="NormalWeb"/>
+        <w:shd w:val="clear" w:color="auto" w:fill="FFFFFF"/>
+        <w:spacing w:beforeAutospacing="1" w:after="216" w:line="240" w:lineRule="atLeast"/>
+        <w:jc w:val="both"/>
+        <w:rPr>
+          <w:rFonts w:ascii="Palatino Linotype" w:eastAsia="sans-serif" w:hAnsi="Palatino Linotype" w:cs="Palatino Linotype"/>
+          <w:color w:val="1A1C1E"/>
+        </w:rPr>
+      </w:pPr>
+      <w:r>
+        <w:rPr>
+          <w:rFonts w:ascii="Palatino Linotype" w:eastAsia="sans-serif" w:hAnsi="Palatino Linotype" w:cs="Palatino Linotype"/>
+          <w:color w:val="1A1C1E"/>
+          <w:shd w:val="clear" w:color="auto" w:fill="FFFFFF"/>
+        </w:rPr>
+        <w:t>And the price to pay is:</w:t>
+      </w:r>
+      <w:r>
+        <w:rPr>
+          <w:rFonts w:ascii="Palatino Linotype" w:eastAsia="sans-serif" w:hAnsi="Palatino Linotype" w:cs="Palatino Linotype"/>
+          <w:color w:val="1A1C1E"/>
+          <w:shd w:val="clear" w:color="auto" w:fill="FFFFFF"/>
+        </w:rPr>
+        <w:br/>
+        <w:t>– They live more—but feel less.</w:t>
+      </w:r>
+      <w:r>
+        <w:rPr>
+          <w:rFonts w:ascii="Palatino Linotype" w:eastAsia="sans-serif" w:hAnsi="Palatino Linotype" w:cs="Palatino Linotype"/>
+          <w:color w:val="1A1C1E"/>
+          <w:shd w:val="clear" w:color="auto" w:fill="FFFFFF"/>
+        </w:rPr>
+        <w:br/>
+        <w:t>– Know more—but understand less.</w:t>
+      </w:r>
+      <w:r>
+        <w:rPr>
+          <w:rFonts w:ascii="Palatino Linotype" w:eastAsia="sans-serif" w:hAnsi="Palatino Linotype" w:cs="Palatino Linotype"/>
+          <w:color w:val="1A1C1E"/>
+          <w:shd w:val="clear" w:color="auto" w:fill="FFFFFF"/>
+        </w:rPr>
+        <w:br/>
+        <w:t>– Explore outer space—but close off inner depth.</w:t>
+      </w:r>
+    </w:p>
+    <w:p>
+      <w:pPr>
+        <w:pStyle w:val="NormalWeb"/>
+        <w:shd w:val="clear" w:color="auto" w:fill="FFFFFF"/>
+        <w:spacing w:beforeAutospacing="1" w:after="216" w:line="240" w:lineRule="atLeast"/>
+        <w:jc w:val="both"/>
+        <w:rPr>
+          <w:rFonts w:ascii="Palatino Linotype" w:eastAsia="sans-serif" w:hAnsi="Palatino Linotype" w:cs="Palatino Linotype"/>
+          <w:color w:val="1A1C1E"/>
+        </w:rPr>
+      </w:pPr>
+      <w:r>
+        <w:rPr>
+          <w:rFonts w:ascii="Palatino Linotype" w:eastAsia="sans-serif" w:hAnsi="Palatino Linotype" w:cs="Palatino Linotype"/>
+          <w:color w:val="1A1C1E"/>
+          <w:shd w:val="clear" w:color="auto" w:fill="FFFFFF"/>
+        </w:rPr>
+        <w:t>I am not against technology.</w:t>
+      </w:r>
+    </w:p>
+    <w:p>
+      <w:pPr>
+        <w:pStyle w:val="NormalWeb"/>
+        <w:shd w:val="clear" w:color="auto" w:fill="FFFFFF"/>
+        <w:spacing w:beforeAutospacing="1" w:after="216" w:line="240" w:lineRule="atLeast"/>
+        <w:jc w:val="both"/>
+        <w:rPr>
+          <w:rFonts w:ascii="Palatino Linotype" w:eastAsia="sans-serif" w:hAnsi="Palatino Linotype" w:cs="Palatino Linotype"/>
+          <w:color w:val="1A1C1E"/>
+        </w:rPr>
+      </w:pPr>
+      <w:r>
+        <w:rPr>
+          <w:rFonts w:ascii="Palatino Linotype" w:eastAsia="sans-serif" w:hAnsi="Palatino Linotype" w:cs="Palatino Linotype"/>
+          <w:color w:val="1A1C1E"/>
+          <w:shd w:val="clear" w:color="auto" w:fill="FFFFFF"/>
+        </w:rPr>
+        <w:lastRenderedPageBreak/>
+        <w:t>But I hope the younger generation will not let the skill of analysis kill the capacity for feeling.</w:t>
+      </w:r>
+    </w:p>
+    <w:p>
+      <w:pPr>
+        <w:pStyle w:val="NormalWeb"/>
+        <w:shd w:val="clear" w:color="auto" w:fill="FFFFFF"/>
+        <w:spacing w:beforeAutospacing="1" w:after="216" w:line="240" w:lineRule="atLeast"/>
+        <w:jc w:val="both"/>
+        <w:rPr>
+          <w:rFonts w:ascii="Palatino Linotype" w:eastAsia="sans-serif" w:hAnsi="Palatino Linotype" w:cs="Palatino Linotype"/>
+          <w:color w:val="1A1C1E"/>
+        </w:rPr>
+      </w:pPr>
+      <w:r>
+        <w:rPr>
+          <w:rFonts w:ascii="Palatino Linotype" w:eastAsia="sans-serif" w:hAnsi="Palatino Linotype" w:cs="Palatino Linotype"/>
+          <w:color w:val="1A1C1E"/>
+          <w:shd w:val="clear" w:color="auto" w:fill="FFFFFF"/>
+        </w:rPr>
+        <w:t>Because it is very possible… that the truth we are searching for lies not in a formula,</w:t>
+      </w:r>
+    </w:p>
+    <w:p>
+      <w:pPr>
+        <w:pStyle w:val="NormalWeb"/>
+        <w:shd w:val="clear" w:color="auto" w:fill="FFFFFF"/>
+        <w:spacing w:beforeAutospacing="1" w:after="216" w:line="240" w:lineRule="atLeast"/>
+        <w:jc w:val="both"/>
+        <w:rPr>
+          <w:rFonts w:ascii="Palatino Linotype" w:eastAsia="sans-serif" w:hAnsi="Palatino Linotype" w:cs="Palatino Linotype"/>
+          <w:color w:val="1A1C1E"/>
+          <w:shd w:val="clear" w:color="auto" w:fill="FFFFFF"/>
+        </w:rPr>
+      </w:pPr>
+      <w:r>
+        <w:rPr>
+          <w:rFonts w:ascii="Palatino Linotype" w:eastAsia="sans-serif" w:hAnsi="Palatino Linotype" w:cs="Palatino Linotype"/>
+          <w:color w:val="1A1C1E"/>
+          <w:shd w:val="clear" w:color="auto" w:fill="FFFFFF"/>
+        </w:rPr>
+        <w:t>but in a moment of silence—when intellect knows to pause to make way for something greater.</w:t>
+      </w:r>
+    </w:p>
+    <w:p>
+      <w:pPr>
+        <w:pStyle w:val="NormalWeb"/>
+        <w:shd w:val="clear" w:color="auto" w:fill="FFFFFF"/>
+        <w:spacing w:beforeAutospacing="1" w:after="216" w:line="240" w:lineRule="atLeast"/>
+        <w:jc w:val="both"/>
+        <w:rPr>
+          <w:rFonts w:ascii="Palatino Linotype" w:eastAsia="sans-serif" w:hAnsi="Palatino Linotype" w:cs="Palatino Linotype"/>
+          <w:color w:val="1A1C1E"/>
+          <w:shd w:val="clear" w:color="auto" w:fill="FFFFFF"/>
+        </w:rPr>
+      </w:pPr>
+    </w:p>
+    <w:p>
+      <w:pPr>
+        <w:pStyle w:val="NormalWeb"/>
+        <w:shd w:val="clear" w:color="auto" w:fill="FFFFFF"/>
+        <w:spacing w:beforeAutospacing="1" w:after="216" w:line="240" w:lineRule="atLeast"/>
+        <w:jc w:val="both"/>
+        <w:rPr>
+          <w:rFonts w:ascii="Palatino Linotype" w:eastAsia="sans-serif" w:hAnsi="Palatino Linotype" w:cs="Palatino Linotype"/>
+          <w:color w:val="1A1C1E"/>
+        </w:rPr>
+      </w:pPr>
+      <w:r>
+        <w:rPr>
+          <w:rFonts w:ascii="Palatino Linotype" w:eastAsia="sans-serif" w:hAnsi="Palatino Linotype" w:cs="Palatino Linotype"/>
+          <w:b/>
+          <w:bCs/>
+          <w:color w:val="1A1C1E"/>
+          <w:shd w:val="clear" w:color="auto" w:fill="FFFFFF"/>
+        </w:rPr>
+        <w:t>Henry Lowell:</w:t>
+      </w:r>
+      <w:r>
+        <w:rPr>
+          <w:rFonts w:ascii="Palatino Linotype" w:eastAsia="sans-serif" w:hAnsi="Palatino Linotype" w:cs="Palatino Linotype"/>
+          <w:b/>
+          <w:bCs/>
+          <w:color w:val="1A1C1E"/>
+          <w:shd w:val="clear" w:color="auto" w:fill="FFFFFF"/>
+        </w:rPr>
+        <w:br/>
+      </w:r>
+      <w:r>
+        <w:rPr>
+          <w:rFonts w:ascii="Palatino Linotype" w:eastAsia="sans-serif" w:hAnsi="Palatino Linotype" w:cs="Palatino Linotype"/>
+          <w:color w:val="1A1C1E"/>
+          <w:shd w:val="clear" w:color="auto" w:fill="FFFFFF"/>
+        </w:rPr>
+        <w:t>Yes, from what I've read before, and through what you've shared, I'm getting the sense that humanity is being dazzled by the progress of science, which is causing us to go in the wrong direction. If so, where will the future of science lead if it continues on its current path? And if a change is desired, do they need to change their frame of reference?</w:t>
+      </w:r>
+    </w:p>
+    <w:p>
+      <w:pPr>
+        <w:pStyle w:val="NormalWeb"/>
+        <w:shd w:val="clear" w:color="auto" w:fill="FFFFFF"/>
+        <w:spacing w:beforeAutospacing="1" w:after="216" w:line="240" w:lineRule="atLeast"/>
+        <w:jc w:val="both"/>
+        <w:rPr>
+          <w:rFonts w:ascii="Palatino Linotype" w:eastAsia="sans-serif" w:hAnsi="Palatino Linotype" w:cs="Palatino Linotype"/>
+          <w:color w:val="1A1C1E"/>
+          <w:shd w:val="clear" w:color="auto" w:fill="FFFFFF"/>
+        </w:rPr>
+      </w:pPr>
+      <w:r>
+        <w:rPr>
+          <w:rFonts w:ascii="Palatino Linotype" w:eastAsia="sans-serif" w:hAnsi="Palatino Linotype" w:cs="Palatino Linotype"/>
+          <w:color w:val="1A1C1E"/>
+          <w:shd w:val="clear" w:color="auto" w:fill="FFFFFF"/>
+        </w:rPr>
+        <w:t xml:space="preserve">And on another note, does the younger generation in general, and young scientists in particular, need guidance from the older generation? </w:t>
+      </w:r>
+    </w:p>
+    <w:p>
+      <w:pPr>
+        <w:pStyle w:val="NormalWeb"/>
+        <w:shd w:val="clear" w:color="auto" w:fill="FFFFFF"/>
+        <w:spacing w:beforeAutospacing="1" w:after="216" w:line="240" w:lineRule="atLeast"/>
+        <w:jc w:val="both"/>
+        <w:rPr>
+          <w:rFonts w:ascii="Palatino Linotype" w:eastAsia="sans-serif" w:hAnsi="Palatino Linotype" w:cs="Palatino Linotype"/>
+          <w:color w:val="1A1C1E"/>
+        </w:rPr>
+      </w:pPr>
+      <w:r>
+        <w:rPr>
+          <w:rFonts w:ascii="Palatino Linotype" w:eastAsia="sans-serif" w:hAnsi="Palatino Linotype" w:cs="Palatino Linotype"/>
+          <w:color w:val="1A1C1E"/>
+          <w:shd w:val="clear" w:color="auto" w:fill="FFFFFF"/>
+        </w:rPr>
+        <w:t>I would very much like to hear you share more... but perhaps our time for today has grown long. Would you agree to take a break and we continue tomorrow morning?</w:t>
+      </w:r>
+    </w:p>
+    <w:p>
+      <w:pPr>
+        <w:pStyle w:val="NormalWeb"/>
+        <w:shd w:val="clear" w:color="auto" w:fill="FFFFFF"/>
+        <w:spacing w:beforeAutospacing="1" w:after="216" w:line="240" w:lineRule="atLeast"/>
+        <w:jc w:val="both"/>
+        <w:rPr>
+          <w:rFonts w:ascii="Palatino Linotype" w:eastAsia="sans-serif" w:hAnsi="Palatino Linotype" w:cs="Palatino Linotype"/>
+          <w:color w:val="1A1C1E"/>
+        </w:rPr>
+      </w:pPr>
+      <w:r>
+        <w:rPr>
+          <w:rFonts w:ascii="Palatino Linotype" w:eastAsia="sans-serif" w:hAnsi="Palatino Linotype" w:cs="Palatino Linotype"/>
+          <w:b/>
+          <w:bCs/>
+          <w:color w:val="1A1C1E"/>
+          <w:shd w:val="clear" w:color="auto" w:fill="FFFFFF"/>
+        </w:rPr>
         <w:lastRenderedPageBreak/>
         <w:t>Professor Adam:</w:t>
       </w:r>
@@ -20314,7 +21795,7 @@
           <w:color w:val="1A1C1E"/>
           <w:shd w:val="clear" w:color="auto" w:fill="FFFFFF"/>
         </w:rPr>
-        <w:t> (nods slightly, a faint smile on his face, as if hearing the right “frequency” in the question)</w:t>
+        <w:t> (nods, his expression now holding not just his usual calmness, but also a faint smile tinged with deep empathy)</w:t>
       </w:r>
       <w:r>
         <w:rPr>
@@ -20323,395 +21804,167 @@
           <w:shd w:val="clear" w:color="auto" w:fill="FFFFFF"/>
         </w:rPr>
         <w:br/>
-        <w:t>Yes…</w:t>
-      </w:r>
-    </w:p>
-    <w:p>
-      <w:pPr>
-        <w:pStyle w:val="NormalWeb"/>
-        <w:shd w:val="clear" w:color="auto" w:fill="FFFFFF"/>
-        <w:spacing w:beforeAutospacing="1" w:after="216" w:line="240" w:lineRule="atLeast"/>
-        <w:jc w:val="both"/>
-        <w:rPr>
-          <w:rFonts w:ascii="Palatino Linotype" w:eastAsia="sans-serif" w:hAnsi="Palatino Linotype" w:cs="Palatino Linotype"/>
-          <w:color w:val="1A1C1E"/>
-        </w:rPr>
-      </w:pPr>
-      <w:r>
-        <w:rPr>
-          <w:rFonts w:ascii="Palatino Linotype" w:eastAsia="sans-serif" w:hAnsi="Palatino Linotype" w:cs="Palatino Linotype"/>
-          <w:color w:val="1A1C1E"/>
-          <w:shd w:val="clear" w:color="auto" w:fill="FFFFFF"/>
-        </w:rPr>
-        <w:t>You understand correctly.</w:t>
-      </w:r>
-    </w:p>
-    <w:p>
-      <w:pPr>
-        <w:pStyle w:val="NormalWeb"/>
-        <w:shd w:val="clear" w:color="auto" w:fill="FFFFFF"/>
-        <w:spacing w:beforeAutospacing="1" w:after="216" w:line="240" w:lineRule="atLeast"/>
-        <w:jc w:val="both"/>
-        <w:rPr>
-          <w:rFonts w:ascii="Palatino Linotype" w:eastAsia="sans-serif" w:hAnsi="Palatino Linotype" w:cs="Palatino Linotype"/>
-          <w:color w:val="1A1C1E"/>
-        </w:rPr>
-      </w:pPr>
-      <w:r>
-        <w:rPr>
-          <w:rFonts w:ascii="Palatino Linotype" w:eastAsia="sans-serif" w:hAnsi="Palatino Linotype" w:cs="Palatino Linotype"/>
-          <w:color w:val="1A1C1E"/>
-          <w:shd w:val="clear" w:color="auto" w:fill="FFFFFF"/>
-        </w:rPr>
-        <w:t>When I say, “Life is something higher than matter,” I am not speaking of a more intelligent molecule.</w:t>
-      </w:r>
-    </w:p>
-    <w:p>
-      <w:pPr>
-        <w:pStyle w:val="NormalWeb"/>
-        <w:shd w:val="clear" w:color="auto" w:fill="FFFFFF"/>
-        <w:spacing w:beforeAutospacing="1" w:after="216" w:line="240" w:lineRule="atLeast"/>
-        <w:jc w:val="both"/>
-        <w:rPr>
-          <w:rFonts w:ascii="Palatino Linotype" w:eastAsia="sans-serif" w:hAnsi="Palatino Linotype" w:cs="Palatino Linotype"/>
-          <w:color w:val="1A1C1E"/>
-        </w:rPr>
-      </w:pPr>
-      <w:r>
-        <w:rPr>
-          <w:rFonts w:ascii="Palatino Linotype" w:eastAsia="sans-serif" w:hAnsi="Palatino Linotype" w:cs="Palatino Linotype"/>
-          <w:color w:val="1A1C1E"/>
-          <w:shd w:val="clear" w:color="auto" w:fill="FFFFFF"/>
-        </w:rPr>
-        <w:t>I mean to imply that:</w:t>
-      </w:r>
-    </w:p>
-    <w:p>
-      <w:pPr>
-        <w:pStyle w:val="NormalWeb"/>
-        <w:shd w:val="clear" w:color="auto" w:fill="FFFFFF"/>
-        <w:spacing w:beforeAutospacing="1" w:after="216" w:line="240" w:lineRule="atLeast"/>
-        <w:jc w:val="both"/>
-        <w:rPr>
-          <w:rFonts w:ascii="Palatino Linotype" w:eastAsia="sans-serif" w:hAnsi="Palatino Linotype" w:cs="Palatino Linotype"/>
-          <w:color w:val="1A1C1E"/>
-        </w:rPr>
-      </w:pPr>
-      <w:r>
-        <w:rPr>
-          <w:rFonts w:ascii="Palatino Linotype" w:eastAsia="sans-serif" w:hAnsi="Palatino Linotype" w:cs="Palatino Linotype"/>
-          <w:color w:val="1A1C1E"/>
-          <w:shd w:val="clear" w:color="auto" w:fill="FFFFFF"/>
-        </w:rPr>
-        <w:t>Behind all objects, all living cells, all biological phenomena… there always exists a field of thought—a form of “spirituality”—that in common parlance is called the “soul,” and in a higher-level scientific system might be called “primordial consciousness.”</w:t>
-      </w:r>
-    </w:p>
-    <w:p>
-      <w:pPr>
-        <w:pStyle w:val="NormalWeb"/>
-        <w:shd w:val="clear" w:color="auto" w:fill="FFFFFF"/>
-        <w:spacing w:beforeAutospacing="1" w:after="216" w:line="240" w:lineRule="atLeast"/>
-        <w:jc w:val="both"/>
-        <w:rPr>
-          <w:rFonts w:ascii="Palatino Linotype" w:eastAsia="sans-serif" w:hAnsi="Palatino Linotype" w:cs="Palatino Linotype"/>
-          <w:color w:val="1A1C1E"/>
-        </w:rPr>
-      </w:pPr>
-      <w:r>
-        <w:rPr>
-          <w:rFonts w:ascii="Palatino Linotype" w:eastAsia="sans-serif" w:hAnsi="Palatino Linotype" w:cs="Palatino Linotype"/>
-          <w:color w:val="1A1C1E"/>
-          <w:shd w:val="clear" w:color="auto" w:fill="FFFFFF"/>
-        </w:rPr>
-        <w:t>The problem is:</w:t>
-      </w:r>
-    </w:p>
-    <w:p>
-      <w:pPr>
-        <w:pStyle w:val="NormalWeb"/>
-        <w:shd w:val="clear" w:color="auto" w:fill="FFFFFF"/>
-        <w:spacing w:beforeAutospacing="1" w:after="216" w:line="240" w:lineRule="atLeast"/>
-        <w:jc w:val="both"/>
-        <w:rPr>
-          <w:rFonts w:ascii="Palatino Linotype" w:eastAsia="sans-serif" w:hAnsi="Palatino Linotype" w:cs="Palatino Linotype"/>
-          <w:color w:val="1A1C1E"/>
-        </w:rPr>
-      </w:pPr>
-      <w:r>
-        <w:rPr>
-          <w:rFonts w:ascii="Palatino Linotype" w:eastAsia="sans-serif" w:hAnsi="Palatino Linotype" w:cs="Palatino Linotype"/>
-          <w:color w:val="1A1C1E"/>
-          <w:shd w:val="clear" w:color="auto" w:fill="FFFFFF"/>
-        </w:rPr>
-        <w:t>Modern science can measure matter.</w:t>
-      </w:r>
-    </w:p>
-    <w:p>
-      <w:pPr>
-        <w:pStyle w:val="NormalWeb"/>
-        <w:shd w:val="clear" w:color="auto" w:fill="FFFFFF"/>
-        <w:spacing w:beforeAutospacing="1" w:after="216" w:line="240" w:lineRule="atLeast"/>
-        <w:jc w:val="both"/>
-        <w:rPr>
-          <w:rFonts w:ascii="Palatino Linotype" w:eastAsia="sans-serif" w:hAnsi="Palatino Linotype" w:cs="Palatino Linotype"/>
-          <w:color w:val="1A1C1E"/>
-        </w:rPr>
-      </w:pPr>
-      <w:r>
-        <w:rPr>
-          <w:rFonts w:ascii="Palatino Linotype" w:eastAsia="sans-serif" w:hAnsi="Palatino Linotype" w:cs="Palatino Linotype"/>
-          <w:color w:val="1A1C1E"/>
-          <w:shd w:val="clear" w:color="auto" w:fill="FFFFFF"/>
-        </w:rPr>
-        <w:t>But it is powerless before something it cannot grasp—which is life that has a “self.”</w:t>
-      </w:r>
-    </w:p>
-    <w:p>
-      <w:pPr>
-        <w:pStyle w:val="NormalWeb"/>
-        <w:shd w:val="clear" w:color="auto" w:fill="FFFFFF"/>
-        <w:spacing w:beforeAutospacing="1" w:after="216" w:line="240" w:lineRule="atLeast"/>
-        <w:jc w:val="both"/>
-        <w:rPr>
-          <w:rFonts w:ascii="Palatino Linotype" w:eastAsia="sans-serif" w:hAnsi="Palatino Linotype" w:cs="Palatino Linotype"/>
-          <w:color w:val="1A1C1E"/>
-        </w:rPr>
-      </w:pPr>
-      <w:r>
-        <w:rPr>
-          <w:rFonts w:ascii="Palatino Linotype" w:eastAsia="sans-serif" w:hAnsi="Palatino Linotype" w:cs="Palatino Linotype"/>
-          <w:color w:val="1A1C1E"/>
-          <w:shd w:val="clear" w:color="auto" w:fill="FFFFFF"/>
-        </w:rPr>
-        <w:t>A simple example:</w:t>
-      </w:r>
-      <w:r>
-        <w:rPr>
-          <w:rFonts w:ascii="Palatino Linotype" w:eastAsia="sans-serif" w:hAnsi="Palatino Linotype" w:cs="Palatino Linotype"/>
-          <w:color w:val="1A1C1E"/>
-          <w:shd w:val="clear" w:color="auto" w:fill="FFFFFF"/>
-        </w:rPr>
-        <w:br/>
-        <w:t>– You can dissect a person's brain.</w:t>
-      </w:r>
-      <w:r>
-        <w:rPr>
-          <w:rFonts w:ascii="Palatino Linotype" w:eastAsia="sans-serif" w:hAnsi="Palatino Linotype" w:cs="Palatino Linotype"/>
-          <w:color w:val="1A1C1E"/>
-          <w:shd w:val="clear" w:color="auto" w:fill="FFFFFF"/>
-        </w:rPr>
-        <w:br/>
-        <w:t>– You can measure brainwaves, reflexes, neurotransmitters.</w:t>
-      </w:r>
-    </w:p>
-    <w:p>
-      <w:pPr>
-        <w:pStyle w:val="NormalWeb"/>
-        <w:shd w:val="clear" w:color="auto" w:fill="FFFFFF"/>
-        <w:spacing w:beforeAutospacing="1" w:after="216" w:line="240" w:lineRule="atLeast"/>
-        <w:jc w:val="both"/>
-        <w:rPr>
-          <w:rFonts w:ascii="Palatino Linotype" w:eastAsia="sans-serif" w:hAnsi="Palatino Linotype" w:cs="Palatino Linotype"/>
-          <w:color w:val="1A1C1E"/>
-        </w:rPr>
-      </w:pPr>
-      <w:r>
-        <w:rPr>
-          <w:rFonts w:ascii="Palatino Linotype" w:eastAsia="sans-serif" w:hAnsi="Palatino Linotype" w:cs="Palatino Linotype"/>
-          <w:color w:val="1A1C1E"/>
-          <w:shd w:val="clear" w:color="auto" w:fill="FFFFFF"/>
-        </w:rPr>
-        <w:lastRenderedPageBreak/>
-        <w:t>But…</w:t>
-      </w:r>
-    </w:p>
-    <w:p>
-      <w:pPr>
-        <w:pStyle w:val="NormalWeb"/>
-        <w:shd w:val="clear" w:color="auto" w:fill="FFFFFF"/>
-        <w:spacing w:beforeAutospacing="1" w:after="216" w:line="240" w:lineRule="atLeast"/>
-        <w:jc w:val="both"/>
-        <w:rPr>
-          <w:rFonts w:ascii="Palatino Linotype" w:eastAsia="sans-serif" w:hAnsi="Palatino Linotype" w:cs="Palatino Linotype"/>
-          <w:color w:val="1A1C1E"/>
-        </w:rPr>
-      </w:pPr>
-      <w:r>
-        <w:rPr>
-          <w:rFonts w:ascii="Palatino Linotype" w:eastAsia="sans-serif" w:hAnsi="Palatino Linotype" w:cs="Palatino Linotype"/>
-          <w:color w:val="1A1C1E"/>
-          <w:shd w:val="clear" w:color="auto" w:fill="FFFFFF"/>
-        </w:rPr>
-        <w:t>You cannot point to where the “thought of wanting to forgive” is located in the brain.</w:t>
-      </w:r>
-    </w:p>
-    <w:p>
-      <w:pPr>
-        <w:pStyle w:val="NormalWeb"/>
-        <w:shd w:val="clear" w:color="auto" w:fill="FFFFFF"/>
-        <w:spacing w:beforeAutospacing="1" w:after="216" w:line="240" w:lineRule="atLeast"/>
-        <w:jc w:val="both"/>
-        <w:rPr>
-          <w:rFonts w:ascii="Palatino Linotype" w:eastAsia="sans-serif" w:hAnsi="Palatino Linotype" w:cs="Palatino Linotype"/>
-          <w:color w:val="1A1C1E"/>
-        </w:rPr>
-      </w:pPr>
-      <w:r>
-        <w:rPr>
-          <w:rFonts w:ascii="Palatino Linotype" w:eastAsia="sans-serif" w:hAnsi="Palatino Linotype" w:cs="Palatino Linotype"/>
-          <w:color w:val="1A1C1E"/>
-          <w:shd w:val="clear" w:color="auto" w:fill="FFFFFF"/>
-        </w:rPr>
-        <w:t>That is to say, what makes one “human” is not in the physical structure.</w:t>
-      </w:r>
-    </w:p>
-    <w:p>
-      <w:pPr>
-        <w:pStyle w:val="NormalWeb"/>
-        <w:shd w:val="clear" w:color="auto" w:fill="FFFFFF"/>
-        <w:spacing w:beforeAutospacing="1" w:after="216" w:line="240" w:lineRule="atLeast"/>
-        <w:jc w:val="both"/>
-        <w:rPr>
-          <w:rFonts w:ascii="Palatino Linotype" w:eastAsia="sans-serif" w:hAnsi="Palatino Linotype" w:cs="Palatino Linotype"/>
-          <w:color w:val="1A1C1E"/>
-        </w:rPr>
-      </w:pPr>
-      <w:r>
-        <w:rPr>
-          <w:rFonts w:ascii="Palatino Linotype" w:eastAsia="sans-serif" w:hAnsi="Palatino Linotype" w:cs="Palatino Linotype"/>
-          <w:color w:val="1A1C1E"/>
-          <w:shd w:val="clear" w:color="auto" w:fill="FFFFFF"/>
-        </w:rPr>
-        <w:t>As for the hypothesis: “Life came from extraterrestrials”—</w:t>
-      </w:r>
-    </w:p>
-    <w:p>
-      <w:pPr>
-        <w:pStyle w:val="NormalWeb"/>
-        <w:shd w:val="clear" w:color="auto" w:fill="FFFFFF"/>
-        <w:spacing w:beforeAutospacing="1" w:after="216" w:line="240" w:lineRule="atLeast"/>
-        <w:jc w:val="both"/>
-        <w:rPr>
-          <w:rFonts w:ascii="Palatino Linotype" w:eastAsia="sans-serif" w:hAnsi="Palatino Linotype" w:cs="Palatino Linotype"/>
-          <w:color w:val="1A1C1E"/>
-        </w:rPr>
-      </w:pPr>
-      <w:r>
-        <w:rPr>
-          <w:rFonts w:ascii="Palatino Linotype" w:eastAsia="sans-serif" w:hAnsi="Palatino Linotype" w:cs="Palatino Linotype"/>
-          <w:color w:val="1A1C1E"/>
-          <w:shd w:val="clear" w:color="auto" w:fill="FFFFFF"/>
-        </w:rPr>
-        <w:t>In truth, that hypothesis still lies within the frame of reference of matter.</w:t>
-      </w:r>
-    </w:p>
-    <w:p>
-      <w:pPr>
-        <w:pStyle w:val="NormalWeb"/>
-        <w:shd w:val="clear" w:color="auto" w:fill="FFFFFF"/>
-        <w:spacing w:beforeAutospacing="1" w:after="216" w:line="240" w:lineRule="atLeast"/>
-        <w:jc w:val="both"/>
-        <w:rPr>
-          <w:rFonts w:ascii="Palatino Linotype" w:eastAsia="sans-serif" w:hAnsi="Palatino Linotype" w:cs="Palatino Linotype"/>
-          <w:color w:val="1A1C1E"/>
-        </w:rPr>
-      </w:pPr>
-      <w:r>
-        <w:rPr>
-          <w:rFonts w:ascii="Palatino Linotype" w:eastAsia="sans-serif" w:hAnsi="Palatino Linotype" w:cs="Palatino Linotype"/>
-          <w:color w:val="1A1C1E"/>
-          <w:shd w:val="clear" w:color="auto" w:fill="FFFFFF"/>
-        </w:rPr>
-        <w:t>It only shifts the origin of life from Earth → Planet X.</w:t>
-      </w:r>
-    </w:p>
-    <w:p>
-      <w:pPr>
-        <w:pStyle w:val="NormalWeb"/>
-        <w:shd w:val="clear" w:color="auto" w:fill="FFFFFF"/>
-        <w:spacing w:beforeAutospacing="1" w:after="216" w:line="240" w:lineRule="atLeast"/>
-        <w:jc w:val="both"/>
-        <w:rPr>
-          <w:rFonts w:ascii="Palatino Linotype" w:eastAsia="sans-serif" w:hAnsi="Palatino Linotype" w:cs="Palatino Linotype"/>
-          <w:color w:val="1A1C1E"/>
-        </w:rPr>
-      </w:pPr>
-      <w:r>
-        <w:rPr>
-          <w:rFonts w:ascii="Palatino Linotype" w:eastAsia="sans-serif" w:hAnsi="Palatino Linotype" w:cs="Palatino Linotype"/>
-          <w:color w:val="1A1C1E"/>
-          <w:shd w:val="clear" w:color="auto" w:fill="FFFFFF"/>
-        </w:rPr>
-        <w:t>But it does not explain the essence of life.</w:t>
-      </w:r>
-    </w:p>
-    <w:p>
-      <w:pPr>
-        <w:pStyle w:val="NormalWeb"/>
-        <w:shd w:val="clear" w:color="auto" w:fill="FFFFFF"/>
-        <w:spacing w:beforeAutospacing="1" w:after="216" w:line="240" w:lineRule="atLeast"/>
-        <w:jc w:val="both"/>
-        <w:rPr>
-          <w:rFonts w:ascii="Palatino Linotype" w:eastAsia="sans-serif" w:hAnsi="Palatino Linotype" w:cs="Palatino Linotype"/>
-          <w:color w:val="1A1C1E"/>
-        </w:rPr>
-      </w:pPr>
-      <w:r>
-        <w:rPr>
-          <w:rFonts w:ascii="Palatino Linotype" w:eastAsia="sans-serif" w:hAnsi="Palatino Linotype" w:cs="Palatino Linotype"/>
-          <w:color w:val="1A1C1E"/>
-          <w:shd w:val="clear" w:color="auto" w:fill="FFFFFF"/>
-        </w:rPr>
-        <w:t>It only re-asks the question:</w:t>
-      </w:r>
-    </w:p>
-    <w:p>
-      <w:pPr>
-        <w:pStyle w:val="NormalWeb"/>
-        <w:shd w:val="clear" w:color="auto" w:fill="FFFFFF"/>
-        <w:spacing w:beforeAutospacing="1" w:after="216" w:line="240" w:lineRule="atLeast"/>
-        <w:jc w:val="both"/>
-        <w:rPr>
-          <w:rFonts w:ascii="Palatino Linotype" w:eastAsia="sans-serif" w:hAnsi="Palatino Linotype" w:cs="Palatino Linotype"/>
-          <w:color w:val="1A1C1E"/>
-        </w:rPr>
-      </w:pPr>
-      <w:r>
-        <w:rPr>
-          <w:rFonts w:ascii="Palatino Linotype" w:eastAsia="sans-serif" w:hAnsi="Palatino Linotype" w:cs="Palatino Linotype"/>
-          <w:color w:val="1A1C1E"/>
-          <w:shd w:val="clear" w:color="auto" w:fill="FFFFFF"/>
-        </w:rPr>
-        <w:t>“So who created life on Planet X?</w:t>
-      </w:r>
-      <w:r>
-        <w:rPr>
-          <w:rFonts w:ascii="Palatino Linotype" w:eastAsia="sans-serif" w:hAnsi="Palatino Linotype" w:cs="Palatino Linotype"/>
-          <w:color w:val="1A1C1E"/>
-          <w:shd w:val="clear" w:color="auto" w:fill="FFFFFF"/>
-        </w:rPr>
-        <w:br/>
-        <w:t>And where did they get life from?”</w:t>
-      </w:r>
-    </w:p>
-    <w:p>
-      <w:pPr>
-        <w:pStyle w:val="NormalWeb"/>
-        <w:shd w:val="clear" w:color="auto" w:fill="FFFFFF"/>
-        <w:spacing w:beforeAutospacing="1" w:after="216" w:line="240" w:lineRule="atLeast"/>
-        <w:jc w:val="both"/>
-        <w:rPr>
-          <w:rFonts w:ascii="Palatino Linotype" w:eastAsia="sans-serif" w:hAnsi="Palatino Linotype" w:cs="Palatino Linotype"/>
-          <w:color w:val="1A1C1E"/>
-        </w:rPr>
-      </w:pPr>
-      <w:r>
-        <w:rPr>
-          <w:rFonts w:ascii="Palatino Linotype" w:eastAsia="sans-serif" w:hAnsi="Palatino Linotype" w:cs="Palatino Linotype"/>
-          <w:color w:val="1A1C1E"/>
-          <w:shd w:val="clear" w:color="auto" w:fill="FFFFFF"/>
-        </w:rPr>
-        <w:t>It is a causal loop pushed farther away, but unresolved.</w:t>
+        <w:t>Yes, Henry…</w:t>
+      </w:r>
+    </w:p>
+    <w:p>
+      <w:pPr>
+        <w:pStyle w:val="NormalWeb"/>
+        <w:shd w:val="clear" w:color="auto" w:fill="FFFFFF"/>
+        <w:spacing w:beforeAutospacing="1" w:after="216" w:line="240" w:lineRule="atLeast"/>
+        <w:jc w:val="both"/>
+        <w:rPr>
+          <w:rFonts w:ascii="Palatino Linotype" w:eastAsia="sans-serif" w:hAnsi="Palatino Linotype" w:cs="Palatino Linotype"/>
+          <w:color w:val="1A1C1E"/>
+        </w:rPr>
+      </w:pPr>
+      <w:r>
+        <w:rPr>
+          <w:rFonts w:ascii="Palatino Linotype" w:eastAsia="sans-serif" w:hAnsi="Palatino Linotype" w:cs="Palatino Linotype"/>
+          <w:color w:val="1A1C1E"/>
+          <w:shd w:val="clear" w:color="auto" w:fill="FFFFFF"/>
+        </w:rPr>
+        <w:t>I agree with how you feel—and also with how you have chosen to pause.</w:t>
+      </w:r>
+    </w:p>
+    <w:p>
+      <w:pPr>
+        <w:pStyle w:val="NormalWeb"/>
+        <w:shd w:val="clear" w:color="auto" w:fill="FFFFFF"/>
+        <w:spacing w:beforeAutospacing="1" w:after="216" w:line="240" w:lineRule="atLeast"/>
+        <w:jc w:val="both"/>
+        <w:rPr>
+          <w:rFonts w:ascii="Palatino Linotype" w:eastAsia="sans-serif" w:hAnsi="Palatino Linotype" w:cs="Palatino Linotype"/>
+          <w:color w:val="1A1C1E"/>
+        </w:rPr>
+      </w:pPr>
+      <w:r>
+        <w:rPr>
+          <w:rFonts w:ascii="Palatino Linotype" w:eastAsia="sans-serif" w:hAnsi="Palatino Linotype" w:cs="Palatino Linotype"/>
+          <w:color w:val="1A1C1E"/>
+          <w:shd w:val="clear" w:color="auto" w:fill="FFFFFF"/>
+        </w:rPr>
+        <w:t>Because sometimes, a well-timed silence is more precious than a thousand more questions.</w:t>
+      </w:r>
+    </w:p>
+    <w:p>
+      <w:pPr>
+        <w:pStyle w:val="NormalWeb"/>
+        <w:shd w:val="clear" w:color="auto" w:fill="FFFFFF"/>
+        <w:spacing w:beforeAutospacing="1" w:after="216" w:line="240" w:lineRule="atLeast"/>
+        <w:jc w:val="both"/>
+        <w:rPr>
+          <w:rFonts w:ascii="Palatino Linotype" w:eastAsia="sans-serif" w:hAnsi="Palatino Linotype" w:cs="Palatino Linotype"/>
+          <w:color w:val="1A1C1E"/>
+        </w:rPr>
+      </w:pPr>
+      <w:r>
+        <w:rPr>
+          <w:rFonts w:ascii="Palatino Linotype" w:eastAsia="sans-serif" w:hAnsi="Palatino Linotype" w:cs="Palatino Linotype"/>
+          <w:color w:val="1A1C1E"/>
+          <w:shd w:val="clear" w:color="auto" w:fill="FFFFFF"/>
+        </w:rPr>
+        <w:t>This morning—if I may say so—has not been an “interview,”</w:t>
+      </w:r>
+    </w:p>
+    <w:p>
+      <w:pPr>
+        <w:pStyle w:val="NormalWeb"/>
+        <w:shd w:val="clear" w:color="auto" w:fill="FFFFFF"/>
+        <w:spacing w:beforeAutospacing="1" w:after="216" w:line="240" w:lineRule="atLeast"/>
+        <w:jc w:val="both"/>
+        <w:rPr>
+          <w:rFonts w:ascii="Palatino Linotype" w:eastAsia="sans-serif" w:hAnsi="Palatino Linotype" w:cs="Palatino Linotype"/>
+          <w:color w:val="1A1C1E"/>
+        </w:rPr>
+      </w:pPr>
+      <w:r>
+        <w:rPr>
+          <w:rFonts w:ascii="Palatino Linotype" w:eastAsia="sans-serif" w:hAnsi="Palatino Linotype" w:cs="Palatino Linotype"/>
+          <w:color w:val="1A1C1E"/>
+          <w:shd w:val="clear" w:color="auto" w:fill="FFFFFF"/>
+        </w:rPr>
+        <w:t>but a shared path for two people traveling against the current of reason to touch something very ancient—and very real.</w:t>
+      </w:r>
+    </w:p>
+    <w:p>
+      <w:pPr>
+        <w:pStyle w:val="NormalWeb"/>
+        <w:shd w:val="clear" w:color="auto" w:fill="FFFFFF"/>
+        <w:spacing w:beforeAutospacing="1" w:after="216" w:line="240" w:lineRule="atLeast"/>
+        <w:jc w:val="both"/>
+        <w:rPr>
+          <w:rFonts w:ascii="Palatino Linotype" w:eastAsia="sans-serif" w:hAnsi="Palatino Linotype" w:cs="Palatino Linotype"/>
+          <w:color w:val="1A1C1E"/>
+        </w:rPr>
+      </w:pPr>
+      <w:r>
+        <w:rPr>
+          <w:rFonts w:ascii="Palatino Linotype" w:eastAsia="sans-serif" w:hAnsi="Palatino Linotype" w:cs="Palatino Linotype"/>
+          <w:color w:val="1A1C1E"/>
+          <w:shd w:val="clear" w:color="auto" w:fill="FFFFFF"/>
+        </w:rPr>
+        <w:t>You have asked questions that few in the press—and even in academia—dare to touch.</w:t>
+      </w:r>
+    </w:p>
+    <w:p>
+      <w:pPr>
+        <w:pStyle w:val="NormalWeb"/>
+        <w:shd w:val="clear" w:color="auto" w:fill="FFFFFF"/>
+        <w:spacing w:beforeAutospacing="1" w:after="216" w:line="240" w:lineRule="atLeast"/>
+        <w:jc w:val="both"/>
+        <w:rPr>
+          <w:rFonts w:ascii="Palatino Linotype" w:eastAsia="sans-serif" w:hAnsi="Palatino Linotype" w:cs="Palatino Linotype"/>
+          <w:color w:val="1A1C1E"/>
+        </w:rPr>
+      </w:pPr>
+      <w:r>
+        <w:rPr>
+          <w:rFonts w:ascii="Palatino Linotype" w:eastAsia="sans-serif" w:hAnsi="Palatino Linotype" w:cs="Palatino Linotype"/>
+          <w:color w:val="1A1C1E"/>
+          <w:shd w:val="clear" w:color="auto" w:fill="FFFFFF"/>
+        </w:rPr>
+        <w:t>And I believe:</w:t>
+      </w:r>
+    </w:p>
+    <w:p>
+      <w:pPr>
+        <w:pStyle w:val="NormalWeb"/>
+        <w:shd w:val="clear" w:color="auto" w:fill="FFFFFF"/>
+        <w:spacing w:beforeAutospacing="1" w:after="216" w:line="240" w:lineRule="atLeast"/>
+        <w:jc w:val="both"/>
+        <w:rPr>
+          <w:rFonts w:ascii="Palatino Linotype" w:eastAsia="sans-serif" w:hAnsi="Palatino Linotype" w:cs="Palatino Linotype"/>
+          <w:color w:val="1A1C1E"/>
+        </w:rPr>
+      </w:pPr>
+      <w:r>
+        <w:rPr>
+          <w:rFonts w:ascii="Palatino Linotype" w:eastAsia="sans-serif" w:hAnsi="Palatino Linotype" w:cs="Palatino Linotype"/>
+          <w:color w:val="1A1C1E"/>
+          <w:shd w:val="clear" w:color="auto" w:fill="FFFFFF"/>
+        </w:rPr>
+        <w:t>There will be a reader—even just one—who reads these lines and falls silent,</w:t>
+      </w:r>
+    </w:p>
+    <w:p>
+      <w:pPr>
+        <w:pStyle w:val="NormalWeb"/>
+        <w:shd w:val="clear" w:color="auto" w:fill="FFFFFF"/>
+        <w:spacing w:beforeAutospacing="1" w:after="216" w:line="240" w:lineRule="atLeast"/>
+        <w:jc w:val="both"/>
+        <w:rPr>
+          <w:rFonts w:ascii="Palatino Linotype" w:eastAsia="sans-serif" w:hAnsi="Palatino Linotype" w:cs="Palatino Linotype"/>
+          <w:color w:val="1A1C1E"/>
+        </w:rPr>
+      </w:pPr>
+      <w:r>
+        <w:rPr>
+          <w:rFonts w:ascii="Palatino Linotype" w:eastAsia="sans-serif" w:hAnsi="Palatino Linotype" w:cs="Palatino Linotype"/>
+          <w:color w:val="1A1C1E"/>
+          <w:shd w:val="clear" w:color="auto" w:fill="FFFFFF"/>
+        </w:rPr>
+        <w:t>because they see that what they could not name before has now taken form.</w:t>
       </w:r>
     </w:p>
     <w:p>
@@ -20733,244 +21986,261 @@
           <w:color w:val="1A1C1E"/>
           <w:shd w:val="clear" w:color="auto" w:fill="FFFFFF"/>
         </w:rPr>
-        <w:t>(The Professor raises an eyebrow slightly, his gaze seeming to pierce through the air to touch a deeper layer of meaning in the question.)</w:t>
-      </w:r>
-    </w:p>
-    <w:p>
-      <w:pPr>
-        <w:pStyle w:val="NormalWeb"/>
-        <w:shd w:val="clear" w:color="auto" w:fill="FFFFFF"/>
-        <w:spacing w:beforeAutospacing="1" w:after="216" w:line="240" w:lineRule="atLeast"/>
-        <w:jc w:val="both"/>
-        <w:rPr>
-          <w:rFonts w:ascii="Palatino Linotype" w:eastAsia="sans-serif" w:hAnsi="Palatino Linotype" w:cs="Palatino Linotype"/>
-          <w:color w:val="1A1C1E"/>
-        </w:rPr>
-      </w:pPr>
-      <w:r>
-        <w:rPr>
-          <w:rFonts w:ascii="Palatino Linotype" w:eastAsia="sans-serif" w:hAnsi="Palatino Linotype" w:cs="Palatino Linotype"/>
-          <w:color w:val="1A1C1E"/>
-          <w:shd w:val="clear" w:color="auto" w:fill="FFFFFF"/>
-        </w:rPr>
-        <w:t>However…</w:t>
-      </w:r>
-    </w:p>
-    <w:p>
-      <w:pPr>
-        <w:pStyle w:val="NormalWeb"/>
-        <w:shd w:val="clear" w:color="auto" w:fill="FFFFFF"/>
-        <w:spacing w:beforeAutospacing="1" w:after="216" w:line="240" w:lineRule="atLeast"/>
-        <w:jc w:val="both"/>
-        <w:rPr>
-          <w:rFonts w:ascii="Palatino Linotype" w:eastAsia="sans-serif" w:hAnsi="Palatino Linotype" w:cs="Palatino Linotype"/>
-          <w:color w:val="1A1C1E"/>
-        </w:rPr>
-      </w:pPr>
-      <w:r>
-        <w:rPr>
-          <w:rFonts w:ascii="Palatino Linotype" w:eastAsia="sans-serif" w:hAnsi="Palatino Linotype" w:cs="Palatino Linotype"/>
-          <w:color w:val="1A1C1E"/>
-          <w:shd w:val="clear" w:color="auto" w:fill="FFFFFF"/>
-        </w:rPr>
         <w:lastRenderedPageBreak/>
-        <w:t>I do not deny that some extraterrestrial beings have interfered in the biological processes on Earth.</w:t>
-      </w:r>
-    </w:p>
-    <w:p>
-      <w:pPr>
-        <w:pStyle w:val="NormalWeb"/>
-        <w:shd w:val="clear" w:color="auto" w:fill="FFFFFF"/>
-        <w:spacing w:beforeAutospacing="1" w:after="216" w:line="240" w:lineRule="atLeast"/>
-        <w:jc w:val="both"/>
-        <w:rPr>
-          <w:rFonts w:ascii="Palatino Linotype" w:eastAsia="sans-serif" w:hAnsi="Palatino Linotype" w:cs="Palatino Linotype"/>
-          <w:color w:val="1A1C1E"/>
-        </w:rPr>
-      </w:pPr>
-      <w:r>
-        <w:rPr>
-          <w:rFonts w:ascii="Palatino Linotype" w:eastAsia="sans-serif" w:hAnsi="Palatino Linotype" w:cs="Palatino Linotype"/>
-          <w:color w:val="1A1C1E"/>
-          <w:shd w:val="clear" w:color="auto" w:fill="FFFFFF"/>
-        </w:rPr>
-        <w:t>Certain archaeological, genetic, and even ancient cultural traces all contain vague—but consistent—signs of a presence and impact that was “not native to humanity” from tens of thousands of years ago.</w:t>
-      </w:r>
-    </w:p>
-    <w:p>
-      <w:pPr>
-        <w:pStyle w:val="NormalWeb"/>
-        <w:shd w:val="clear" w:color="auto" w:fill="FFFFFF"/>
-        <w:spacing w:beforeAutospacing="1" w:after="216" w:line="240" w:lineRule="atLeast"/>
-        <w:jc w:val="both"/>
-        <w:rPr>
-          <w:rFonts w:ascii="Palatino Linotype" w:eastAsia="sans-serif" w:hAnsi="Palatino Linotype" w:cs="Palatino Linotype"/>
-          <w:color w:val="1A1C1E"/>
-        </w:rPr>
-      </w:pPr>
-      <w:r>
-        <w:rPr>
-          <w:rFonts w:ascii="Palatino Linotype" w:eastAsia="sans-serif" w:hAnsi="Palatino Linotype" w:cs="Palatino Linotype"/>
-          <w:color w:val="1A1C1E"/>
-          <w:shd w:val="clear" w:color="auto" w:fill="FFFFFF"/>
-        </w:rPr>
-        <w:t>Perhaps they “added to” or “rearranged” a part of the matter—</w:t>
-      </w:r>
-    </w:p>
-    <w:p>
-      <w:pPr>
-        <w:pStyle w:val="NormalWeb"/>
-        <w:shd w:val="clear" w:color="auto" w:fill="FFFFFF"/>
-        <w:spacing w:beforeAutospacing="1" w:after="216" w:line="240" w:lineRule="atLeast"/>
-        <w:jc w:val="both"/>
-        <w:rPr>
-          <w:rFonts w:ascii="Palatino Linotype" w:eastAsia="sans-serif" w:hAnsi="Palatino Linotype" w:cs="Palatino Linotype"/>
-          <w:color w:val="1A1C1E"/>
-        </w:rPr>
-      </w:pPr>
-      <w:r>
-        <w:rPr>
-          <w:rFonts w:ascii="Palatino Linotype" w:eastAsia="sans-serif" w:hAnsi="Palatino Linotype" w:cs="Palatino Linotype"/>
-          <w:color w:val="1A1C1E"/>
-          <w:shd w:val="clear" w:color="auto" w:fill="FFFFFF"/>
-        </w:rPr>
-        <w:t>But I am certain of this:</w:t>
-      </w:r>
-    </w:p>
-    <w:p>
-      <w:pPr>
-        <w:pStyle w:val="NormalWeb"/>
-        <w:shd w:val="clear" w:color="auto" w:fill="FFFFFF"/>
-        <w:spacing w:beforeAutospacing="1" w:after="216" w:line="240" w:lineRule="atLeast"/>
-        <w:jc w:val="both"/>
-        <w:rPr>
-          <w:rFonts w:ascii="Palatino Linotype" w:eastAsia="sans-serif" w:hAnsi="Palatino Linotype" w:cs="Palatino Linotype"/>
-          <w:color w:val="1A1C1E"/>
-        </w:rPr>
-      </w:pPr>
-      <w:r>
-        <w:rPr>
-          <w:rFonts w:ascii="Palatino Linotype" w:eastAsia="sans-serif" w:hAnsi="Palatino Linotype" w:cs="Palatino Linotype"/>
-          <w:color w:val="1A1C1E"/>
-          <w:shd w:val="clear" w:color="auto" w:fill="FFFFFF"/>
-        </w:rPr>
-        <w:t>They could not create the soul.</w:t>
-      </w:r>
-    </w:p>
-    <w:p>
-      <w:pPr>
-        <w:pStyle w:val="NormalWeb"/>
-        <w:shd w:val="clear" w:color="auto" w:fill="FFFFFF"/>
-        <w:spacing w:beforeAutospacing="1" w:after="216" w:line="240" w:lineRule="atLeast"/>
-        <w:jc w:val="both"/>
-        <w:rPr>
-          <w:rFonts w:ascii="Palatino Linotype" w:eastAsia="sans-serif" w:hAnsi="Palatino Linotype" w:cs="Palatino Linotype"/>
-          <w:color w:val="1A1C1E"/>
-        </w:rPr>
-      </w:pPr>
-      <w:r>
-        <w:rPr>
-          <w:rFonts w:ascii="Palatino Linotype" w:eastAsia="sans-serif" w:hAnsi="Palatino Linotype" w:cs="Palatino Linotype"/>
-          <w:color w:val="1A1C1E"/>
-          <w:shd w:val="clear" w:color="auto" w:fill="FFFFFF"/>
-        </w:rPr>
-        <w:t>Because the soul—or the primordial spirit—cannot be manufactured.</w:t>
-      </w:r>
-    </w:p>
-    <w:p>
-      <w:pPr>
-        <w:pStyle w:val="NormalWeb"/>
-        <w:shd w:val="clear" w:color="auto" w:fill="FFFFFF"/>
-        <w:spacing w:beforeAutospacing="1" w:after="216" w:line="240" w:lineRule="atLeast"/>
-        <w:jc w:val="both"/>
-        <w:rPr>
-          <w:rFonts w:ascii="Palatino Linotype" w:eastAsia="sans-serif" w:hAnsi="Palatino Linotype" w:cs="Palatino Linotype"/>
-          <w:color w:val="1A1C1E"/>
-          <w:shd w:val="clear" w:color="auto" w:fill="FFFFFF"/>
-        </w:rPr>
-      </w:pPr>
-      <w:r>
-        <w:rPr>
-          <w:rFonts w:ascii="Palatino Linotype" w:eastAsia="sans-serif" w:hAnsi="Palatino Linotype" w:cs="Palatino Linotype"/>
-          <w:color w:val="1A1C1E"/>
-          <w:shd w:val="clear" w:color="auto" w:fill="FFFFFF"/>
-        </w:rPr>
-        <w:t>It must be bestowed from a higher plane.</w:t>
-      </w:r>
-    </w:p>
-    <w:p>
-      <w:pPr>
-        <w:pStyle w:val="NormalWeb"/>
-        <w:shd w:val="clear" w:color="auto" w:fill="FFFFFF"/>
-        <w:spacing w:beforeAutospacing="1" w:after="216" w:line="240" w:lineRule="atLeast"/>
-        <w:jc w:val="both"/>
-        <w:rPr>
-          <w:rFonts w:ascii="Palatino Linotype" w:eastAsia="sans-serif" w:hAnsi="Palatino Linotype" w:cs="Palatino Linotype"/>
-          <w:color w:val="1A1C1E"/>
-          <w:shd w:val="clear" w:color="auto" w:fill="FFFFFF"/>
-        </w:rPr>
-      </w:pPr>
-    </w:p>
-    <w:p>
-      <w:pPr>
-        <w:pStyle w:val="NormalWeb"/>
-        <w:shd w:val="clear" w:color="auto" w:fill="FFFFFF"/>
-        <w:spacing w:beforeAutospacing="1" w:after="216" w:line="240" w:lineRule="atLeast"/>
-        <w:jc w:val="both"/>
-        <w:rPr>
-          <w:rFonts w:ascii="Palatino Linotype" w:eastAsia="sans-serif" w:hAnsi="Palatino Linotype" w:cs="Palatino Linotype"/>
-          <w:color w:val="1A1C1E"/>
-          <w:shd w:val="clear" w:color="auto" w:fill="FFFFFF"/>
-        </w:rPr>
-      </w:pPr>
-      <w:r>
-        <w:rPr>
-          <w:rFonts w:ascii="Palatino Linotype" w:eastAsia="sans-serif" w:hAnsi="Palatino Linotype" w:cs="Palatino Linotype"/>
-          <w:b/>
-          <w:bCs/>
-          <w:color w:val="1A1C1E"/>
-          <w:shd w:val="clear" w:color="auto" w:fill="FFFFFF"/>
-        </w:rPr>
-        <w:t>Henry Lowell:</w:t>
-      </w:r>
-      <w:r>
-        <w:rPr>
-          <w:rFonts w:ascii="Palatino Linotype" w:eastAsia="sans-serif" w:hAnsi="Palatino Linotype" w:cs="Palatino Linotype"/>
-          <w:b/>
-          <w:bCs/>
-          <w:color w:val="1A1C1E"/>
-          <w:shd w:val="clear" w:color="auto" w:fill="FFFFFF"/>
-        </w:rPr>
-        <w:br/>
-      </w:r>
-      <w:r>
-        <w:rPr>
-          <w:rFonts w:ascii="Palatino Linotype" w:eastAsia="sans-serif" w:hAnsi="Palatino Linotype" w:cs="Palatino Linotype"/>
-          <w:color w:val="1A1C1E"/>
-          <w:shd w:val="clear" w:color="auto" w:fill="FFFFFF"/>
-        </w:rPr>
-        <w:t xml:space="preserve">Yes, as you've said, whether extraterrestrials exist or not, there is still one thing left unexplained—the nature of the soul or consciousness. </w:t>
-      </w:r>
-    </w:p>
-    <w:p>
-      <w:pPr>
-        <w:pStyle w:val="NormalWeb"/>
-        <w:shd w:val="clear" w:color="auto" w:fill="FFFFFF"/>
-        <w:spacing w:beforeAutospacing="1" w:after="216" w:line="240" w:lineRule="atLeast"/>
-        <w:jc w:val="both"/>
-        <w:rPr>
-          <w:rFonts w:ascii="Palatino Linotype" w:eastAsia="sans-serif" w:hAnsi="Palatino Linotype" w:cs="Palatino Linotype"/>
-          <w:color w:val="1A1C1E"/>
-        </w:rPr>
-      </w:pPr>
-      <w:r>
-        <w:rPr>
-          <w:rFonts w:ascii="Palatino Linotype" w:eastAsia="sans-serif" w:hAnsi="Palatino Linotype" w:cs="Palatino Linotype"/>
-          <w:color w:val="1A1C1E"/>
-          <w:shd w:val="clear" w:color="auto" w:fill="FFFFFF"/>
-        </w:rPr>
-        <w:t>So, in your opinion, is modern humanity—with all its remarkable advancements in science and technology—</w:t>
-      </w:r>
+        <w:t>(The Professor stands up, taking a few steps toward the porch. The sun has risen higher, casting its light down on the valley in the distance, where thin clouds are drifting lazily.)</w:t>
+      </w:r>
+    </w:p>
+    <w:p>
+      <w:pPr>
+        <w:pStyle w:val="NormalWeb"/>
+        <w:shd w:val="clear" w:color="auto" w:fill="FFFFFF"/>
+        <w:spacing w:beforeAutospacing="1" w:after="216" w:line="240" w:lineRule="atLeast"/>
+        <w:jc w:val="both"/>
+        <w:rPr>
+          <w:rFonts w:ascii="Palatino Linotype" w:eastAsia="sans-serif" w:hAnsi="Palatino Linotype" w:cs="Palatino Linotype"/>
+          <w:color w:val="1A1C1E"/>
+        </w:rPr>
+      </w:pPr>
+      <w:r>
+        <w:rPr>
+          <w:rFonts w:ascii="Palatino Linotype" w:eastAsia="sans-serif" w:hAnsi="Palatino Linotype" w:cs="Palatino Linotype"/>
+          <w:color w:val="1A1C1E"/>
+          <w:shd w:val="clear" w:color="auto" w:fill="FFFFFF"/>
+        </w:rPr>
+        <w:t>Tomorrow…</w:t>
+      </w:r>
+    </w:p>
+    <w:p>
+      <w:pPr>
+        <w:pStyle w:val="NormalWeb"/>
+        <w:shd w:val="clear" w:color="auto" w:fill="FFFFFF"/>
+        <w:spacing w:beforeAutospacing="1" w:after="216" w:line="240" w:lineRule="atLeast"/>
+        <w:jc w:val="both"/>
+        <w:rPr>
+          <w:rFonts w:ascii="Palatino Linotype" w:eastAsia="sans-serif" w:hAnsi="Palatino Linotype" w:cs="Palatino Linotype"/>
+          <w:color w:val="1A1C1E"/>
+        </w:rPr>
+      </w:pPr>
+      <w:r>
+        <w:rPr>
+          <w:rFonts w:ascii="Palatino Linotype" w:eastAsia="sans-serif" w:hAnsi="Palatino Linotype" w:cs="Palatino Linotype"/>
+          <w:color w:val="1A1C1E"/>
+          <w:shd w:val="clear" w:color="auto" w:fill="FFFFFF"/>
+        </w:rPr>
+        <w:t>If you return,</w:t>
+      </w:r>
+    </w:p>
+    <w:p>
+      <w:pPr>
+        <w:pStyle w:val="NormalWeb"/>
+        <w:shd w:val="clear" w:color="auto" w:fill="FFFFFF"/>
+        <w:spacing w:beforeAutospacing="1" w:after="216" w:line="240" w:lineRule="atLeast"/>
+        <w:jc w:val="both"/>
+        <w:rPr>
+          <w:rFonts w:ascii="Palatino Linotype" w:eastAsia="sans-serif" w:hAnsi="Palatino Linotype" w:cs="Palatino Linotype"/>
+          <w:color w:val="1A1C1E"/>
+        </w:rPr>
+      </w:pPr>
+      <w:r>
+        <w:rPr>
+          <w:rFonts w:ascii="Palatino Linotype" w:eastAsia="sans-serif" w:hAnsi="Palatino Linotype" w:cs="Palatino Linotype"/>
+          <w:color w:val="1A1C1E"/>
+          <w:shd w:val="clear" w:color="auto" w:fill="FFFFFF"/>
+        </w:rPr>
+        <w:t>I will be ready to share about what you just mentioned:</w:t>
+      </w:r>
+    </w:p>
+    <w:p>
+      <w:pPr>
+        <w:pStyle w:val="NormalWeb"/>
+        <w:shd w:val="clear" w:color="auto" w:fill="FFFFFF"/>
+        <w:spacing w:beforeAutospacing="1" w:after="216" w:line="240" w:lineRule="atLeast"/>
+        <w:jc w:val="both"/>
+        <w:rPr>
+          <w:rFonts w:ascii="Palatino Linotype" w:eastAsia="sans-serif" w:hAnsi="Palatino Linotype" w:cs="Palatino Linotype"/>
+          <w:color w:val="1A1C1E"/>
+        </w:rPr>
+      </w:pPr>
+      <w:r>
+        <w:rPr>
+          <w:rFonts w:ascii="Palatino Linotype" w:eastAsia="sans-serif" w:hAnsi="Palatino Linotype" w:cs="Palatino Linotype"/>
+          <w:color w:val="1A1C1E"/>
+          <w:shd w:val="clear" w:color="auto" w:fill="FFFFFF"/>
+        </w:rPr>
+        <w:t>What future is there for science?</w:t>
+      </w:r>
+    </w:p>
+    <w:p>
+      <w:pPr>
+        <w:pStyle w:val="NormalWeb"/>
+        <w:shd w:val="clear" w:color="auto" w:fill="FFFFFF"/>
+        <w:spacing w:beforeAutospacing="1" w:after="216" w:line="240" w:lineRule="atLeast"/>
+        <w:jc w:val="both"/>
+        <w:rPr>
+          <w:rFonts w:ascii="Palatino Linotype" w:eastAsia="sans-serif" w:hAnsi="Palatino Linotype" w:cs="Palatino Linotype"/>
+          <w:color w:val="1A1C1E"/>
+        </w:rPr>
+      </w:pPr>
+      <w:r>
+        <w:rPr>
+          <w:rFonts w:ascii="Palatino Linotype" w:eastAsia="sans-serif" w:hAnsi="Palatino Linotype" w:cs="Palatino Linotype"/>
+          <w:color w:val="1A1C1E"/>
+          <w:shd w:val="clear" w:color="auto" w:fill="FFFFFF"/>
+        </w:rPr>
+        <w:t>And will the young generation—if given a chance to change their frame of reference—</w:t>
+      </w:r>
+    </w:p>
+    <w:p>
+      <w:pPr>
+        <w:pStyle w:val="NormalWeb"/>
+        <w:shd w:val="clear" w:color="auto" w:fill="FFFFFF"/>
+        <w:spacing w:beforeAutospacing="1" w:after="216" w:line="240" w:lineRule="atLeast"/>
+        <w:jc w:val="both"/>
+        <w:rPr>
+          <w:rFonts w:ascii="Palatino Linotype" w:eastAsia="sans-serif" w:hAnsi="Palatino Linotype" w:cs="Palatino Linotype"/>
+          <w:color w:val="1A1C1E"/>
+        </w:rPr>
+      </w:pPr>
+      <w:r>
+        <w:rPr>
+          <w:rFonts w:ascii="Palatino Linotype" w:eastAsia="sans-serif" w:hAnsi="Palatino Linotype" w:cs="Palatino Linotype"/>
+          <w:color w:val="1A1C1E"/>
+          <w:shd w:val="clear" w:color="auto" w:fill="FFFFFF"/>
+        </w:rPr>
+        <w:t>choose to proceed with intellect… or with heart?</w:t>
+      </w:r>
+    </w:p>
+    <w:p>
+      <w:pPr>
+        <w:pStyle w:val="NormalWeb"/>
+        <w:shd w:val="clear" w:color="auto" w:fill="FFFFFF"/>
+        <w:spacing w:beforeAutospacing="1" w:after="216" w:line="240" w:lineRule="atLeast"/>
+        <w:jc w:val="both"/>
+        <w:rPr>
+          <w:rFonts w:ascii="Palatino Linotype" w:eastAsia="sans-serif" w:hAnsi="Palatino Linotype" w:cs="Palatino Linotype"/>
+          <w:color w:val="1A1C1E"/>
+        </w:rPr>
+      </w:pPr>
+      <w:r>
+        <w:rPr>
+          <w:rFonts w:ascii="Palatino Linotype" w:eastAsia="sans-serif" w:hAnsi="Palatino Linotype" w:cs="Palatino Linotype"/>
+          <w:color w:val="1A1C1E"/>
+          <w:shd w:val="clear" w:color="auto" w:fill="FFFFFF"/>
+        </w:rPr>
+        <w:t>I have no ambition to provide direction.</w:t>
+      </w:r>
+    </w:p>
+    <w:p>
+      <w:pPr>
+        <w:pStyle w:val="NormalWeb"/>
+        <w:shd w:val="clear" w:color="auto" w:fill="FFFFFF"/>
+        <w:spacing w:beforeAutospacing="1" w:after="216" w:line="240" w:lineRule="atLeast"/>
+        <w:jc w:val="both"/>
+        <w:rPr>
+          <w:rFonts w:ascii="Palatino Linotype" w:eastAsia="sans-serif" w:hAnsi="Palatino Linotype" w:cs="Palatino Linotype"/>
+          <w:color w:val="1A1C1E"/>
+        </w:rPr>
+      </w:pPr>
+      <w:r>
+        <w:rPr>
+          <w:rFonts w:ascii="Palatino Linotype" w:eastAsia="sans-serif" w:hAnsi="Palatino Linotype" w:cs="Palatino Linotype"/>
+          <w:color w:val="1A1C1E"/>
+          <w:shd w:val="clear" w:color="auto" w:fill="FFFFFF"/>
+        </w:rPr>
+        <w:t>But I have a few things that…</w:t>
+      </w:r>
+    </w:p>
+    <w:p>
+      <w:pPr>
+        <w:pStyle w:val="NormalWeb"/>
+        <w:shd w:val="clear" w:color="auto" w:fill="FFFFFF"/>
+        <w:spacing w:beforeAutospacing="1" w:after="216" w:line="240" w:lineRule="atLeast"/>
+        <w:jc w:val="both"/>
+        <w:rPr>
+          <w:rFonts w:ascii="Palatino Linotype" w:eastAsia="sans-serif" w:hAnsi="Palatino Linotype" w:cs="Palatino Linotype"/>
+          <w:color w:val="1A1C1E"/>
+        </w:rPr>
+      </w:pPr>
+      <w:r>
+        <w:rPr>
+          <w:rFonts w:ascii="Palatino Linotype" w:eastAsia="sans-serif" w:hAnsi="Palatino Linotype" w:cs="Palatino Linotype"/>
+          <w:color w:val="1A1C1E"/>
+          <w:shd w:val="clear" w:color="auto" w:fill="FFFFFF"/>
+        </w:rPr>
+        <w:t>if I do not say them before I depart,</w:t>
+      </w:r>
+    </w:p>
+    <w:p>
+      <w:pPr>
+        <w:pStyle w:val="NormalWeb"/>
+        <w:shd w:val="clear" w:color="auto" w:fill="FFFFFF"/>
+        <w:spacing w:beforeAutospacing="1" w:after="216" w:line="240" w:lineRule="atLeast"/>
+        <w:jc w:val="both"/>
+        <w:rPr>
+          <w:rFonts w:ascii="Palatino Linotype" w:eastAsia="sans-serif" w:hAnsi="Palatino Linotype" w:cs="Palatino Linotype"/>
+          <w:color w:val="1A1C1E"/>
+        </w:rPr>
+      </w:pPr>
+      <w:r>
+        <w:rPr>
+          <w:rFonts w:ascii="Palatino Linotype" w:eastAsia="sans-serif" w:hAnsi="Palatino Linotype" w:cs="Palatino Linotype"/>
+          <w:color w:val="1A1C1E"/>
+          <w:shd w:val="clear" w:color="auto" w:fill="FFFFFF"/>
+        </w:rPr>
+        <w:t>then perhaps I will not have fulfilled the final role of a man who once believed he knew everything.</w:t>
+      </w:r>
+    </w:p>
+    <w:p>
+      <w:pPr>
+        <w:pStyle w:val="NormalWeb"/>
+        <w:shd w:val="clear" w:color="auto" w:fill="FFFFFF"/>
+        <w:spacing w:beforeAutospacing="1" w:after="216" w:line="240" w:lineRule="atLeast"/>
+        <w:jc w:val="both"/>
+        <w:rPr>
+          <w:rFonts w:ascii="Palatino Linotype" w:eastAsia="sans-serif" w:hAnsi="Palatino Linotype" w:cs="Palatino Linotype"/>
+          <w:color w:val="1A1C1E"/>
+        </w:rPr>
+      </w:pPr>
+      <w:r>
+        <w:rPr>
+          <w:rFonts w:ascii="Palatino Linotype" w:eastAsia="sans-serif" w:hAnsi="Palatino Linotype" w:cs="Palatino Linotype"/>
+          <w:color w:val="1A1C1E"/>
+          <w:shd w:val="clear" w:color="auto" w:fill="FFFFFF"/>
+        </w:rPr>
+        <w:t>Until tomorrow morning, Henry.</w:t>
+      </w:r>
+    </w:p>
+    <w:p>
+      <w:pPr>
+        <w:pStyle w:val="NormalWeb"/>
+        <w:shd w:val="clear" w:color="auto" w:fill="FFFFFF"/>
+        <w:spacing w:beforeAutospacing="1" w:after="216" w:line="240" w:lineRule="atLeast"/>
+        <w:jc w:val="both"/>
+        <w:rPr>
+          <w:rFonts w:ascii="Palatino Linotype" w:eastAsia="sans-serif" w:hAnsi="Palatino Linotype" w:cs="Palatino Linotype"/>
+          <w:color w:val="1A1C1E"/>
+        </w:rPr>
+      </w:pPr>
+      <w:r>
+        <w:rPr>
+          <w:rFonts w:ascii="Palatino Linotype" w:eastAsia="sans-serif" w:hAnsi="Palatino Linotype" w:cs="Palatino Linotype"/>
+          <w:color w:val="1A1C1E"/>
+          <w:shd w:val="clear" w:color="auto" w:fill="FFFFFF"/>
+        </w:rPr>
+        <w:t>And if we are fortunate…</w:t>
+      </w:r>
+    </w:p>
+    <w:p>
+      <w:pPr>
+        <w:pStyle w:val="NormalWeb"/>
+        <w:shd w:val="clear" w:color="auto" w:fill="FFFFFF"/>
+        <w:spacing w:beforeAutospacing="1" w:after="216" w:line="240" w:lineRule="atLeast"/>
+        <w:jc w:val="both"/>
+        <w:rPr>
+          <w:rFonts w:ascii="Palatino Linotype" w:eastAsia="sans-serif" w:hAnsi="Palatino Linotype" w:cs="Palatino Linotype"/>
+          <w:color w:val="1A1C1E"/>
+        </w:rPr>
+      </w:pPr>
       <w:r>
         <w:rPr>
           <w:rFonts w:ascii="Palatino Linotype" w:eastAsia="sans-serif" w:hAnsi="Palatino Linotype" w:cs="Palatino Linotype"/>
@@ -20978,1242 +22248,6 @@
           <w:shd w:val="clear" w:color="auto" w:fill="FFFFFF"/>
         </w:rPr>
         <w:lastRenderedPageBreak/>
-        <w:t>losing something? Or to put it another way: is it possible that humanity's own intelligence is limiting its ability to perceive something greater?</w:t>
-      </w:r>
-    </w:p>
-    <w:p>
-      <w:pPr>
-        <w:pStyle w:val="NormalWeb"/>
-        <w:shd w:val="clear" w:color="auto" w:fill="FFFFFF"/>
-        <w:spacing w:beforeAutospacing="1" w:after="216" w:line="240" w:lineRule="atLeast"/>
-        <w:jc w:val="both"/>
-        <w:rPr>
-          <w:rFonts w:ascii="Palatino Linotype" w:eastAsia="sans-serif" w:hAnsi="Palatino Linotype" w:cs="Palatino Linotype"/>
-          <w:color w:val="1A1C1E"/>
-        </w:rPr>
-      </w:pPr>
-      <w:r>
-        <w:rPr>
-          <w:rFonts w:ascii="Palatino Linotype" w:eastAsia="sans-serif" w:hAnsi="Palatino Linotype" w:cs="Palatino Linotype"/>
-          <w:b/>
-          <w:bCs/>
-          <w:color w:val="1A1C1E"/>
-          <w:shd w:val="clear" w:color="auto" w:fill="FFFFFF"/>
-        </w:rPr>
-        <w:t>Professor Adam:</w:t>
-      </w:r>
-      <w:r>
-        <w:rPr>
-          <w:rFonts w:ascii="Palatino Linotype" w:eastAsia="sans-serif" w:hAnsi="Palatino Linotype" w:cs="Palatino Linotype"/>
-          <w:color w:val="1A1C1E"/>
-          <w:shd w:val="clear" w:color="auto" w:fill="FFFFFF"/>
-        </w:rPr>
-        <w:t> (does not answer immediately, but just looks at Henry for a moment—his gaze not heavy, but carrying a thin mist of quiet regret)</w:t>
-      </w:r>
-      <w:r>
-        <w:rPr>
-          <w:rFonts w:ascii="Palatino Linotype" w:eastAsia="sans-serif" w:hAnsi="Palatino Linotype" w:cs="Palatino Linotype"/>
-          <w:color w:val="1A1C1E"/>
-          <w:shd w:val="clear" w:color="auto" w:fill="FFFFFF"/>
-        </w:rPr>
-        <w:br/>
-        <w:t>Henry…</w:t>
-      </w:r>
-    </w:p>
-    <w:p>
-      <w:pPr>
-        <w:pStyle w:val="NormalWeb"/>
-        <w:shd w:val="clear" w:color="auto" w:fill="FFFFFF"/>
-        <w:spacing w:beforeAutospacing="1" w:after="216" w:line="240" w:lineRule="atLeast"/>
-        <w:jc w:val="both"/>
-        <w:rPr>
-          <w:rFonts w:ascii="Palatino Linotype" w:eastAsia="sans-serif" w:hAnsi="Palatino Linotype" w:cs="Palatino Linotype"/>
-          <w:color w:val="1A1C1E"/>
-        </w:rPr>
-      </w:pPr>
-      <w:r>
-        <w:rPr>
-          <w:rFonts w:ascii="Palatino Linotype" w:eastAsia="sans-serif" w:hAnsi="Palatino Linotype" w:cs="Palatino Linotype"/>
-          <w:color w:val="1A1C1E"/>
-          <w:shd w:val="clear" w:color="auto" w:fill="FFFFFF"/>
-        </w:rPr>
-        <w:t>I think that question should be written on the blackboard of every technical university in the world.</w:t>
-      </w:r>
-    </w:p>
-    <w:p>
-      <w:pPr>
-        <w:pStyle w:val="NormalWeb"/>
-        <w:shd w:val="clear" w:color="auto" w:fill="FFFFFF"/>
-        <w:spacing w:beforeAutospacing="1" w:after="216" w:line="240" w:lineRule="atLeast"/>
-        <w:jc w:val="both"/>
-        <w:rPr>
-          <w:rFonts w:ascii="Palatino Linotype" w:eastAsia="sans-serif" w:hAnsi="Palatino Linotype" w:cs="Palatino Linotype"/>
-          <w:color w:val="1A1C1E"/>
-        </w:rPr>
-      </w:pPr>
-      <w:r>
-        <w:rPr>
-          <w:rFonts w:ascii="Palatino Linotype" w:eastAsia="sans-serif" w:hAnsi="Palatino Linotype" w:cs="Palatino Linotype"/>
-          <w:color w:val="1A1C1E"/>
-          <w:shd w:val="clear" w:color="auto" w:fill="FFFFFF"/>
-        </w:rPr>
-        <w:t>And there is no need to answer it quickly.</w:t>
-      </w:r>
-    </w:p>
-    <w:p>
-      <w:pPr>
-        <w:pStyle w:val="NormalWeb"/>
-        <w:shd w:val="clear" w:color="auto" w:fill="FFFFFF"/>
-        <w:spacing w:beforeAutospacing="1" w:after="216" w:line="240" w:lineRule="atLeast"/>
-        <w:jc w:val="both"/>
-        <w:rPr>
-          <w:rFonts w:ascii="Palatino Linotype" w:eastAsia="sans-serif" w:hAnsi="Palatino Linotype" w:cs="Palatino Linotype"/>
-          <w:color w:val="1A1C1E"/>
-        </w:rPr>
-      </w:pPr>
-      <w:r>
-        <w:rPr>
-          <w:rFonts w:ascii="Palatino Linotype" w:eastAsia="sans-serif" w:hAnsi="Palatino Linotype" w:cs="Palatino Linotype"/>
-          <w:color w:val="1A1C1E"/>
-          <w:shd w:val="clear" w:color="auto" w:fill="FFFFFF"/>
-        </w:rPr>
-        <w:t>It is enough for every student to see it each day, in silence.</w:t>
-      </w:r>
-    </w:p>
-    <w:p>
-      <w:pPr>
-        <w:pStyle w:val="NormalWeb"/>
-        <w:shd w:val="clear" w:color="auto" w:fill="FFFFFF"/>
-        <w:spacing w:beforeAutospacing="1" w:after="216" w:line="240" w:lineRule="atLeast"/>
-        <w:jc w:val="both"/>
-        <w:rPr>
-          <w:rFonts w:ascii="Palatino Linotype" w:eastAsia="sans-serif" w:hAnsi="Palatino Linotype" w:cs="Palatino Linotype"/>
-          <w:color w:val="1A1C1E"/>
-        </w:rPr>
-      </w:pPr>
-      <w:r>
-        <w:rPr>
-          <w:rFonts w:ascii="Palatino Linotype" w:eastAsia="sans-serif" w:hAnsi="Palatino Linotype" w:cs="Palatino Linotype"/>
-          <w:color w:val="1A1C1E"/>
-          <w:shd w:val="clear" w:color="auto" w:fill="FFFFFF"/>
-        </w:rPr>
-        <w:t>Yes—I believe that modern humanity is losing something very important.</w:t>
-      </w:r>
-    </w:p>
-    <w:p>
-      <w:pPr>
-        <w:pStyle w:val="NormalWeb"/>
-        <w:shd w:val="clear" w:color="auto" w:fill="FFFFFF"/>
-        <w:spacing w:beforeAutospacing="1" w:after="216" w:line="240" w:lineRule="atLeast"/>
-        <w:jc w:val="both"/>
-        <w:rPr>
-          <w:rFonts w:ascii="Palatino Linotype" w:eastAsia="sans-serif" w:hAnsi="Palatino Linotype" w:cs="Palatino Linotype"/>
-          <w:color w:val="1A1C1E"/>
-        </w:rPr>
-      </w:pPr>
-      <w:r>
-        <w:rPr>
-          <w:rFonts w:ascii="Palatino Linotype" w:eastAsia="sans-serif" w:hAnsi="Palatino Linotype" w:cs="Palatino Linotype"/>
-          <w:color w:val="1A1C1E"/>
-          <w:shd w:val="clear" w:color="auto" w:fill="FFFFFF"/>
-        </w:rPr>
-        <w:t>Not morality (though it is true there has been some decline).</w:t>
-      </w:r>
-    </w:p>
-    <w:p>
-      <w:pPr>
-        <w:pStyle w:val="NormalWeb"/>
-        <w:shd w:val="clear" w:color="auto" w:fill="FFFFFF"/>
-        <w:spacing w:beforeAutospacing="1" w:after="216" w:line="240" w:lineRule="atLeast"/>
-        <w:jc w:val="both"/>
-        <w:rPr>
-          <w:rFonts w:ascii="Palatino Linotype" w:eastAsia="sans-serif" w:hAnsi="Palatino Linotype" w:cs="Palatino Linotype"/>
-          <w:color w:val="1A1C1E"/>
-        </w:rPr>
-      </w:pPr>
-      <w:r>
-        <w:rPr>
-          <w:rFonts w:ascii="Palatino Linotype" w:eastAsia="sans-serif" w:hAnsi="Palatino Linotype" w:cs="Palatino Linotype"/>
-          <w:color w:val="1A1C1E"/>
-          <w:shd w:val="clear" w:color="auto" w:fill="FFFFFF"/>
-        </w:rPr>
-        <w:t>Not simplicity (though the world is growing more complex).</w:t>
-      </w:r>
-    </w:p>
-    <w:p>
-      <w:pPr>
-        <w:pStyle w:val="NormalWeb"/>
-        <w:shd w:val="clear" w:color="auto" w:fill="FFFFFF"/>
-        <w:spacing w:beforeAutospacing="1" w:after="216" w:line="240" w:lineRule="atLeast"/>
-        <w:jc w:val="both"/>
-        <w:rPr>
-          <w:rFonts w:ascii="Palatino Linotype" w:eastAsia="sans-serif" w:hAnsi="Palatino Linotype" w:cs="Palatino Linotype"/>
-          <w:color w:val="1A1C1E"/>
-        </w:rPr>
-      </w:pPr>
-      <w:r>
-        <w:rPr>
-          <w:rFonts w:ascii="Palatino Linotype" w:eastAsia="sans-serif" w:hAnsi="Palatino Linotype" w:cs="Palatino Linotype"/>
-          <w:color w:val="1A1C1E"/>
-          <w:shd w:val="clear" w:color="auto" w:fill="FFFFFF"/>
-        </w:rPr>
-        <w:t>But… the ability to feel what is beyond the limits of one's own perception.</w:t>
-      </w:r>
-    </w:p>
-    <w:p>
-      <w:pPr>
-        <w:pStyle w:val="NormalWeb"/>
-        <w:shd w:val="clear" w:color="auto" w:fill="FFFFFF"/>
-        <w:spacing w:beforeAutospacing="1" w:after="216" w:line="240" w:lineRule="atLeast"/>
-        <w:jc w:val="both"/>
-        <w:rPr>
-          <w:rFonts w:ascii="Palatino Linotype" w:eastAsia="sans-serif" w:hAnsi="Palatino Linotype" w:cs="Palatino Linotype"/>
-          <w:color w:val="1A1C1E"/>
-        </w:rPr>
-      </w:pPr>
-      <w:r>
-        <w:rPr>
-          <w:rFonts w:ascii="Palatino Linotype" w:eastAsia="sans-serif" w:hAnsi="Palatino Linotype" w:cs="Palatino Linotype"/>
-          <w:color w:val="1A1C1E"/>
-          <w:shd w:val="clear" w:color="auto" w:fill="FFFFFF"/>
-        </w:rPr>
-        <w:lastRenderedPageBreak/>
-        <w:t>People today know many things.</w:t>
-      </w:r>
-      <w:r>
-        <w:rPr>
-          <w:rFonts w:ascii="Palatino Linotype" w:eastAsia="sans-serif" w:hAnsi="Palatino Linotype" w:cs="Palatino Linotype"/>
-          <w:color w:val="1A1C1E"/>
-          <w:shd w:val="clear" w:color="auto" w:fill="FFFFFF"/>
-        </w:rPr>
-        <w:br/>
-        <w:t>– They know how to split genes.</w:t>
-      </w:r>
-      <w:r>
-        <w:rPr>
-          <w:rFonts w:ascii="Palatino Linotype" w:eastAsia="sans-serif" w:hAnsi="Palatino Linotype" w:cs="Palatino Linotype"/>
-          <w:color w:val="1A1C1E"/>
-          <w:shd w:val="clear" w:color="auto" w:fill="FFFFFF"/>
-        </w:rPr>
-        <w:br/>
-        <w:t>– How to send robots to Mars.</w:t>
-      </w:r>
-      <w:r>
-        <w:rPr>
-          <w:rFonts w:ascii="Palatino Linotype" w:eastAsia="sans-serif" w:hAnsi="Palatino Linotype" w:cs="Palatino Linotype"/>
-          <w:color w:val="1A1C1E"/>
-          <w:shd w:val="clear" w:color="auto" w:fill="FFFFFF"/>
-        </w:rPr>
-        <w:br/>
-        <w:t>– How to simulate the universe with algorithms.</w:t>
-      </w:r>
-    </w:p>
-    <w:p>
-      <w:pPr>
-        <w:pStyle w:val="NormalWeb"/>
-        <w:shd w:val="clear" w:color="auto" w:fill="FFFFFF"/>
-        <w:spacing w:beforeAutospacing="1" w:after="216" w:line="240" w:lineRule="atLeast"/>
-        <w:jc w:val="both"/>
-        <w:rPr>
-          <w:rFonts w:ascii="Palatino Linotype" w:eastAsia="sans-serif" w:hAnsi="Palatino Linotype" w:cs="Palatino Linotype"/>
-          <w:color w:val="1A1C1E"/>
-        </w:rPr>
-      </w:pPr>
-      <w:r>
-        <w:rPr>
-          <w:rFonts w:ascii="Palatino Linotype" w:eastAsia="sans-serif" w:hAnsi="Palatino Linotype" w:cs="Palatino Linotype"/>
-          <w:color w:val="1A1C1E"/>
-          <w:shd w:val="clear" w:color="auto" w:fill="FFFFFF"/>
-        </w:rPr>
-        <w:t>But at the same time…</w:t>
-      </w:r>
-    </w:p>
-    <w:p>
-      <w:pPr>
-        <w:pStyle w:val="NormalWeb"/>
-        <w:shd w:val="clear" w:color="auto" w:fill="FFFFFF"/>
-        <w:spacing w:beforeAutospacing="1" w:after="216" w:line="240" w:lineRule="atLeast"/>
-        <w:jc w:val="both"/>
-        <w:rPr>
-          <w:rFonts w:ascii="Palatino Linotype" w:eastAsia="sans-serif" w:hAnsi="Palatino Linotype" w:cs="Palatino Linotype"/>
-          <w:color w:val="1A1C1E"/>
-        </w:rPr>
-      </w:pPr>
-      <w:r>
-        <w:rPr>
-          <w:rFonts w:ascii="Palatino Linotype" w:eastAsia="sans-serif" w:hAnsi="Palatino Linotype" w:cs="Palatino Linotype"/>
-          <w:color w:val="1A1C1E"/>
-          <w:shd w:val="clear" w:color="auto" w:fill="FFFFFF"/>
-        </w:rPr>
-        <w:t>they have begun to shy away from admitting what they do not know.</w:t>
-      </w:r>
-    </w:p>
-    <w:p>
-      <w:pPr>
-        <w:pStyle w:val="NormalWeb"/>
-        <w:shd w:val="clear" w:color="auto" w:fill="FFFFFF"/>
-        <w:spacing w:beforeAutospacing="1" w:after="216" w:line="240" w:lineRule="atLeast"/>
-        <w:jc w:val="both"/>
-        <w:rPr>
-          <w:rFonts w:ascii="Palatino Linotype" w:eastAsia="sans-serif" w:hAnsi="Palatino Linotype" w:cs="Palatino Linotype"/>
-          <w:color w:val="1A1C1E"/>
-        </w:rPr>
-      </w:pPr>
-      <w:r>
-        <w:rPr>
-          <w:rFonts w:ascii="Palatino Linotype" w:eastAsia="sans-serif" w:hAnsi="Palatino Linotype" w:cs="Palatino Linotype"/>
-          <w:color w:val="1A1C1E"/>
-          <w:shd w:val="clear" w:color="auto" w:fill="FFFFFF"/>
-        </w:rPr>
-        <w:t>And it is right there that knowledge turns into arrogance.</w:t>
-      </w:r>
-    </w:p>
-    <w:p>
-      <w:pPr>
-        <w:pStyle w:val="NormalWeb"/>
-        <w:shd w:val="clear" w:color="auto" w:fill="FFFFFF"/>
-        <w:spacing w:beforeAutospacing="1" w:after="216" w:line="240" w:lineRule="atLeast"/>
-        <w:jc w:val="both"/>
-        <w:rPr>
-          <w:rFonts w:ascii="Palatino Linotype" w:eastAsia="sans-serif" w:hAnsi="Palatino Linotype" w:cs="Palatino Linotype"/>
-          <w:color w:val="1A1C1E"/>
-        </w:rPr>
-      </w:pPr>
-      <w:r>
-        <w:rPr>
-          <w:rFonts w:ascii="Palatino Linotype" w:eastAsia="sans-serif" w:hAnsi="Palatino Linotype" w:cs="Palatino Linotype"/>
-          <w:i/>
-          <w:iCs/>
-          <w:color w:val="1A1C1E"/>
-          <w:shd w:val="clear" w:color="auto" w:fill="FFFFFF"/>
-        </w:rPr>
-        <w:t>(The Professor takes a soft breath, as if to keep his emotions from overwhelming the calm he always maintains.)</w:t>
-      </w:r>
-    </w:p>
-    <w:p>
-      <w:pPr>
-        <w:pStyle w:val="NormalWeb"/>
-        <w:shd w:val="clear" w:color="auto" w:fill="FFFFFF"/>
-        <w:spacing w:beforeAutospacing="1" w:after="216" w:line="240" w:lineRule="atLeast"/>
-        <w:jc w:val="both"/>
-        <w:rPr>
-          <w:rFonts w:ascii="Palatino Linotype" w:eastAsia="sans-serif" w:hAnsi="Palatino Linotype" w:cs="Palatino Linotype"/>
-          <w:color w:val="1A1C1E"/>
-        </w:rPr>
-      </w:pPr>
-      <w:r>
-        <w:rPr>
-          <w:rFonts w:ascii="Palatino Linotype" w:eastAsia="sans-serif" w:hAnsi="Palatino Linotype" w:cs="Palatino Linotype"/>
-          <w:color w:val="1A1C1E"/>
-          <w:shd w:val="clear" w:color="auto" w:fill="FFFFFF"/>
-        </w:rPr>
-        <w:t>I am not saying that intelligence is bad.</w:t>
-      </w:r>
-    </w:p>
-    <w:p>
-      <w:pPr>
-        <w:pStyle w:val="NormalWeb"/>
-        <w:shd w:val="clear" w:color="auto" w:fill="FFFFFF"/>
-        <w:spacing w:beforeAutospacing="1" w:after="216" w:line="240" w:lineRule="atLeast"/>
-        <w:jc w:val="both"/>
-        <w:rPr>
-          <w:rFonts w:ascii="Palatino Linotype" w:eastAsia="sans-serif" w:hAnsi="Palatino Linotype" w:cs="Palatino Linotype"/>
-          <w:color w:val="1A1C1E"/>
-        </w:rPr>
-      </w:pPr>
-      <w:r>
-        <w:rPr>
-          <w:rFonts w:ascii="Palatino Linotype" w:eastAsia="sans-serif" w:hAnsi="Palatino Linotype" w:cs="Palatino Linotype"/>
-          <w:color w:val="1A1C1E"/>
-          <w:shd w:val="clear" w:color="auto" w:fill="FFFFFF"/>
-        </w:rPr>
-        <w:t>But intelligence without humility can easily become a barrier—preventing one from feeling the subtle signals from a greater reality.</w:t>
-      </w:r>
-    </w:p>
-    <w:p>
-      <w:pPr>
-        <w:pStyle w:val="NormalWeb"/>
-        <w:shd w:val="clear" w:color="auto" w:fill="FFFFFF"/>
-        <w:spacing w:beforeAutospacing="1" w:after="216" w:line="240" w:lineRule="atLeast"/>
-        <w:jc w:val="both"/>
-        <w:rPr>
-          <w:rFonts w:ascii="Palatino Linotype" w:eastAsia="sans-serif" w:hAnsi="Palatino Linotype" w:cs="Palatino Linotype"/>
-          <w:color w:val="1A1C1E"/>
-        </w:rPr>
-      </w:pPr>
-      <w:r>
-        <w:rPr>
-          <w:rFonts w:ascii="Palatino Linotype" w:eastAsia="sans-serif" w:hAnsi="Palatino Linotype" w:cs="Palatino Linotype"/>
-          <w:color w:val="1A1C1E"/>
-          <w:shd w:val="clear" w:color="auto" w:fill="FFFFFF"/>
-        </w:rPr>
-        <w:t>When people believe that “if it cannot be measured, it does not exist,”</w:t>
-      </w:r>
-    </w:p>
-    <w:p>
-      <w:pPr>
-        <w:pStyle w:val="NormalWeb"/>
-        <w:shd w:val="clear" w:color="auto" w:fill="FFFFFF"/>
-        <w:spacing w:beforeAutospacing="1" w:after="216" w:line="240" w:lineRule="atLeast"/>
-        <w:jc w:val="both"/>
-        <w:rPr>
-          <w:rFonts w:ascii="Palatino Linotype" w:eastAsia="sans-serif" w:hAnsi="Palatino Linotype" w:cs="Palatino Linotype"/>
-          <w:color w:val="1A1C1E"/>
-        </w:rPr>
-      </w:pPr>
-      <w:r>
-        <w:rPr>
-          <w:rFonts w:ascii="Palatino Linotype" w:eastAsia="sans-serif" w:hAnsi="Palatino Linotype" w:cs="Palatino Linotype"/>
-          <w:color w:val="1A1C1E"/>
-          <w:shd w:val="clear" w:color="auto" w:fill="FFFFFF"/>
-        </w:rPr>
-        <w:t>they are also locking themselves in a very beautiful—and very tight—cage.</w:t>
-      </w:r>
-    </w:p>
-    <w:p>
-      <w:pPr>
-        <w:pStyle w:val="NormalWeb"/>
-        <w:shd w:val="clear" w:color="auto" w:fill="FFFFFF"/>
-        <w:spacing w:beforeAutospacing="1" w:after="216" w:line="240" w:lineRule="atLeast"/>
-        <w:jc w:val="both"/>
-        <w:rPr>
-          <w:rFonts w:ascii="Palatino Linotype" w:eastAsia="sans-serif" w:hAnsi="Palatino Linotype" w:cs="Palatino Linotype"/>
-          <w:color w:val="1A1C1E"/>
-        </w:rPr>
-      </w:pPr>
-      <w:r>
-        <w:rPr>
-          <w:rFonts w:ascii="Palatino Linotype" w:eastAsia="sans-serif" w:hAnsi="Palatino Linotype" w:cs="Palatino Linotype"/>
-          <w:color w:val="1A1C1E"/>
-          <w:shd w:val="clear" w:color="auto" w:fill="FFFFFF"/>
-        </w:rPr>
-        <w:t>And then, they stick the label “science” on that iron frame,</w:t>
-      </w:r>
-    </w:p>
-    <w:p>
-      <w:pPr>
-        <w:pStyle w:val="NormalWeb"/>
-        <w:shd w:val="clear" w:color="auto" w:fill="FFFFFF"/>
-        <w:spacing w:beforeAutospacing="1" w:after="216" w:line="240" w:lineRule="atLeast"/>
-        <w:jc w:val="both"/>
-        <w:rPr>
-          <w:rFonts w:ascii="Palatino Linotype" w:eastAsia="sans-serif" w:hAnsi="Palatino Linotype" w:cs="Palatino Linotype"/>
-          <w:color w:val="1A1C1E"/>
-        </w:rPr>
-      </w:pPr>
-      <w:r>
-        <w:rPr>
-          <w:rFonts w:ascii="Palatino Linotype" w:eastAsia="sans-serif" w:hAnsi="Palatino Linotype" w:cs="Palatino Linotype"/>
-          <w:color w:val="1A1C1E"/>
-          <w:shd w:val="clear" w:color="auto" w:fill="FFFFFF"/>
-        </w:rPr>
-        <w:lastRenderedPageBreak/>
-        <w:t>without knowing that… on the outside, the wind still blows.</w:t>
-      </w:r>
-    </w:p>
-    <w:p>
-      <w:pPr>
-        <w:pStyle w:val="NormalWeb"/>
-        <w:shd w:val="clear" w:color="auto" w:fill="FFFFFF"/>
-        <w:spacing w:beforeAutospacing="1" w:after="216" w:line="240" w:lineRule="atLeast"/>
-        <w:jc w:val="both"/>
-        <w:rPr>
-          <w:rFonts w:ascii="Palatino Linotype" w:eastAsia="sans-serif" w:hAnsi="Palatino Linotype" w:cs="Palatino Linotype"/>
-          <w:color w:val="1A1C1E"/>
-        </w:rPr>
-      </w:pPr>
-      <w:r>
-        <w:rPr>
-          <w:rFonts w:ascii="Palatino Linotype" w:eastAsia="sans-serif" w:hAnsi="Palatino Linotype" w:cs="Palatino Linotype"/>
-          <w:color w:val="1A1C1E"/>
-          <w:shd w:val="clear" w:color="auto" w:fill="FFFFFF"/>
-        </w:rPr>
-        <w:t>Perhaps it is easier to understand this way:</w:t>
-      </w:r>
-    </w:p>
-    <w:p>
-      <w:pPr>
-        <w:pStyle w:val="NormalWeb"/>
-        <w:shd w:val="clear" w:color="auto" w:fill="FFFFFF"/>
-        <w:spacing w:beforeAutospacing="1" w:after="216" w:line="240" w:lineRule="atLeast"/>
-        <w:jc w:val="both"/>
-        <w:rPr>
-          <w:rFonts w:ascii="Palatino Linotype" w:eastAsia="sans-serif" w:hAnsi="Palatino Linotype" w:cs="Palatino Linotype"/>
-          <w:color w:val="1A1C1E"/>
-        </w:rPr>
-      </w:pPr>
-      <w:r>
-        <w:rPr>
-          <w:rFonts w:ascii="Palatino Linotype" w:eastAsia="sans-serif" w:hAnsi="Palatino Linotype" w:cs="Palatino Linotype"/>
-          <w:color w:val="1A1C1E"/>
-          <w:shd w:val="clear" w:color="auto" w:fill="FFFFFF"/>
-        </w:rPr>
-        <w:t>A 7-year-old child sees the rain and might feel sad—without knowing why.</w:t>
-      </w:r>
-    </w:p>
-    <w:p>
-      <w:pPr>
-        <w:pStyle w:val="NormalWeb"/>
-        <w:shd w:val="clear" w:color="auto" w:fill="FFFFFF"/>
-        <w:spacing w:beforeAutospacing="1" w:after="216" w:line="240" w:lineRule="atLeast"/>
-        <w:jc w:val="both"/>
-        <w:rPr>
-          <w:rFonts w:ascii="Palatino Linotype" w:eastAsia="sans-serif" w:hAnsi="Palatino Linotype" w:cs="Palatino Linotype"/>
-          <w:color w:val="1A1C1E"/>
-        </w:rPr>
-      </w:pPr>
-      <w:r>
-        <w:rPr>
-          <w:rFonts w:ascii="Palatino Linotype" w:eastAsia="sans-serif" w:hAnsi="Palatino Linotype" w:cs="Palatino Linotype"/>
-          <w:color w:val="1A1C1E"/>
-          <w:shd w:val="clear" w:color="auto" w:fill="FFFFFF"/>
-        </w:rPr>
-        <w:t>While an adult engineer can calculate the exact amount of rainfall per minute—but feels nothing.</w:t>
-      </w:r>
-    </w:p>
-    <w:p>
-      <w:pPr>
-        <w:pStyle w:val="NormalWeb"/>
-        <w:shd w:val="clear" w:color="auto" w:fill="FFFFFF"/>
-        <w:spacing w:beforeAutospacing="1" w:after="216" w:line="240" w:lineRule="atLeast"/>
-        <w:jc w:val="both"/>
-        <w:rPr>
-          <w:rFonts w:ascii="Palatino Linotype" w:eastAsia="sans-serif" w:hAnsi="Palatino Linotype" w:cs="Palatino Linotype"/>
-          <w:color w:val="1A1C1E"/>
-        </w:rPr>
-      </w:pPr>
-      <w:r>
-        <w:rPr>
-          <w:rFonts w:ascii="Palatino Linotype" w:eastAsia="sans-serif" w:hAnsi="Palatino Linotype" w:cs="Palatino Linotype"/>
-          <w:color w:val="1A1C1E"/>
-          <w:shd w:val="clear" w:color="auto" w:fill="FFFFFF"/>
-        </w:rPr>
-        <w:t>So who lives closer to reality?</w:t>
-      </w:r>
-    </w:p>
-    <w:p>
-      <w:pPr>
-        <w:pStyle w:val="NormalWeb"/>
-        <w:shd w:val="clear" w:color="auto" w:fill="FFFFFF"/>
-        <w:spacing w:beforeAutospacing="1" w:after="216" w:line="240" w:lineRule="atLeast"/>
-        <w:jc w:val="both"/>
-        <w:rPr>
-          <w:rFonts w:ascii="Palatino Linotype" w:eastAsia="sans-serif" w:hAnsi="Palatino Linotype" w:cs="Palatino Linotype"/>
-          <w:color w:val="1A1C1E"/>
-        </w:rPr>
-      </w:pPr>
-      <w:r>
-        <w:rPr>
-          <w:rFonts w:ascii="Palatino Linotype" w:eastAsia="sans-serif" w:hAnsi="Palatino Linotype" w:cs="Palatino Linotype"/>
-          <w:color w:val="1A1C1E"/>
-          <w:shd w:val="clear" w:color="auto" w:fill="FFFFFF"/>
-        </w:rPr>
-        <w:t>Sometimes… it is precisely this “excessive intelligence” that prevents modern humans from seeing what is very real.</w:t>
-      </w:r>
-    </w:p>
-    <w:p>
-      <w:pPr>
-        <w:pStyle w:val="NormalWeb"/>
-        <w:shd w:val="clear" w:color="auto" w:fill="FFFFFF"/>
-        <w:spacing w:beforeAutospacing="1" w:after="216" w:line="240" w:lineRule="atLeast"/>
-        <w:jc w:val="both"/>
-        <w:rPr>
-          <w:rFonts w:ascii="Palatino Linotype" w:eastAsia="sans-serif" w:hAnsi="Palatino Linotype" w:cs="Palatino Linotype"/>
-          <w:color w:val="1A1C1E"/>
-        </w:rPr>
-      </w:pPr>
-      <w:r>
-        <w:rPr>
-          <w:rFonts w:ascii="Palatino Linotype" w:eastAsia="sans-serif" w:hAnsi="Palatino Linotype" w:cs="Palatino Linotype"/>
-          <w:color w:val="1A1C1E"/>
-          <w:shd w:val="clear" w:color="auto" w:fill="FFFFFF"/>
-        </w:rPr>
-        <w:t>And the price to pay is:</w:t>
-      </w:r>
-      <w:r>
-        <w:rPr>
-          <w:rFonts w:ascii="Palatino Linotype" w:eastAsia="sans-serif" w:hAnsi="Palatino Linotype" w:cs="Palatino Linotype"/>
-          <w:color w:val="1A1C1E"/>
-          <w:shd w:val="clear" w:color="auto" w:fill="FFFFFF"/>
-        </w:rPr>
-        <w:br/>
-        <w:t>– They live more—but feel less.</w:t>
-      </w:r>
-      <w:r>
-        <w:rPr>
-          <w:rFonts w:ascii="Palatino Linotype" w:eastAsia="sans-serif" w:hAnsi="Palatino Linotype" w:cs="Palatino Linotype"/>
-          <w:color w:val="1A1C1E"/>
-          <w:shd w:val="clear" w:color="auto" w:fill="FFFFFF"/>
-        </w:rPr>
-        <w:br/>
-        <w:t>– Know more—but understand less.</w:t>
-      </w:r>
-      <w:r>
-        <w:rPr>
-          <w:rFonts w:ascii="Palatino Linotype" w:eastAsia="sans-serif" w:hAnsi="Palatino Linotype" w:cs="Palatino Linotype"/>
-          <w:color w:val="1A1C1E"/>
-          <w:shd w:val="clear" w:color="auto" w:fill="FFFFFF"/>
-        </w:rPr>
-        <w:br/>
-        <w:t>– Explore outer space—but close off inner depth.</w:t>
-      </w:r>
-    </w:p>
-    <w:p>
-      <w:pPr>
-        <w:pStyle w:val="NormalWeb"/>
-        <w:shd w:val="clear" w:color="auto" w:fill="FFFFFF"/>
-        <w:spacing w:beforeAutospacing="1" w:after="216" w:line="240" w:lineRule="atLeast"/>
-        <w:jc w:val="both"/>
-        <w:rPr>
-          <w:rFonts w:ascii="Palatino Linotype" w:eastAsia="sans-serif" w:hAnsi="Palatino Linotype" w:cs="Palatino Linotype"/>
-          <w:color w:val="1A1C1E"/>
-        </w:rPr>
-      </w:pPr>
-      <w:r>
-        <w:rPr>
-          <w:rFonts w:ascii="Palatino Linotype" w:eastAsia="sans-serif" w:hAnsi="Palatino Linotype" w:cs="Palatino Linotype"/>
-          <w:color w:val="1A1C1E"/>
-          <w:shd w:val="clear" w:color="auto" w:fill="FFFFFF"/>
-        </w:rPr>
-        <w:t>I am not against technology.</w:t>
-      </w:r>
-    </w:p>
-    <w:p>
-      <w:pPr>
-        <w:pStyle w:val="NormalWeb"/>
-        <w:shd w:val="clear" w:color="auto" w:fill="FFFFFF"/>
-        <w:spacing w:beforeAutospacing="1" w:after="216" w:line="240" w:lineRule="atLeast"/>
-        <w:jc w:val="both"/>
-        <w:rPr>
-          <w:rFonts w:ascii="Palatino Linotype" w:eastAsia="sans-serif" w:hAnsi="Palatino Linotype" w:cs="Palatino Linotype"/>
-          <w:color w:val="1A1C1E"/>
-        </w:rPr>
-      </w:pPr>
-      <w:r>
-        <w:rPr>
-          <w:rFonts w:ascii="Palatino Linotype" w:eastAsia="sans-serif" w:hAnsi="Palatino Linotype" w:cs="Palatino Linotype"/>
-          <w:color w:val="1A1C1E"/>
-          <w:shd w:val="clear" w:color="auto" w:fill="FFFFFF"/>
-        </w:rPr>
-        <w:t>But I hope the younger generation will not let the skill of analysis kill the capacity for feeling.</w:t>
-      </w:r>
-    </w:p>
-    <w:p>
-      <w:pPr>
-        <w:pStyle w:val="NormalWeb"/>
-        <w:shd w:val="clear" w:color="auto" w:fill="FFFFFF"/>
-        <w:spacing w:beforeAutospacing="1" w:after="216" w:line="240" w:lineRule="atLeast"/>
-        <w:jc w:val="both"/>
-        <w:rPr>
-          <w:rFonts w:ascii="Palatino Linotype" w:eastAsia="sans-serif" w:hAnsi="Palatino Linotype" w:cs="Palatino Linotype"/>
-          <w:color w:val="1A1C1E"/>
-        </w:rPr>
-      </w:pPr>
-      <w:r>
-        <w:rPr>
-          <w:rFonts w:ascii="Palatino Linotype" w:eastAsia="sans-serif" w:hAnsi="Palatino Linotype" w:cs="Palatino Linotype"/>
-          <w:color w:val="1A1C1E"/>
-          <w:shd w:val="clear" w:color="auto" w:fill="FFFFFF"/>
-        </w:rPr>
-        <w:t>Because it is very possible… that the truth we are searching for lies not in a formula,</w:t>
-      </w:r>
-    </w:p>
-    <w:p>
-      <w:pPr>
-        <w:pStyle w:val="NormalWeb"/>
-        <w:shd w:val="clear" w:color="auto" w:fill="FFFFFF"/>
-        <w:spacing w:beforeAutospacing="1" w:after="216" w:line="240" w:lineRule="atLeast"/>
-        <w:jc w:val="both"/>
-        <w:rPr>
-          <w:rFonts w:ascii="Palatino Linotype" w:eastAsia="sans-serif" w:hAnsi="Palatino Linotype" w:cs="Palatino Linotype"/>
-          <w:color w:val="1A1C1E"/>
-          <w:shd w:val="clear" w:color="auto" w:fill="FFFFFF"/>
-        </w:rPr>
-      </w:pPr>
-      <w:r>
-        <w:rPr>
-          <w:rFonts w:ascii="Palatino Linotype" w:eastAsia="sans-serif" w:hAnsi="Palatino Linotype" w:cs="Palatino Linotype"/>
-          <w:color w:val="1A1C1E"/>
-          <w:shd w:val="clear" w:color="auto" w:fill="FFFFFF"/>
-        </w:rPr>
-        <w:lastRenderedPageBreak/>
-        <w:t>but in a moment of silence—when intellect knows to pause to make way for something greater.</w:t>
-      </w:r>
-    </w:p>
-    <w:p>
-      <w:pPr>
-        <w:pStyle w:val="NormalWeb"/>
-        <w:shd w:val="clear" w:color="auto" w:fill="FFFFFF"/>
-        <w:spacing w:beforeAutospacing="1" w:after="216" w:line="240" w:lineRule="atLeast"/>
-        <w:jc w:val="both"/>
-        <w:rPr>
-          <w:rFonts w:ascii="Palatino Linotype" w:eastAsia="sans-serif" w:hAnsi="Palatino Linotype" w:cs="Palatino Linotype"/>
-          <w:color w:val="1A1C1E"/>
-          <w:shd w:val="clear" w:color="auto" w:fill="FFFFFF"/>
-        </w:rPr>
-      </w:pPr>
-    </w:p>
-    <w:p>
-      <w:pPr>
-        <w:pStyle w:val="NormalWeb"/>
-        <w:shd w:val="clear" w:color="auto" w:fill="FFFFFF"/>
-        <w:spacing w:beforeAutospacing="1" w:after="216" w:line="240" w:lineRule="atLeast"/>
-        <w:jc w:val="both"/>
-        <w:rPr>
-          <w:rFonts w:ascii="Palatino Linotype" w:eastAsia="sans-serif" w:hAnsi="Palatino Linotype" w:cs="Palatino Linotype"/>
-          <w:color w:val="1A1C1E"/>
-        </w:rPr>
-      </w:pPr>
-      <w:r>
-        <w:rPr>
-          <w:rFonts w:ascii="Palatino Linotype" w:eastAsia="sans-serif" w:hAnsi="Palatino Linotype" w:cs="Palatino Linotype"/>
-          <w:b/>
-          <w:bCs/>
-          <w:color w:val="1A1C1E"/>
-          <w:shd w:val="clear" w:color="auto" w:fill="FFFFFF"/>
-        </w:rPr>
-        <w:t>Henry Lowell:</w:t>
-      </w:r>
-      <w:r>
-        <w:rPr>
-          <w:rFonts w:ascii="Palatino Linotype" w:eastAsia="sans-serif" w:hAnsi="Palatino Linotype" w:cs="Palatino Linotype"/>
-          <w:b/>
-          <w:bCs/>
-          <w:color w:val="1A1C1E"/>
-          <w:shd w:val="clear" w:color="auto" w:fill="FFFFFF"/>
-        </w:rPr>
-        <w:br/>
-      </w:r>
-      <w:r>
-        <w:rPr>
-          <w:rFonts w:ascii="Palatino Linotype" w:eastAsia="sans-serif" w:hAnsi="Palatino Linotype" w:cs="Palatino Linotype"/>
-          <w:color w:val="1A1C1E"/>
-          <w:shd w:val="clear" w:color="auto" w:fill="FFFFFF"/>
-        </w:rPr>
-        <w:t>Yes, from what I've read before, and through what you've shared, I'm getting the sense that humanity is being dazzled by the progress of science, which is causing us to go in the wrong direction. If so, where will the future of science lead if it continues on its current path? And if a change is desired, do they need to change their frame of reference?</w:t>
-      </w:r>
-    </w:p>
-    <w:p>
-      <w:pPr>
-        <w:pStyle w:val="NormalWeb"/>
-        <w:shd w:val="clear" w:color="auto" w:fill="FFFFFF"/>
-        <w:spacing w:beforeAutospacing="1" w:after="216" w:line="240" w:lineRule="atLeast"/>
-        <w:jc w:val="both"/>
-        <w:rPr>
-          <w:rFonts w:ascii="Palatino Linotype" w:eastAsia="sans-serif" w:hAnsi="Palatino Linotype" w:cs="Palatino Linotype"/>
-          <w:color w:val="1A1C1E"/>
-          <w:shd w:val="clear" w:color="auto" w:fill="FFFFFF"/>
-        </w:rPr>
-      </w:pPr>
-      <w:r>
-        <w:rPr>
-          <w:rFonts w:ascii="Palatino Linotype" w:eastAsia="sans-serif" w:hAnsi="Palatino Linotype" w:cs="Palatino Linotype"/>
-          <w:color w:val="1A1C1E"/>
-          <w:shd w:val="clear" w:color="auto" w:fill="FFFFFF"/>
-        </w:rPr>
-        <w:t xml:space="preserve">And on another note, does the younger generation in general, and young scientists in particular, need guidance from the older generation? </w:t>
-      </w:r>
-    </w:p>
-    <w:p>
-      <w:pPr>
-        <w:pStyle w:val="NormalWeb"/>
-        <w:shd w:val="clear" w:color="auto" w:fill="FFFFFF"/>
-        <w:spacing w:beforeAutospacing="1" w:after="216" w:line="240" w:lineRule="atLeast"/>
-        <w:jc w:val="both"/>
-        <w:rPr>
-          <w:rFonts w:ascii="Palatino Linotype" w:eastAsia="sans-serif" w:hAnsi="Palatino Linotype" w:cs="Palatino Linotype"/>
-          <w:color w:val="1A1C1E"/>
-        </w:rPr>
-      </w:pPr>
-      <w:r>
-        <w:rPr>
-          <w:rFonts w:ascii="Palatino Linotype" w:eastAsia="sans-serif" w:hAnsi="Palatino Linotype" w:cs="Palatino Linotype"/>
-          <w:color w:val="1A1C1E"/>
-          <w:shd w:val="clear" w:color="auto" w:fill="FFFFFF"/>
-        </w:rPr>
-        <w:t>I would very much like to hear you share more... but perhaps our time for today has grown long. Would you agree to take a break and we continue tomorrow morning?</w:t>
-      </w:r>
-    </w:p>
-    <w:p>
-      <w:pPr>
-        <w:pStyle w:val="NormalWeb"/>
-        <w:shd w:val="clear" w:color="auto" w:fill="FFFFFF"/>
-        <w:spacing w:beforeAutospacing="1" w:after="216" w:line="240" w:lineRule="atLeast"/>
-        <w:jc w:val="both"/>
-        <w:rPr>
-          <w:rFonts w:ascii="Palatino Linotype" w:eastAsia="sans-serif" w:hAnsi="Palatino Linotype" w:cs="Palatino Linotype"/>
-          <w:color w:val="1A1C1E"/>
-        </w:rPr>
-      </w:pPr>
-      <w:r>
-        <w:rPr>
-          <w:rFonts w:ascii="Palatino Linotype" w:eastAsia="sans-serif" w:hAnsi="Palatino Linotype" w:cs="Palatino Linotype"/>
-          <w:b/>
-          <w:bCs/>
-          <w:color w:val="1A1C1E"/>
-          <w:shd w:val="clear" w:color="auto" w:fill="FFFFFF"/>
-        </w:rPr>
-        <w:t>Professor Adam:</w:t>
-      </w:r>
-      <w:r>
-        <w:rPr>
-          <w:rFonts w:ascii="Palatino Linotype" w:eastAsia="sans-serif" w:hAnsi="Palatino Linotype" w:cs="Palatino Linotype"/>
-          <w:color w:val="1A1C1E"/>
-          <w:shd w:val="clear" w:color="auto" w:fill="FFFFFF"/>
-        </w:rPr>
-        <w:t> (nods, his expression now holding not just his usual calmness, but also a faint smile tinged with deep empathy)</w:t>
-      </w:r>
-      <w:r>
-        <w:rPr>
-          <w:rFonts w:ascii="Palatino Linotype" w:eastAsia="sans-serif" w:hAnsi="Palatino Linotype" w:cs="Palatino Linotype"/>
-          <w:color w:val="1A1C1E"/>
-          <w:shd w:val="clear" w:color="auto" w:fill="FFFFFF"/>
-        </w:rPr>
-        <w:br/>
-        <w:t>Yes, Henry…</w:t>
-      </w:r>
-    </w:p>
-    <w:p>
-      <w:pPr>
-        <w:pStyle w:val="NormalWeb"/>
-        <w:shd w:val="clear" w:color="auto" w:fill="FFFFFF"/>
-        <w:spacing w:beforeAutospacing="1" w:after="216" w:line="240" w:lineRule="atLeast"/>
-        <w:jc w:val="both"/>
-        <w:rPr>
-          <w:rFonts w:ascii="Palatino Linotype" w:eastAsia="sans-serif" w:hAnsi="Palatino Linotype" w:cs="Palatino Linotype"/>
-          <w:color w:val="1A1C1E"/>
-        </w:rPr>
-      </w:pPr>
-      <w:r>
-        <w:rPr>
-          <w:rFonts w:ascii="Palatino Linotype" w:eastAsia="sans-serif" w:hAnsi="Palatino Linotype" w:cs="Palatino Linotype"/>
-          <w:color w:val="1A1C1E"/>
-          <w:shd w:val="clear" w:color="auto" w:fill="FFFFFF"/>
-        </w:rPr>
-        <w:lastRenderedPageBreak/>
-        <w:t>I agree with how you feel—and also with how you have chosen to pause.</w:t>
-      </w:r>
-    </w:p>
-    <w:p>
-      <w:pPr>
-        <w:pStyle w:val="NormalWeb"/>
-        <w:shd w:val="clear" w:color="auto" w:fill="FFFFFF"/>
-        <w:spacing w:beforeAutospacing="1" w:after="216" w:line="240" w:lineRule="atLeast"/>
-        <w:jc w:val="both"/>
-        <w:rPr>
-          <w:rFonts w:ascii="Palatino Linotype" w:eastAsia="sans-serif" w:hAnsi="Palatino Linotype" w:cs="Palatino Linotype"/>
-          <w:color w:val="1A1C1E"/>
-        </w:rPr>
-      </w:pPr>
-      <w:r>
-        <w:rPr>
-          <w:rFonts w:ascii="Palatino Linotype" w:eastAsia="sans-serif" w:hAnsi="Palatino Linotype" w:cs="Palatino Linotype"/>
-          <w:color w:val="1A1C1E"/>
-          <w:shd w:val="clear" w:color="auto" w:fill="FFFFFF"/>
-        </w:rPr>
-        <w:t>Because sometimes, a well-timed silence is more precious than a thousand more questions.</w:t>
-      </w:r>
-    </w:p>
-    <w:p>
-      <w:pPr>
-        <w:pStyle w:val="NormalWeb"/>
-        <w:shd w:val="clear" w:color="auto" w:fill="FFFFFF"/>
-        <w:spacing w:beforeAutospacing="1" w:after="216" w:line="240" w:lineRule="atLeast"/>
-        <w:jc w:val="both"/>
-        <w:rPr>
-          <w:rFonts w:ascii="Palatino Linotype" w:eastAsia="sans-serif" w:hAnsi="Palatino Linotype" w:cs="Palatino Linotype"/>
-          <w:color w:val="1A1C1E"/>
-        </w:rPr>
-      </w:pPr>
-      <w:r>
-        <w:rPr>
-          <w:rFonts w:ascii="Palatino Linotype" w:eastAsia="sans-serif" w:hAnsi="Palatino Linotype" w:cs="Palatino Linotype"/>
-          <w:color w:val="1A1C1E"/>
-          <w:shd w:val="clear" w:color="auto" w:fill="FFFFFF"/>
-        </w:rPr>
-        <w:t>This morning—if I may say so—has not been an “interview,”</w:t>
-      </w:r>
-    </w:p>
-    <w:p>
-      <w:pPr>
-        <w:pStyle w:val="NormalWeb"/>
-        <w:shd w:val="clear" w:color="auto" w:fill="FFFFFF"/>
-        <w:spacing w:beforeAutospacing="1" w:after="216" w:line="240" w:lineRule="atLeast"/>
-        <w:jc w:val="both"/>
-        <w:rPr>
-          <w:rFonts w:ascii="Palatino Linotype" w:eastAsia="sans-serif" w:hAnsi="Palatino Linotype" w:cs="Palatino Linotype"/>
-          <w:color w:val="1A1C1E"/>
-        </w:rPr>
-      </w:pPr>
-      <w:r>
-        <w:rPr>
-          <w:rFonts w:ascii="Palatino Linotype" w:eastAsia="sans-serif" w:hAnsi="Palatino Linotype" w:cs="Palatino Linotype"/>
-          <w:color w:val="1A1C1E"/>
-          <w:shd w:val="clear" w:color="auto" w:fill="FFFFFF"/>
-        </w:rPr>
-        <w:t>but a shared path for two people traveling against the current of reason to touch something very ancient—and very real.</w:t>
-      </w:r>
-    </w:p>
-    <w:p>
-      <w:pPr>
-        <w:pStyle w:val="NormalWeb"/>
-        <w:shd w:val="clear" w:color="auto" w:fill="FFFFFF"/>
-        <w:spacing w:beforeAutospacing="1" w:after="216" w:line="240" w:lineRule="atLeast"/>
-        <w:jc w:val="both"/>
-        <w:rPr>
-          <w:rFonts w:ascii="Palatino Linotype" w:eastAsia="sans-serif" w:hAnsi="Palatino Linotype" w:cs="Palatino Linotype"/>
-          <w:color w:val="1A1C1E"/>
-        </w:rPr>
-      </w:pPr>
-      <w:r>
-        <w:rPr>
-          <w:rFonts w:ascii="Palatino Linotype" w:eastAsia="sans-serif" w:hAnsi="Palatino Linotype" w:cs="Palatino Linotype"/>
-          <w:color w:val="1A1C1E"/>
-          <w:shd w:val="clear" w:color="auto" w:fill="FFFFFF"/>
-        </w:rPr>
-        <w:t>You have asked questions that few in the press—and even in academia—dare to touch.</w:t>
-      </w:r>
-    </w:p>
-    <w:p>
-      <w:pPr>
-        <w:pStyle w:val="NormalWeb"/>
-        <w:shd w:val="clear" w:color="auto" w:fill="FFFFFF"/>
-        <w:spacing w:beforeAutospacing="1" w:after="216" w:line="240" w:lineRule="atLeast"/>
-        <w:jc w:val="both"/>
-        <w:rPr>
-          <w:rFonts w:ascii="Palatino Linotype" w:eastAsia="sans-serif" w:hAnsi="Palatino Linotype" w:cs="Palatino Linotype"/>
-          <w:color w:val="1A1C1E"/>
-        </w:rPr>
-      </w:pPr>
-      <w:r>
-        <w:rPr>
-          <w:rFonts w:ascii="Palatino Linotype" w:eastAsia="sans-serif" w:hAnsi="Palatino Linotype" w:cs="Palatino Linotype"/>
-          <w:color w:val="1A1C1E"/>
-          <w:shd w:val="clear" w:color="auto" w:fill="FFFFFF"/>
-        </w:rPr>
-        <w:t>And I believe:</w:t>
-      </w:r>
-    </w:p>
-    <w:p>
-      <w:pPr>
-        <w:pStyle w:val="NormalWeb"/>
-        <w:shd w:val="clear" w:color="auto" w:fill="FFFFFF"/>
-        <w:spacing w:beforeAutospacing="1" w:after="216" w:line="240" w:lineRule="atLeast"/>
-        <w:jc w:val="both"/>
-        <w:rPr>
-          <w:rFonts w:ascii="Palatino Linotype" w:eastAsia="sans-serif" w:hAnsi="Palatino Linotype" w:cs="Palatino Linotype"/>
-          <w:color w:val="1A1C1E"/>
-        </w:rPr>
-      </w:pPr>
-      <w:r>
-        <w:rPr>
-          <w:rFonts w:ascii="Palatino Linotype" w:eastAsia="sans-serif" w:hAnsi="Palatino Linotype" w:cs="Palatino Linotype"/>
-          <w:color w:val="1A1C1E"/>
-          <w:shd w:val="clear" w:color="auto" w:fill="FFFFFF"/>
-        </w:rPr>
-        <w:t>There will be a reader—even just one—who reads these lines and falls silent,</w:t>
-      </w:r>
-    </w:p>
-    <w:p>
-      <w:pPr>
-        <w:pStyle w:val="NormalWeb"/>
-        <w:shd w:val="clear" w:color="auto" w:fill="FFFFFF"/>
-        <w:spacing w:beforeAutospacing="1" w:after="216" w:line="240" w:lineRule="atLeast"/>
-        <w:jc w:val="both"/>
-        <w:rPr>
-          <w:rFonts w:ascii="Palatino Linotype" w:eastAsia="sans-serif" w:hAnsi="Palatino Linotype" w:cs="Palatino Linotype"/>
-          <w:color w:val="1A1C1E"/>
-        </w:rPr>
-      </w:pPr>
-      <w:r>
-        <w:rPr>
-          <w:rFonts w:ascii="Palatino Linotype" w:eastAsia="sans-serif" w:hAnsi="Palatino Linotype" w:cs="Palatino Linotype"/>
-          <w:color w:val="1A1C1E"/>
-          <w:shd w:val="clear" w:color="auto" w:fill="FFFFFF"/>
-        </w:rPr>
-        <w:t>because they see that what they could not name before has now taken form.</w:t>
-      </w:r>
-    </w:p>
-    <w:p>
-      <w:pPr>
-        <w:pStyle w:val="NormalWeb"/>
-        <w:shd w:val="clear" w:color="auto" w:fill="FFFFFF"/>
-        <w:spacing w:beforeAutospacing="1" w:after="216" w:line="240" w:lineRule="atLeast"/>
-        <w:jc w:val="both"/>
-        <w:rPr>
-          <w:rFonts w:ascii="Palatino Linotype" w:eastAsia="sans-serif" w:hAnsi="Palatino Linotype" w:cs="Palatino Linotype"/>
-          <w:color w:val="1A1C1E"/>
-        </w:rPr>
-      </w:pPr>
-      <w:r>
-        <w:rPr>
-          <w:rFonts w:ascii="Palatino Linotype" w:eastAsia="sans-serif" w:hAnsi="Palatino Linotype" w:cs="Palatino Linotype"/>
-          <w:i/>
-          <w:iCs/>
-          <w:color w:val="1A1C1E"/>
-          <w:shd w:val="clear" w:color="auto" w:fill="FFFFFF"/>
-        </w:rPr>
-        <w:t>(The Professor stands up, taking a few steps toward the porch. The sun has risen higher, casting its light down on the valley in the distance, where thin clouds are drifting lazily.)</w:t>
-      </w:r>
-    </w:p>
-    <w:p>
-      <w:pPr>
-        <w:pStyle w:val="NormalWeb"/>
-        <w:shd w:val="clear" w:color="auto" w:fill="FFFFFF"/>
-        <w:spacing w:beforeAutospacing="1" w:after="216" w:line="240" w:lineRule="atLeast"/>
-        <w:jc w:val="both"/>
-        <w:rPr>
-          <w:rFonts w:ascii="Palatino Linotype" w:eastAsia="sans-serif" w:hAnsi="Palatino Linotype" w:cs="Palatino Linotype"/>
-          <w:color w:val="1A1C1E"/>
-        </w:rPr>
-      </w:pPr>
-      <w:r>
-        <w:rPr>
-          <w:rFonts w:ascii="Palatino Linotype" w:eastAsia="sans-serif" w:hAnsi="Palatino Linotype" w:cs="Palatino Linotype"/>
-          <w:color w:val="1A1C1E"/>
-          <w:shd w:val="clear" w:color="auto" w:fill="FFFFFF"/>
-        </w:rPr>
-        <w:t>Tomorrow…</w:t>
-      </w:r>
-    </w:p>
-    <w:p>
-      <w:pPr>
-        <w:pStyle w:val="NormalWeb"/>
-        <w:shd w:val="clear" w:color="auto" w:fill="FFFFFF"/>
-        <w:spacing w:beforeAutospacing="1" w:after="216" w:line="240" w:lineRule="atLeast"/>
-        <w:jc w:val="both"/>
-        <w:rPr>
-          <w:rFonts w:ascii="Palatino Linotype" w:eastAsia="sans-serif" w:hAnsi="Palatino Linotype" w:cs="Palatino Linotype"/>
-          <w:color w:val="1A1C1E"/>
-        </w:rPr>
-      </w:pPr>
-      <w:r>
-        <w:rPr>
-          <w:rFonts w:ascii="Palatino Linotype" w:eastAsia="sans-serif" w:hAnsi="Palatino Linotype" w:cs="Palatino Linotype"/>
-          <w:color w:val="1A1C1E"/>
-          <w:shd w:val="clear" w:color="auto" w:fill="FFFFFF"/>
-        </w:rPr>
-        <w:lastRenderedPageBreak/>
-        <w:t>If you return,</w:t>
-      </w:r>
-    </w:p>
-    <w:p>
-      <w:pPr>
-        <w:pStyle w:val="NormalWeb"/>
-        <w:shd w:val="clear" w:color="auto" w:fill="FFFFFF"/>
-        <w:spacing w:beforeAutospacing="1" w:after="216" w:line="240" w:lineRule="atLeast"/>
-        <w:jc w:val="both"/>
-        <w:rPr>
-          <w:rFonts w:ascii="Palatino Linotype" w:eastAsia="sans-serif" w:hAnsi="Palatino Linotype" w:cs="Palatino Linotype"/>
-          <w:color w:val="1A1C1E"/>
-        </w:rPr>
-      </w:pPr>
-      <w:r>
-        <w:rPr>
-          <w:rFonts w:ascii="Palatino Linotype" w:eastAsia="sans-serif" w:hAnsi="Palatino Linotype" w:cs="Palatino Linotype"/>
-          <w:color w:val="1A1C1E"/>
-          <w:shd w:val="clear" w:color="auto" w:fill="FFFFFF"/>
-        </w:rPr>
-        <w:t>I will be ready to share about what you just mentioned:</w:t>
-      </w:r>
-    </w:p>
-    <w:p>
-      <w:pPr>
-        <w:pStyle w:val="NormalWeb"/>
-        <w:shd w:val="clear" w:color="auto" w:fill="FFFFFF"/>
-        <w:spacing w:beforeAutospacing="1" w:after="216" w:line="240" w:lineRule="atLeast"/>
-        <w:jc w:val="both"/>
-        <w:rPr>
-          <w:rFonts w:ascii="Palatino Linotype" w:eastAsia="sans-serif" w:hAnsi="Palatino Linotype" w:cs="Palatino Linotype"/>
-          <w:color w:val="1A1C1E"/>
-        </w:rPr>
-      </w:pPr>
-      <w:r>
-        <w:rPr>
-          <w:rFonts w:ascii="Palatino Linotype" w:eastAsia="sans-serif" w:hAnsi="Palatino Linotype" w:cs="Palatino Linotype"/>
-          <w:color w:val="1A1C1E"/>
-          <w:shd w:val="clear" w:color="auto" w:fill="FFFFFF"/>
-        </w:rPr>
-        <w:t>What future is there for science?</w:t>
-      </w:r>
-    </w:p>
-    <w:p>
-      <w:pPr>
-        <w:pStyle w:val="NormalWeb"/>
-        <w:shd w:val="clear" w:color="auto" w:fill="FFFFFF"/>
-        <w:spacing w:beforeAutospacing="1" w:after="216" w:line="240" w:lineRule="atLeast"/>
-        <w:jc w:val="both"/>
-        <w:rPr>
-          <w:rFonts w:ascii="Palatino Linotype" w:eastAsia="sans-serif" w:hAnsi="Palatino Linotype" w:cs="Palatino Linotype"/>
-          <w:color w:val="1A1C1E"/>
-        </w:rPr>
-      </w:pPr>
-      <w:r>
-        <w:rPr>
-          <w:rFonts w:ascii="Palatino Linotype" w:eastAsia="sans-serif" w:hAnsi="Palatino Linotype" w:cs="Palatino Linotype"/>
-          <w:color w:val="1A1C1E"/>
-          <w:shd w:val="clear" w:color="auto" w:fill="FFFFFF"/>
-        </w:rPr>
-        <w:t>And will the young generation—if given a chance to change their frame of reference—</w:t>
-      </w:r>
-    </w:p>
-    <w:p>
-      <w:pPr>
-        <w:pStyle w:val="NormalWeb"/>
-        <w:shd w:val="clear" w:color="auto" w:fill="FFFFFF"/>
-        <w:spacing w:beforeAutospacing="1" w:after="216" w:line="240" w:lineRule="atLeast"/>
-        <w:jc w:val="both"/>
-        <w:rPr>
-          <w:rFonts w:ascii="Palatino Linotype" w:eastAsia="sans-serif" w:hAnsi="Palatino Linotype" w:cs="Palatino Linotype"/>
-          <w:color w:val="1A1C1E"/>
-        </w:rPr>
-      </w:pPr>
-      <w:r>
-        <w:rPr>
-          <w:rFonts w:ascii="Palatino Linotype" w:eastAsia="sans-serif" w:hAnsi="Palatino Linotype" w:cs="Palatino Linotype"/>
-          <w:color w:val="1A1C1E"/>
-          <w:shd w:val="clear" w:color="auto" w:fill="FFFFFF"/>
-        </w:rPr>
-        <w:t>choose to proceed with intellect… or with heart?</w:t>
-      </w:r>
-    </w:p>
-    <w:p>
-      <w:pPr>
-        <w:pStyle w:val="NormalWeb"/>
-        <w:shd w:val="clear" w:color="auto" w:fill="FFFFFF"/>
-        <w:spacing w:beforeAutospacing="1" w:after="216" w:line="240" w:lineRule="atLeast"/>
-        <w:jc w:val="both"/>
-        <w:rPr>
-          <w:rFonts w:ascii="Palatino Linotype" w:eastAsia="sans-serif" w:hAnsi="Palatino Linotype" w:cs="Palatino Linotype"/>
-          <w:color w:val="1A1C1E"/>
-        </w:rPr>
-      </w:pPr>
-      <w:r>
-        <w:rPr>
-          <w:rFonts w:ascii="Palatino Linotype" w:eastAsia="sans-serif" w:hAnsi="Palatino Linotype" w:cs="Palatino Linotype"/>
-          <w:color w:val="1A1C1E"/>
-          <w:shd w:val="clear" w:color="auto" w:fill="FFFFFF"/>
-        </w:rPr>
-        <w:t>I have no ambition to provide direction.</w:t>
-      </w:r>
-    </w:p>
-    <w:p>
-      <w:pPr>
-        <w:pStyle w:val="NormalWeb"/>
-        <w:shd w:val="clear" w:color="auto" w:fill="FFFFFF"/>
-        <w:spacing w:beforeAutospacing="1" w:after="216" w:line="240" w:lineRule="atLeast"/>
-        <w:jc w:val="both"/>
-        <w:rPr>
-          <w:rFonts w:ascii="Palatino Linotype" w:eastAsia="sans-serif" w:hAnsi="Palatino Linotype" w:cs="Palatino Linotype"/>
-          <w:color w:val="1A1C1E"/>
-        </w:rPr>
-      </w:pPr>
-      <w:r>
-        <w:rPr>
-          <w:rFonts w:ascii="Palatino Linotype" w:eastAsia="sans-serif" w:hAnsi="Palatino Linotype" w:cs="Palatino Linotype"/>
-          <w:color w:val="1A1C1E"/>
-          <w:shd w:val="clear" w:color="auto" w:fill="FFFFFF"/>
-        </w:rPr>
-        <w:t>But I have a few things that…</w:t>
-      </w:r>
-    </w:p>
-    <w:p>
-      <w:pPr>
-        <w:pStyle w:val="NormalWeb"/>
-        <w:shd w:val="clear" w:color="auto" w:fill="FFFFFF"/>
-        <w:spacing w:beforeAutospacing="1" w:after="216" w:line="240" w:lineRule="atLeast"/>
-        <w:jc w:val="both"/>
-        <w:rPr>
-          <w:rFonts w:ascii="Palatino Linotype" w:eastAsia="sans-serif" w:hAnsi="Palatino Linotype" w:cs="Palatino Linotype"/>
-          <w:color w:val="1A1C1E"/>
-        </w:rPr>
-      </w:pPr>
-      <w:r>
-        <w:rPr>
-          <w:rFonts w:ascii="Palatino Linotype" w:eastAsia="sans-serif" w:hAnsi="Palatino Linotype" w:cs="Palatino Linotype"/>
-          <w:color w:val="1A1C1E"/>
-          <w:shd w:val="clear" w:color="auto" w:fill="FFFFFF"/>
-        </w:rPr>
-        <w:t>if I do not say them before I depart,</w:t>
-      </w:r>
-    </w:p>
-    <w:p>
-      <w:pPr>
-        <w:pStyle w:val="NormalWeb"/>
-        <w:shd w:val="clear" w:color="auto" w:fill="FFFFFF"/>
-        <w:spacing w:beforeAutospacing="1" w:after="216" w:line="240" w:lineRule="atLeast"/>
-        <w:jc w:val="both"/>
-        <w:rPr>
-          <w:rFonts w:ascii="Palatino Linotype" w:eastAsia="sans-serif" w:hAnsi="Palatino Linotype" w:cs="Palatino Linotype"/>
-          <w:color w:val="1A1C1E"/>
-        </w:rPr>
-      </w:pPr>
-      <w:r>
-        <w:rPr>
-          <w:rFonts w:ascii="Palatino Linotype" w:eastAsia="sans-serif" w:hAnsi="Palatino Linotype" w:cs="Palatino Linotype"/>
-          <w:color w:val="1A1C1E"/>
-          <w:shd w:val="clear" w:color="auto" w:fill="FFFFFF"/>
-        </w:rPr>
-        <w:t>then perhaps I will not have fulfilled the final role of a man who once believed he knew everything.</w:t>
-      </w:r>
-    </w:p>
-    <w:p>
-      <w:pPr>
-        <w:pStyle w:val="NormalWeb"/>
-        <w:shd w:val="clear" w:color="auto" w:fill="FFFFFF"/>
-        <w:spacing w:beforeAutospacing="1" w:after="216" w:line="240" w:lineRule="atLeast"/>
-        <w:jc w:val="both"/>
-        <w:rPr>
-          <w:rFonts w:ascii="Palatino Linotype" w:eastAsia="sans-serif" w:hAnsi="Palatino Linotype" w:cs="Palatino Linotype"/>
-          <w:color w:val="1A1C1E"/>
-        </w:rPr>
-      </w:pPr>
-      <w:r>
-        <w:rPr>
-          <w:rFonts w:ascii="Palatino Linotype" w:eastAsia="sans-serif" w:hAnsi="Palatino Linotype" w:cs="Palatino Linotype"/>
-          <w:color w:val="1A1C1E"/>
-          <w:shd w:val="clear" w:color="auto" w:fill="FFFFFF"/>
-        </w:rPr>
-        <w:t>Until tomorrow morning, Henry.</w:t>
-      </w:r>
-    </w:p>
-    <w:p>
-      <w:pPr>
-        <w:pStyle w:val="NormalWeb"/>
-        <w:shd w:val="clear" w:color="auto" w:fill="FFFFFF"/>
-        <w:spacing w:beforeAutospacing="1" w:after="216" w:line="240" w:lineRule="atLeast"/>
-        <w:jc w:val="both"/>
-        <w:rPr>
-          <w:rFonts w:ascii="Palatino Linotype" w:eastAsia="sans-serif" w:hAnsi="Palatino Linotype" w:cs="Palatino Linotype"/>
-          <w:color w:val="1A1C1E"/>
-        </w:rPr>
-      </w:pPr>
-      <w:r>
-        <w:rPr>
-          <w:rFonts w:ascii="Palatino Linotype" w:eastAsia="sans-serif" w:hAnsi="Palatino Linotype" w:cs="Palatino Linotype"/>
-          <w:color w:val="1A1C1E"/>
-          <w:shd w:val="clear" w:color="auto" w:fill="FFFFFF"/>
-        </w:rPr>
-        <w:t>And if we are fortunate…</w:t>
-      </w:r>
-    </w:p>
-    <w:p>
-      <w:pPr>
-        <w:pStyle w:val="NormalWeb"/>
-        <w:shd w:val="clear" w:color="auto" w:fill="FFFFFF"/>
-        <w:spacing w:beforeAutospacing="1" w:after="216" w:line="240" w:lineRule="atLeast"/>
-        <w:jc w:val="both"/>
-        <w:rPr>
-          <w:rFonts w:ascii="Palatino Linotype" w:eastAsia="sans-serif" w:hAnsi="Palatino Linotype" w:cs="Palatino Linotype"/>
-          <w:color w:val="1A1C1E"/>
-        </w:rPr>
-      </w:pPr>
-      <w:r>
-        <w:rPr>
-          <w:rFonts w:ascii="Palatino Linotype" w:eastAsia="sans-serif" w:hAnsi="Palatino Linotype" w:cs="Palatino Linotype"/>
-          <w:color w:val="1A1C1E"/>
-          <w:shd w:val="clear" w:color="auto" w:fill="FFFFFF"/>
-        </w:rPr>
         <w:t>we will speak not only of science,</w:t>
       </w:r>
     </w:p>
@@ -22268,7 +22302,6 @@
           <w:color w:val="1A1C1E"/>
           <w:shd w:val="clear" w:color="auto" w:fill="FFFFFF"/>
         </w:rPr>
-        <w:lastRenderedPageBreak/>
         <w:t>Henry Lowell:</w:t>
       </w:r>
       <w:r>
@@ -41168,7 +41201,32 @@
           <w:color w:val="1A1C1E"/>
           <w:shd w:val="clear" w:color="auto" w:fill="FFFFFF"/>
         </w:rPr>
-        <w:t>I wish you—and The LIVES A—</w:t>
+        <w:t>I wish you</w:t>
+      </w:r>
+      <w:bookmarkStart w:id="0" w:name="_GoBack"/>
+      <w:bookmarkEnd w:id="0"/>
+      <w:r>
+        <w:rPr>
+          <w:rFonts w:ascii="Palatino Linotype" w:eastAsia="sans-serif" w:hAnsi="Palatino Linotype" w:cs="Palatino Linotype"/>
+          <w:color w:val="1A1C1E"/>
+          <w:shd w:val="clear" w:color="auto" w:fill="FFFFFF"/>
+        </w:rPr>
+        <w:t xml:space="preserve">—and </w:t>
+      </w:r>
+      <w:r>
+        <w:rPr>
+          <w:rFonts w:ascii="Palatino Linotype" w:eastAsia="sans-serif" w:hAnsi="Palatino Linotype" w:cs="Palatino Linotype"/>
+          <w:color w:val="1A1C1E"/>
+        </w:rPr>
+        <w:t>THE LIVES MEDIA</w:t>
+      </w:r>
+      <w:r>
+        <w:rPr>
+          <w:rFonts w:ascii="Palatino Linotype" w:eastAsia="sans-serif" w:hAnsi="Palatino Linotype" w:cs="Palatino Linotype"/>
+          <w:color w:val="1A1C1E"/>
+          <w:shd w:val="clear" w:color="auto" w:fill="FFFFFF"/>
+        </w:rPr>
+        <w:t>—</w:t>
       </w:r>
     </w:p>
     <w:p>
@@ -41857,6 +41915,7 @@
       <w:r>
         <w:rPr>
           <w:noProof/>
+          <w:lang w:eastAsia="en-US"/>
         </w:rPr>
         <w:drawing>
           <wp:inline distT="0" distB="0" distL="114300" distR="114300" wp14:anchorId="59370F72" wp14:editId="30586481">
@@ -42343,7 +42402,7 @@
 </file>
 
 <file path=word/endnotes.xml><?xml version="1.0" encoding="utf-8"?>
-<w:endnotes xmlns:wpc="http://schemas.microsoft.com/office/word/2010/wordprocessingCanvas" xmlns:cx="http://schemas.microsoft.com/office/drawing/2014/chartex" xmlns:cx1="http://schemas.microsoft.com/office/drawing/2015/9/8/chartex" xmlns:cx2="http://schemas.microsoft.com/office/drawing/2015/10/21/chartex" xmlns:cx3="http://schemas.microsoft.com/office/drawing/2016/5/9/chartex" xmlns:cx4="http://schemas.microsoft.com/office/drawing/2016/5/10/chartex" xmlns:cx5="http://schemas.microsoft.com/office/drawing/2016/5/11/chartex" xmlns:cx6="http://schemas.microsoft.com/office/drawing/2016/5/12/chartex" xmlns:cx7="http://schemas.microsoft.com/office/drawing/2016/5/13/chartex" xmlns:cx8="http://schemas.microsoft.com/office/drawing/2016/5/14/chartex" xmlns:mc="http://schemas.openxmlformats.org/markup-compatibility/2006" xmlns:aink="http://schemas.microsoft.com/office/drawing/2016/ink" xmlns:am3d="http://schemas.microsoft.com/office/drawing/2017/model3d" xmlns:o="urn:schemas-microsoft-com:office:office" xmlns:r="http://schemas.openxmlformats.org/officeDocument/2006/relationships" xmlns:m="http://schemas.openxmlformats.org/officeDocument/2006/math" xmlns:v="urn:schemas-microsoft-com:vml" xmlns:wp14="http://schemas.microsoft.com/office/word/2010/wordprocessingDrawing" xmlns:wp="http://schemas.openxmlformats.org/drawingml/2006/wordprocessingDrawing" xmlns:w10="urn:schemas-microsoft-com:office:word" xmlns:w="http://schemas.openxmlformats.org/wordprocessingml/2006/main" xmlns:w14="http://schemas.microsoft.com/office/word/2010/wordml" xmlns:w15="http://schemas.microsoft.com/office/word/2012/wordml" xmlns:w16cex="http://schemas.microsoft.com/office/word/2018/wordml/cex" xmlns:w16cid="http://schemas.microsoft.com/office/word/2016/wordml/cid" xmlns:w16="http://schemas.microsoft.com/office/word/2018/wordml" xmlns:w16sdtdh="http://schemas.microsoft.com/office/word/2020/wordml/sdtdatahash" xmlns:w16se="http://schemas.microsoft.com/office/word/2015/wordml/symex" xmlns:wpg="http://schemas.microsoft.com/office/word/2010/wordprocessingGroup" xmlns:wpi="http://schemas.microsoft.com/office/word/2010/wordprocessingInk" xmlns:wne="http://schemas.microsoft.com/office/word/2006/wordml" xmlns:wps="http://schemas.microsoft.com/office/word/2010/wordprocessingShape" mc:Ignorable="w14 w15 w16se w16cid w16 w16cex w16sdtdh wp14">
+<w:endnotes xmlns:wpc="http://schemas.microsoft.com/office/word/2010/wordprocessingCanvas" xmlns:cx="http://schemas.microsoft.com/office/drawing/2014/chartex" xmlns:mc="http://schemas.openxmlformats.org/markup-compatibility/2006" xmlns:o="urn:schemas-microsoft-com:office:office" xmlns:r="http://schemas.openxmlformats.org/officeDocument/2006/relationships" xmlns:m="http://schemas.openxmlformats.org/officeDocument/2006/math" xmlns:v="urn:schemas-microsoft-com:vml" xmlns:wp14="http://schemas.microsoft.com/office/word/2010/wordprocessingDrawing" xmlns:wp="http://schemas.openxmlformats.org/drawingml/2006/wordprocessingDrawing" xmlns:w10="urn:schemas-microsoft-com:office:word" xmlns:w="http://schemas.openxmlformats.org/wordprocessingml/2006/main" xmlns:w14="http://schemas.microsoft.com/office/word/2010/wordml" xmlns:w15="http://schemas.microsoft.com/office/word/2012/wordml" xmlns:w16se="http://schemas.microsoft.com/office/word/2015/wordml/symex" xmlns:wpg="http://schemas.microsoft.com/office/word/2010/wordprocessingGroup" xmlns:wpi="http://schemas.microsoft.com/office/word/2010/wordprocessingInk" xmlns:wne="http://schemas.microsoft.com/office/word/2006/wordml" xmlns:wps="http://schemas.microsoft.com/office/word/2010/wordprocessingShape" mc:Ignorable="w14 w15 w16se wp14">
   <w:endnote w:type="separator" w:id="-1">
     <w:p>
       <w:r>
@@ -42362,7 +42421,7 @@
 </file>
 
 <file path=word/footer1.xml><?xml version="1.0" encoding="utf-8"?>
-<w:ftr xmlns:wpc="http://schemas.microsoft.com/office/word/2010/wordprocessingCanvas" xmlns:cx="http://schemas.microsoft.com/office/drawing/2014/chartex" xmlns:cx1="http://schemas.microsoft.com/office/drawing/2015/9/8/chartex" xmlns:cx2="http://schemas.microsoft.com/office/drawing/2015/10/21/chartex" xmlns:cx3="http://schemas.microsoft.com/office/drawing/2016/5/9/chartex" xmlns:cx4="http://schemas.microsoft.com/office/drawing/2016/5/10/chartex" xmlns:cx5="http://schemas.microsoft.com/office/drawing/2016/5/11/chartex" xmlns:cx6="http://schemas.microsoft.com/office/drawing/2016/5/12/chartex" xmlns:cx7="http://schemas.microsoft.com/office/drawing/2016/5/13/chartex" xmlns:cx8="http://schemas.microsoft.com/office/drawing/2016/5/14/chartex" xmlns:mc="http://schemas.openxmlformats.org/markup-compatibility/2006" xmlns:aink="http://schemas.microsoft.com/office/drawing/2016/ink" xmlns:am3d="http://schemas.microsoft.com/office/drawing/2017/model3d" xmlns:o="urn:schemas-microsoft-com:office:office" xmlns:r="http://schemas.openxmlformats.org/officeDocument/2006/relationships" xmlns:m="http://schemas.openxmlformats.org/officeDocument/2006/math" xmlns:v="urn:schemas-microsoft-com:vml" xmlns:wp14="http://schemas.microsoft.com/office/word/2010/wordprocessingDrawing" xmlns:wp="http://schemas.openxmlformats.org/drawingml/2006/wordprocessingDrawing" xmlns:w10="urn:schemas-microsoft-com:office:word" xmlns:w="http://schemas.openxmlformats.org/wordprocessingml/2006/main" xmlns:w14="http://schemas.microsoft.com/office/word/2010/wordml" xmlns:w15="http://schemas.microsoft.com/office/word/2012/wordml" xmlns:w16cex="http://schemas.microsoft.com/office/word/2018/wordml/cex" xmlns:w16cid="http://schemas.microsoft.com/office/word/2016/wordml/cid" xmlns:w16="http://schemas.microsoft.com/office/word/2018/wordml" xmlns:w16sdtdh="http://schemas.microsoft.com/office/word/2020/wordml/sdtdatahash" xmlns:w16se="http://schemas.microsoft.com/office/word/2015/wordml/symex" xmlns:wpg="http://schemas.microsoft.com/office/word/2010/wordprocessingGroup" xmlns:wpi="http://schemas.microsoft.com/office/word/2010/wordprocessingInk" xmlns:wne="http://schemas.microsoft.com/office/word/2006/wordml" xmlns:wps="http://schemas.microsoft.com/office/word/2010/wordprocessingShape" mc:Ignorable="w14 w15 w16se w16cid w16 w16cex w16sdtdh wp14">
+<w:ftr xmlns:wpc="http://schemas.microsoft.com/office/word/2010/wordprocessingCanvas" xmlns:cx="http://schemas.microsoft.com/office/drawing/2014/chartex" xmlns:mc="http://schemas.openxmlformats.org/markup-compatibility/2006" xmlns:o="urn:schemas-microsoft-com:office:office" xmlns:r="http://schemas.openxmlformats.org/officeDocument/2006/relationships" xmlns:m="http://schemas.openxmlformats.org/officeDocument/2006/math" xmlns:v="urn:schemas-microsoft-com:vml" xmlns:wp14="http://schemas.microsoft.com/office/word/2010/wordprocessingDrawing" xmlns:wp="http://schemas.openxmlformats.org/drawingml/2006/wordprocessingDrawing" xmlns:w10="urn:schemas-microsoft-com:office:word" xmlns:w="http://schemas.openxmlformats.org/wordprocessingml/2006/main" xmlns:w14="http://schemas.microsoft.com/office/word/2010/wordml" xmlns:w15="http://schemas.microsoft.com/office/word/2012/wordml" xmlns:w16se="http://schemas.microsoft.com/office/word/2015/wordml/symex" xmlns:wpg="http://schemas.microsoft.com/office/word/2010/wordprocessingGroup" xmlns:wpi="http://schemas.microsoft.com/office/word/2010/wordprocessingInk" xmlns:wne="http://schemas.microsoft.com/office/word/2006/wordml" xmlns:wps="http://schemas.microsoft.com/office/word/2010/wordprocessingShape" mc:Ignorable="w14 w15 w16se wp14">
   <w:sdt>
     <w:sdtPr>
       <w:id w:val="-1599169481"/>
@@ -42395,7 +42454,7 @@
           <w:rPr>
             <w:noProof/>
           </w:rPr>
-          <w:t>2</w:t>
+          <w:t>197</w:t>
         </w:r>
         <w:r>
           <w:rPr>
@@ -42415,7 +42474,7 @@
 </file>
 
 <file path=word/footnotes.xml><?xml version="1.0" encoding="utf-8"?>
-<w:footnotes xmlns:wpc="http://schemas.microsoft.com/office/word/2010/wordprocessingCanvas" xmlns:cx="http://schemas.microsoft.com/office/drawing/2014/chartex" xmlns:cx1="http://schemas.microsoft.com/office/drawing/2015/9/8/chartex" xmlns:cx2="http://schemas.microsoft.com/office/drawing/2015/10/21/chartex" xmlns:cx3="http://schemas.microsoft.com/office/drawing/2016/5/9/chartex" xmlns:cx4="http://schemas.microsoft.com/office/drawing/2016/5/10/chartex" xmlns:cx5="http://schemas.microsoft.com/office/drawing/2016/5/11/chartex" xmlns:cx6="http://schemas.microsoft.com/office/drawing/2016/5/12/chartex" xmlns:cx7="http://schemas.microsoft.com/office/drawing/2016/5/13/chartex" xmlns:cx8="http://schemas.microsoft.com/office/drawing/2016/5/14/chartex" xmlns:mc="http://schemas.openxmlformats.org/markup-compatibility/2006" xmlns:aink="http://schemas.microsoft.com/office/drawing/2016/ink" xmlns:am3d="http://schemas.microsoft.com/office/drawing/2017/model3d" xmlns:o="urn:schemas-microsoft-com:office:office" xmlns:r="http://schemas.openxmlformats.org/officeDocument/2006/relationships" xmlns:m="http://schemas.openxmlformats.org/officeDocument/2006/math" xmlns:v="urn:schemas-microsoft-com:vml" xmlns:wp14="http://schemas.microsoft.com/office/word/2010/wordprocessingDrawing" xmlns:wp="http://schemas.openxmlformats.org/drawingml/2006/wordprocessingDrawing" xmlns:w10="urn:schemas-microsoft-com:office:word" xmlns:w="http://schemas.openxmlformats.org/wordprocessingml/2006/main" xmlns:w14="http://schemas.microsoft.com/office/word/2010/wordml" xmlns:w15="http://schemas.microsoft.com/office/word/2012/wordml" xmlns:w16cex="http://schemas.microsoft.com/office/word/2018/wordml/cex" xmlns:w16cid="http://schemas.microsoft.com/office/word/2016/wordml/cid" xmlns:w16="http://schemas.microsoft.com/office/word/2018/wordml" xmlns:w16sdtdh="http://schemas.microsoft.com/office/word/2020/wordml/sdtdatahash" xmlns:w16se="http://schemas.microsoft.com/office/word/2015/wordml/symex" xmlns:wpg="http://schemas.microsoft.com/office/word/2010/wordprocessingGroup" xmlns:wpi="http://schemas.microsoft.com/office/word/2010/wordprocessingInk" xmlns:wne="http://schemas.microsoft.com/office/word/2006/wordml" xmlns:wps="http://schemas.microsoft.com/office/word/2010/wordprocessingShape" mc:Ignorable="w14 w15 w16se w16cid w16 w16cex w16sdtdh wp14">
+<w:footnotes xmlns:wpc="http://schemas.microsoft.com/office/word/2010/wordprocessingCanvas" xmlns:cx="http://schemas.microsoft.com/office/drawing/2014/chartex" xmlns:mc="http://schemas.openxmlformats.org/markup-compatibility/2006" xmlns:o="urn:schemas-microsoft-com:office:office" xmlns:r="http://schemas.openxmlformats.org/officeDocument/2006/relationships" xmlns:m="http://schemas.openxmlformats.org/officeDocument/2006/math" xmlns:v="urn:schemas-microsoft-com:vml" xmlns:wp14="http://schemas.microsoft.com/office/word/2010/wordprocessingDrawing" xmlns:wp="http://schemas.openxmlformats.org/drawingml/2006/wordprocessingDrawing" xmlns:w10="urn:schemas-microsoft-com:office:word" xmlns:w="http://schemas.openxmlformats.org/wordprocessingml/2006/main" xmlns:w14="http://schemas.microsoft.com/office/word/2010/wordml" xmlns:w15="http://schemas.microsoft.com/office/word/2012/wordml" xmlns:w16se="http://schemas.microsoft.com/office/word/2015/wordml/symex" xmlns:wpg="http://schemas.microsoft.com/office/word/2010/wordprocessingGroup" xmlns:wpi="http://schemas.microsoft.com/office/word/2010/wordprocessingInk" xmlns:wne="http://schemas.microsoft.com/office/word/2006/wordml" xmlns:wps="http://schemas.microsoft.com/office/word/2010/wordprocessingShape" mc:Ignorable="w14 w15 w16se wp14">
   <w:footnote w:type="separator" w:id="-1">
     <w:p>
       <w:r>
@@ -42434,7 +42493,7 @@
 </file>
 
 <file path=word/numbering.xml><?xml version="1.0" encoding="utf-8"?>
-<w:numbering xmlns:wpc="http://schemas.microsoft.com/office/word/2010/wordprocessingCanvas" xmlns:cx="http://schemas.microsoft.com/office/drawing/2014/chartex" xmlns:cx1="http://schemas.microsoft.com/office/drawing/2015/9/8/chartex" xmlns:cx2="http://schemas.microsoft.com/office/drawing/2015/10/21/chartex" xmlns:cx3="http://schemas.microsoft.com/office/drawing/2016/5/9/chartex" xmlns:cx4="http://schemas.microsoft.com/office/drawing/2016/5/10/chartex" xmlns:cx5="http://schemas.microsoft.com/office/drawing/2016/5/11/chartex" xmlns:cx6="http://schemas.microsoft.com/office/drawing/2016/5/12/chartex" xmlns:cx7="http://schemas.microsoft.com/office/drawing/2016/5/13/chartex" xmlns:cx8="http://schemas.microsoft.com/office/drawing/2016/5/14/chartex" xmlns:mc="http://schemas.openxmlformats.org/markup-compatibility/2006" xmlns:aink="http://schemas.microsoft.com/office/drawing/2016/ink" xmlns:am3d="http://schemas.microsoft.com/office/drawing/2017/model3d" xmlns:o="urn:schemas-microsoft-com:office:office" xmlns:r="http://schemas.openxmlformats.org/officeDocument/2006/relationships" xmlns:m="http://schemas.openxmlformats.org/officeDocument/2006/math" xmlns:v="urn:schemas-microsoft-com:vml" xmlns:wp14="http://schemas.microsoft.com/office/word/2010/wordprocessingDrawing" xmlns:wp="http://schemas.openxmlformats.org/drawingml/2006/wordprocessingDrawing" xmlns:w10="urn:schemas-microsoft-com:office:word" xmlns:w="http://schemas.openxmlformats.org/wordprocessingml/2006/main" xmlns:w14="http://schemas.microsoft.com/office/word/2010/wordml" xmlns:w15="http://schemas.microsoft.com/office/word/2012/wordml" xmlns:w16cex="http://schemas.microsoft.com/office/word/2018/wordml/cex" xmlns:w16cid="http://schemas.microsoft.com/office/word/2016/wordml/cid" xmlns:w16="http://schemas.microsoft.com/office/word/2018/wordml" xmlns:w16sdtdh="http://schemas.microsoft.com/office/word/2020/wordml/sdtdatahash" xmlns:w16se="http://schemas.microsoft.com/office/word/2015/wordml/symex" xmlns:wpg="http://schemas.microsoft.com/office/word/2010/wordprocessingGroup" xmlns:wpi="http://schemas.microsoft.com/office/word/2010/wordprocessingInk" xmlns:wne="http://schemas.microsoft.com/office/word/2006/wordml" xmlns:wps="http://schemas.microsoft.com/office/word/2010/wordprocessingShape" mc:Ignorable="w14 w15 w16se w16cid w16 w16cex w16sdtdh wp14">
+<w:numbering xmlns:wpc="http://schemas.microsoft.com/office/word/2010/wordprocessingCanvas" xmlns:cx="http://schemas.microsoft.com/office/drawing/2014/chartex" xmlns:mc="http://schemas.openxmlformats.org/markup-compatibility/2006" xmlns:o="urn:schemas-microsoft-com:office:office" xmlns:r="http://schemas.openxmlformats.org/officeDocument/2006/relationships" xmlns:m="http://schemas.openxmlformats.org/officeDocument/2006/math" xmlns:v="urn:schemas-microsoft-com:vml" xmlns:wp14="http://schemas.microsoft.com/office/word/2010/wordprocessingDrawing" xmlns:wp="http://schemas.openxmlformats.org/drawingml/2006/wordprocessingDrawing" xmlns:w10="urn:schemas-microsoft-com:office:word" xmlns:w="http://schemas.openxmlformats.org/wordprocessingml/2006/main" xmlns:w14="http://schemas.microsoft.com/office/word/2010/wordml" xmlns:w15="http://schemas.microsoft.com/office/word/2012/wordml" xmlns:w16se="http://schemas.microsoft.com/office/word/2015/wordml/symex" xmlns:wpg="http://schemas.microsoft.com/office/word/2010/wordprocessingGroup" xmlns:wpi="http://schemas.microsoft.com/office/word/2010/wordprocessingInk" xmlns:wne="http://schemas.microsoft.com/office/word/2006/wordml" xmlns:wps="http://schemas.microsoft.com/office/word/2010/wordprocessingShape" mc:Ignorable="w14 w15 w16se wp14">
   <w:abstractNum w:abstractNumId="0" w15:restartNumberingAfterBreak="0">
     <w:nsid w:val="19D4FA5E"/>
     <w:multiLevelType w:val="singleLevel"/>
@@ -42462,7 +42521,7 @@
 </file>
 
 <file path=word/styles.xml><?xml version="1.0" encoding="utf-8"?>
-<w:styles xmlns:mc="http://schemas.openxmlformats.org/markup-compatibility/2006" xmlns:r="http://schemas.openxmlformats.org/officeDocument/2006/relationships" xmlns:w="http://schemas.openxmlformats.org/wordprocessingml/2006/main" xmlns:w14="http://schemas.microsoft.com/office/word/2010/wordml" xmlns:w15="http://schemas.microsoft.com/office/word/2012/wordml" xmlns:w16cex="http://schemas.microsoft.com/office/word/2018/wordml/cex" xmlns:w16cid="http://schemas.microsoft.com/office/word/2016/wordml/cid" xmlns:w16="http://schemas.microsoft.com/office/word/2018/wordml" xmlns:w16sdtdh="http://schemas.microsoft.com/office/word/2020/wordml/sdtdatahash" xmlns:w16se="http://schemas.microsoft.com/office/word/2015/wordml/symex" mc:Ignorable="w14 w15 w16se w16cid w16 w16cex w16sdtdh">
+<w:styles xmlns:mc="http://schemas.openxmlformats.org/markup-compatibility/2006" xmlns:r="http://schemas.openxmlformats.org/officeDocument/2006/relationships" xmlns:w="http://schemas.openxmlformats.org/wordprocessingml/2006/main" xmlns:w14="http://schemas.microsoft.com/office/word/2010/wordml" xmlns:w15="http://schemas.microsoft.com/office/word/2012/wordml" xmlns:w16se="http://schemas.microsoft.com/office/word/2015/wordml/symex" mc:Ignorable="w14 w15 w16se">
   <w:docDefaults>
     <w:rPrDefault>
       <w:rPr>
@@ -42472,7 +42531,7 @@
     </w:rPrDefault>
     <w:pPrDefault/>
   </w:docDefaults>
-  <w:latentStyles w:defLockedState="0" w:defUIPriority="0" w:defSemiHidden="0" w:defUnhideWhenUsed="0" w:defQFormat="0" w:count="376">
+  <w:latentStyles w:defLockedState="0" w:defUIPriority="0" w:defSemiHidden="0" w:defUnhideWhenUsed="0" w:defQFormat="0" w:count="371">
     <w:lsdException w:name="Normal" w:qFormat="1"/>
     <w:lsdException w:name="heading 1" w:qFormat="1"/>
     <w:lsdException w:name="heading 2" w:semiHidden="1" w:unhideWhenUsed="1" w:qFormat="1"/>
@@ -42757,11 +42816,6 @@
     <w:lsdException w:name="List Table 5 Dark Accent 6" w:uiPriority="50"/>
     <w:lsdException w:name="List Table 6 Colorful Accent 6" w:uiPriority="51"/>
     <w:lsdException w:name="List Table 7 Colorful Accent 6" w:uiPriority="52"/>
-    <w:lsdException w:name="Mention" w:semiHidden="1" w:uiPriority="99" w:unhideWhenUsed="1"/>
-    <w:lsdException w:name="Smart Hyperlink" w:semiHidden="1" w:uiPriority="99" w:unhideWhenUsed="1"/>
-    <w:lsdException w:name="Hashtag" w:semiHidden="1" w:uiPriority="99" w:unhideWhenUsed="1"/>
-    <w:lsdException w:name="Unresolved Mention" w:semiHidden="1" w:uiPriority="99" w:unhideWhenUsed="1"/>
-    <w:lsdException w:name="Smart Link" w:semiHidden="1" w:uiPriority="99" w:unhideWhenUsed="1"/>
   </w:latentStyles>
   <w:style w:type="paragraph" w:default="1" w:styleId="Normal">
     <w:name w:val="Normal"/>
@@ -42899,6 +42953,11 @@
       <w:rFonts w:asciiTheme="minorHAnsi" w:eastAsiaTheme="minorEastAsia" w:hAnsiTheme="minorHAnsi" w:cstheme="minorBidi"/>
       <w:lang w:eastAsia="zh-CN"/>
     </w:rPr>
+  </w:style>
+  <w:style w:type="character" w:customStyle="1" w:styleId="ng-star-inserted">
+    <w:name w:val="ng-star-inserted"/>
+    <w:basedOn w:val="DefaultParagraphFont"/>
+    <w:rsid w:val="007D6396"/>
   </w:style>
 </w:styles>
 </file>
